--- a/Process_Docs/CRS.docx
+++ b/Process_Docs/CRS.docx
@@ -71,7 +71,19 @@
         <w:spacing w:after="0"/>
       </w:pPr>
       <w:r>
-        <w:t>Password is masked</w:t>
+        <w:t xml:space="preserve">Password </w:t>
+      </w:r>
+      <w:r>
+        <w:t xml:space="preserve">and </w:t>
+      </w:r>
+      <w:r>
+        <w:t xml:space="preserve">Confirm Password </w:t>
+      </w:r>
+      <w:r>
+        <w:t>are</w:t>
+      </w:r>
+      <w:r>
+        <w:t xml:space="preserve"> masked</w:t>
       </w:r>
     </w:p>
     <w:p>
@@ -85,6 +97,12 @@
       <w:r>
         <w:t xml:space="preserve">User can show/hide password </w:t>
       </w:r>
+      <w:r>
+        <w:t xml:space="preserve">and </w:t>
+      </w:r>
+      <w:r>
+        <w:t xml:space="preserve">Confirm Password </w:t>
+      </w:r>
     </w:p>
     <w:p>
       <w:pPr>
@@ -107,7 +125,16 @@
         <w:spacing w:after="0"/>
       </w:pPr>
       <w:r>
-        <w:t xml:space="preserve">User must select a role (Client or Supplier) </w:t>
+        <w:t>User must select a role (</w:t>
+      </w:r>
+      <w:r>
+        <w:t>Client</w:t>
+      </w:r>
+      <w:r>
+        <w:t>/Supplier</w:t>
+      </w:r>
+      <w:r>
+        <w:t xml:space="preserve">) </w:t>
       </w:r>
     </w:p>
     <w:p>
@@ -119,7 +146,19 @@
         <w:spacing w:after="0"/>
       </w:pPr>
       <w:r>
-        <w:t xml:space="preserve">Upon successful registration, user is redirected to login page </w:t>
+        <w:t xml:space="preserve">Upon successful registration, </w:t>
+      </w:r>
+      <w:r>
+        <w:t xml:space="preserve">the </w:t>
+      </w:r>
+      <w:r>
+        <w:t xml:space="preserve">user is redirected to </w:t>
+      </w:r>
+      <w:r>
+        <w:t xml:space="preserve">the </w:t>
+      </w:r>
+      <w:r>
+        <w:t xml:space="preserve">login page </w:t>
       </w:r>
     </w:p>
     <w:p>
@@ -171,11 +210,7 @@
         <w:t xml:space="preserve">, </w:t>
       </w:r>
       <w:r>
-        <w:t>SIQ_Reg_</w:t>
-      </w:r>
-      <w:proofErr w:type="gramStart"/>
-      <w:r>
-        <w:t>04</w:t>
+        <w:t>SIQ_Reg_04</w:t>
       </w:r>
       <w:r>
         <w:rPr>
@@ -188,15 +223,7 @@
         <w:t>,</w:t>
       </w:r>
       <w:r>
-        <w:t>SIQ</w:t>
-      </w:r>
-      <w:proofErr w:type="gramEnd"/>
-      <w:r>
-        <w:t>_Reg_</w:t>
-      </w:r>
-      <w:proofErr w:type="gramStart"/>
-      <w:r>
-        <w:t>0</w:t>
+        <w:t>SIQ_Reg_0</w:t>
       </w:r>
       <w:r>
         <w:rPr>
@@ -209,11 +236,7 @@
         <w:t xml:space="preserve"> </w:t>
       </w:r>
       <w:r>
-        <w:t>,</w:t>
-      </w:r>
-      <w:proofErr w:type="gramEnd"/>
-      <w:r>
-        <w:t xml:space="preserve"> </w:t>
+        <w:t xml:space="preserve">, </w:t>
       </w:r>
       <w:r>
         <w:t>SIQ_Reg_0</w:t>
@@ -232,7 +255,7 @@
       </w:pPr>
       <w:r>
         <w:pict w14:anchorId="514F244F">
-          <v:rect id="_x0000_i1025" style="width:0;height:1.5pt" o:hralign="center" o:hrstd="t" o:hr="t" fillcolor="#a0a0a0" stroked="f"/>
+          <v:rect id="_x0000_i1026" style="width:0;height:1.5pt" o:hralign="center" o:hrstd="t" o:hr="t" fillcolor="#a0a0a0" stroked="f"/>
         </w:pict>
       </w:r>
     </w:p>
@@ -325,14 +348,16 @@
     </w:p>
     <w:p>
       <w:pPr>
+        <w:pStyle w:val="ListParagraph"/>
+        <w:widowControl w:val="0"/>
         <w:numPr>
           <w:ilvl w:val="0"/>
           <w:numId w:val="4"/>
         </w:numPr>
-        <w:spacing w:after="0"/>
-      </w:pPr>
-      <w:r>
-        <w:t xml:space="preserve">Upon successful login, user is redirected to home page </w:t>
+        <w:spacing w:after="0" w:line="276" w:lineRule="auto"/>
+      </w:pPr>
+      <w:r>
+        <w:t>User is redirected to the correct dashboard based on their role (Client, Supplier, or Admin)</w:t>
       </w:r>
     </w:p>
     <w:p>
@@ -374,7 +399,7 @@
       </w:pPr>
       <w:r>
         <w:pict w14:anchorId="7ADC8E29">
-          <v:rect id="_x0000_i1033" style="width:0;height:1.5pt" o:hralign="center" o:bullet="t" o:hrstd="t" o:hr="t" fillcolor="#a0a0a0" stroked="f"/>
+          <v:rect id="_x0000_i1027" style="width:0;height:1.5pt" o:hralign="center" o:bullet="t" o:hrstd="t" o:hr="t" fillcolor="#a0a0a0" stroked="f"/>
         </w:pict>
       </w:r>
     </w:p>
@@ -414,6 +439,9 @@
         <w:t xml:space="preserve">The system shall display products with </w:t>
       </w:r>
       <w:r>
+        <w:t xml:space="preserve">Name, </w:t>
+      </w:r>
+      <w:r>
         <w:t xml:space="preserve">Photo, Description, Price, Add to cart </w:t>
       </w:r>
       <w:r>
@@ -441,7 +469,13 @@
         <w:spacing w:after="0"/>
       </w:pPr>
       <w:r>
-        <w:t xml:space="preserve">Product includes photo, description, and price </w:t>
+        <w:t xml:space="preserve">Product includes </w:t>
+      </w:r>
+      <w:r>
+        <w:t xml:space="preserve">name, </w:t>
+      </w:r>
+      <w:r>
+        <w:t xml:space="preserve">photo, description, and price </w:t>
       </w:r>
     </w:p>
     <w:p>
@@ -490,6 +524,18 @@
       </w:r>
       <w:r>
         <w:t xml:space="preserve">cart </w:t>
+      </w:r>
+    </w:p>
+    <w:p>
+      <w:pPr>
+        <w:numPr>
+          <w:ilvl w:val="0"/>
+          <w:numId w:val="7"/>
+        </w:numPr>
+        <w:spacing w:after="0"/>
+      </w:pPr>
+      <w:r>
+        <w:t>Each product has a supplier</w:t>
       </w:r>
     </w:p>
     <w:p>
@@ -526,9 +572,477 @@
       </w:pPr>
       <w:r>
         <w:pict w14:anchorId="21AB4066">
-          <v:rect id="_x0000_i1027" style="width:0;height:1.5pt" o:hralign="center" o:hrstd="t" o:hr="t" fillcolor="#a0a0a0" stroked="f"/>
+          <v:rect id="_x0000_i1028" style="width:0;height:1.5pt" o:hralign="center" o:hrstd="t" o:hr="t" fillcolor="#a0a0a0" stroked="f"/>
         </w:pict>
       </w:r>
+    </w:p>
+    <w:p>
+      <w:pPr>
+        <w:spacing w:after="0"/>
+        <w:rPr>
+          <w:b/>
+          <w:bCs/>
+        </w:rPr>
+      </w:pPr>
+    </w:p>
+    <w:p>
+      <w:pPr>
+        <w:spacing w:after="0"/>
+        <w:rPr>
+          <w:b/>
+          <w:bCs/>
+        </w:rPr>
+      </w:pPr>
+    </w:p>
+    <w:p>
+      <w:pPr>
+        <w:spacing w:after="0"/>
+        <w:rPr>
+          <w:b/>
+          <w:bCs/>
+        </w:rPr>
+      </w:pPr>
+      <w:r>
+        <w:rPr>
+          <w:b/>
+          <w:bCs/>
+        </w:rPr>
+        <w:t>CRS-FR-04: Shopping Cart</w:t>
+      </w:r>
+    </w:p>
+    <w:p>
+      <w:pPr>
+        <w:spacing w:after="0"/>
+      </w:pPr>
+      <w:r>
+        <w:t>The system shall provide a shopping cart for users to manage selected products.</w:t>
+      </w:r>
+    </w:p>
+    <w:p>
+      <w:pPr>
+        <w:numPr>
+          <w:ilvl w:val="0"/>
+          <w:numId w:val="10"/>
+        </w:numPr>
+        <w:spacing w:after="0"/>
+      </w:pPr>
+      <w:r>
+        <w:t xml:space="preserve">User can add items to cart </w:t>
+      </w:r>
+    </w:p>
+    <w:p>
+      <w:pPr>
+        <w:numPr>
+          <w:ilvl w:val="0"/>
+          <w:numId w:val="10"/>
+        </w:numPr>
+        <w:spacing w:after="0"/>
+      </w:pPr>
+      <w:r>
+        <w:t xml:space="preserve">User can remove items </w:t>
+      </w:r>
+    </w:p>
+    <w:p>
+      <w:pPr>
+        <w:numPr>
+          <w:ilvl w:val="0"/>
+          <w:numId w:val="10"/>
+        </w:numPr>
+        <w:spacing w:after="0"/>
+      </w:pPr>
+      <w:r>
+        <w:t>Shopping cart page clearly lists all added products</w:t>
+      </w:r>
+    </w:p>
+    <w:p>
+      <w:pPr>
+        <w:numPr>
+          <w:ilvl w:val="0"/>
+          <w:numId w:val="10"/>
+        </w:numPr>
+        <w:spacing w:after="0"/>
+      </w:pPr>
+      <w:r>
+        <w:t>Each item shows name, unit price, quantity, and subtotal</w:t>
+      </w:r>
+    </w:p>
+    <w:p>
+      <w:pPr>
+        <w:numPr>
+          <w:ilvl w:val="0"/>
+          <w:numId w:val="10"/>
+        </w:numPr>
+        <w:spacing w:after="0"/>
+      </w:pPr>
+      <w:r>
+        <w:t>The</w:t>
+      </w:r>
+      <w:r>
+        <w:t xml:space="preserve"> total price is displayed</w:t>
+      </w:r>
+    </w:p>
+    <w:p>
+      <w:pPr>
+        <w:spacing w:after="0"/>
+        <w:rPr>
+          <w:b/>
+          <w:bCs/>
+        </w:rPr>
+      </w:pPr>
+      <w:r>
+        <w:rPr>
+          <w:b/>
+          <w:bCs/>
+        </w:rPr>
+        <w:t>Source</w:t>
+      </w:r>
+    </w:p>
+    <w:p>
+      <w:pPr>
+        <w:numPr>
+          <w:ilvl w:val="0"/>
+          <w:numId w:val="12"/>
+        </w:numPr>
+        <w:spacing w:after="0"/>
+      </w:pPr>
+      <w:r>
+        <w:t xml:space="preserve">SIQ_Cart_01 </w:t>
+      </w:r>
+    </w:p>
+    <w:p>
+      <w:pPr>
+        <w:spacing w:after="0"/>
+      </w:pPr>
+      <w:r>
+        <w:pict w14:anchorId="73657374">
+          <v:rect id="_x0000_i1029" style="width:0;height:1.5pt" o:hralign="center" o:hrstd="t" o:hr="t" fillcolor="#a0a0a0" stroked="f"/>
+        </w:pict>
+      </w:r>
+    </w:p>
+    <w:p>
+      <w:pPr>
+        <w:spacing w:after="0"/>
+        <w:rPr>
+          <w:b/>
+          <w:bCs/>
+        </w:rPr>
+      </w:pPr>
+      <w:r>
+        <w:rPr>
+          <w:b/>
+          <w:bCs/>
+        </w:rPr>
+        <w:t>CRS-FR-05: Checkout</w:t>
+      </w:r>
+    </w:p>
+    <w:p>
+      <w:pPr>
+        <w:spacing w:after="0"/>
+      </w:pPr>
+      <w:r>
+        <w:t>The system shall allow users to place orders using Cash on Delivery and send confirmation emails.</w:t>
+      </w:r>
+    </w:p>
+    <w:p>
+      <w:pPr>
+        <w:numPr>
+          <w:ilvl w:val="0"/>
+          <w:numId w:val="13"/>
+        </w:numPr>
+        <w:spacing w:after="0"/>
+      </w:pPr>
+      <w:r>
+        <w:t xml:space="preserve">User can place </w:t>
+      </w:r>
+      <w:r>
+        <w:t xml:space="preserve">an </w:t>
+      </w:r>
+      <w:r>
+        <w:t xml:space="preserve">order using Cash on Delivery </w:t>
+      </w:r>
+    </w:p>
+    <w:p>
+      <w:pPr>
+        <w:numPr>
+          <w:ilvl w:val="0"/>
+          <w:numId w:val="13"/>
+        </w:numPr>
+        <w:spacing w:after="0"/>
+      </w:pPr>
+      <w:r>
+        <w:t xml:space="preserve">Confirmation email is sent after </w:t>
+      </w:r>
+      <w:r>
+        <w:t xml:space="preserve">the </w:t>
+      </w:r>
+      <w:r>
+        <w:t xml:space="preserve">order </w:t>
+      </w:r>
+    </w:p>
+    <w:p>
+      <w:pPr>
+        <w:numPr>
+          <w:ilvl w:val="0"/>
+          <w:numId w:val="13"/>
+        </w:numPr>
+        <w:spacing w:after="0"/>
+      </w:pPr>
+      <w:r>
+        <w:t xml:space="preserve">City and Detailed Address fields are </w:t>
+      </w:r>
+      <w:r>
+        <w:t xml:space="preserve"> required</w:t>
+      </w:r>
+    </w:p>
+    <w:p>
+      <w:pPr>
+        <w:numPr>
+          <w:ilvl w:val="0"/>
+          <w:numId w:val="13"/>
+        </w:numPr>
+        <w:spacing w:after="0"/>
+      </w:pPr>
+      <w:r>
+        <w:t xml:space="preserve">There is </w:t>
+      </w:r>
+      <w:r>
+        <w:t xml:space="preserve">a </w:t>
+      </w:r>
+      <w:r>
+        <w:t>“Confirm order” button to confirm the order</w:t>
+      </w:r>
+      <w:r>
+        <w:t xml:space="preserve"> </w:t>
+      </w:r>
+    </w:p>
+    <w:p>
+      <w:pPr>
+        <w:spacing w:after="0"/>
+        <w:rPr>
+          <w:b/>
+          <w:bCs/>
+        </w:rPr>
+      </w:pPr>
+      <w:r>
+        <w:rPr>
+          <w:b/>
+          <w:bCs/>
+        </w:rPr>
+        <w:t>Source</w:t>
+      </w:r>
+    </w:p>
+    <w:p>
+      <w:pPr>
+        <w:numPr>
+          <w:ilvl w:val="0"/>
+          <w:numId w:val="15"/>
+        </w:numPr>
+        <w:spacing w:after="0"/>
+      </w:pPr>
+      <w:r>
+        <w:t xml:space="preserve">SIQ_checkout_01, SIQ_Checkout_02 </w:t>
+      </w:r>
+    </w:p>
+    <w:p>
+      <w:pPr>
+        <w:spacing w:after="0"/>
+      </w:pPr>
+      <w:r>
+        <w:pict w14:anchorId="367E3104">
+          <v:rect id="_x0000_i1030" style="width:0;height:1.5pt" o:hralign="center" o:hrstd="t" o:hr="t" fillcolor="#a0a0a0" stroked="f"/>
+        </w:pict>
+      </w:r>
+    </w:p>
+    <w:p>
+      <w:pPr>
+        <w:spacing w:after="0"/>
+        <w:rPr>
+          <w:b/>
+          <w:bCs/>
+        </w:rPr>
+      </w:pPr>
+      <w:r>
+        <w:rPr>
+          <w:b/>
+          <w:bCs/>
+        </w:rPr>
+        <w:t>CRS-FR-06: Admin Management</w:t>
+      </w:r>
+    </w:p>
+    <w:p>
+      <w:pPr>
+        <w:spacing w:after="0"/>
+      </w:pPr>
+      <w:r>
+        <w:t>The system shall allow the admin to manage products, users, and orders.</w:t>
+      </w:r>
+    </w:p>
+    <w:p>
+      <w:pPr>
+        <w:numPr>
+          <w:ilvl w:val="0"/>
+          <w:numId w:val="16"/>
+        </w:numPr>
+        <w:spacing w:after="0"/>
+      </w:pPr>
+      <w:r>
+        <w:t>Admin can add/remove products</w:t>
+      </w:r>
+    </w:p>
+    <w:p>
+      <w:pPr>
+        <w:numPr>
+          <w:ilvl w:val="0"/>
+          <w:numId w:val="16"/>
+        </w:numPr>
+        <w:spacing w:after="0"/>
+      </w:pPr>
+      <w:r>
+        <w:t xml:space="preserve">Admin can add/remove </w:t>
+      </w:r>
+      <w:r>
+        <w:t>client or supplier</w:t>
+      </w:r>
+    </w:p>
+    <w:p>
+      <w:pPr>
+        <w:numPr>
+          <w:ilvl w:val="0"/>
+          <w:numId w:val="16"/>
+        </w:numPr>
+        <w:spacing w:after="0"/>
+      </w:pPr>
+      <w:r>
+        <w:t xml:space="preserve">Admin can view </w:t>
+      </w:r>
+      <w:r>
+        <w:t xml:space="preserve">list of </w:t>
+      </w:r>
+      <w:r>
+        <w:t>users(suppliers, customers)</w:t>
+      </w:r>
+      <w:r>
+        <w:t xml:space="preserve"> </w:t>
+      </w:r>
+    </w:p>
+    <w:p>
+      <w:pPr>
+        <w:numPr>
+          <w:ilvl w:val="0"/>
+          <w:numId w:val="16"/>
+        </w:numPr>
+        <w:spacing w:after="0"/>
+      </w:pPr>
+      <w:r>
+        <w:t xml:space="preserve">Admin can view </w:t>
+      </w:r>
+      <w:r>
+        <w:t xml:space="preserve">list of </w:t>
+      </w:r>
+      <w:r>
+        <w:t xml:space="preserve">orders </w:t>
+      </w:r>
+    </w:p>
+    <w:p>
+      <w:pPr>
+        <w:numPr>
+          <w:ilvl w:val="0"/>
+          <w:numId w:val="16"/>
+        </w:numPr>
+        <w:spacing w:after="0"/>
+      </w:pPr>
+      <w:r>
+        <w:t xml:space="preserve">Admin must have a unique account </w:t>
+      </w:r>
+    </w:p>
+    <w:p>
+      <w:pPr>
+        <w:numPr>
+          <w:ilvl w:val="0"/>
+          <w:numId w:val="16"/>
+        </w:numPr>
+        <w:spacing w:after="0"/>
+      </w:pPr>
+      <w:r>
+        <w:t xml:space="preserve">Admin must confirm on </w:t>
+      </w:r>
+      <w:r>
+        <w:t>supplier product</w:t>
+      </w:r>
+    </w:p>
+    <w:p>
+      <w:pPr>
+        <w:spacing w:after="0"/>
+        <w:rPr>
+          <w:b/>
+          <w:bCs/>
+        </w:rPr>
+      </w:pPr>
+      <w:r>
+        <w:rPr>
+          <w:b/>
+          <w:bCs/>
+        </w:rPr>
+        <w:t>Source</w:t>
+      </w:r>
+    </w:p>
+    <w:p>
+      <w:pPr>
+        <w:numPr>
+          <w:ilvl w:val="0"/>
+          <w:numId w:val="18"/>
+        </w:numPr>
+        <w:spacing w:after="0"/>
+      </w:pPr>
+      <w:r>
+        <w:t>SIQ_Admin_01, SIQ_Admin_02</w:t>
+      </w:r>
+      <w:r>
+        <w:t xml:space="preserve">, </w:t>
+      </w:r>
+      <w:r>
+        <w:t>SIQ_Admin_0</w:t>
+      </w:r>
+      <w:r>
+        <w:t>3</w:t>
+      </w:r>
+    </w:p>
+    <w:p>
+      <w:pPr>
+        <w:spacing w:after="0"/>
+      </w:pPr>
+      <w:r>
+        <w:pict w14:anchorId="141605F2">
+          <v:rect id="_x0000_i1031" style="width:0;height:1.5pt" o:hralign="center" o:hrstd="t" o:hr="t" fillcolor="#a0a0a0" stroked="f"/>
+        </w:pict>
+      </w:r>
+    </w:p>
+    <w:p>
+      <w:pPr>
+        <w:spacing w:after="0"/>
+        <w:rPr>
+          <w:b/>
+          <w:bCs/>
+        </w:rPr>
+      </w:pPr>
+    </w:p>
+    <w:p>
+      <w:pPr>
+        <w:spacing w:after="0"/>
+        <w:rPr>
+          <w:b/>
+          <w:bCs/>
+        </w:rPr>
+      </w:pPr>
+    </w:p>
+    <w:p>
+      <w:pPr>
+        <w:spacing w:after="0"/>
+        <w:rPr>
+          <w:b/>
+          <w:bCs/>
+        </w:rPr>
+      </w:pPr>
     </w:p>
     <w:p>
       <w:pPr>
@@ -562,368 +1076,6 @@
           <w:bCs/>
         </w:rPr>
         <w:lastRenderedPageBreak/>
-        <w:t>CRS-FR-04: Shopping Cart</w:t>
-      </w:r>
-    </w:p>
-    <w:p>
-      <w:pPr>
-        <w:spacing w:after="0"/>
-      </w:pPr>
-      <w:r>
-        <w:t>The system shall provide a shopping cart for users to manage selected products.</w:t>
-      </w:r>
-    </w:p>
-    <w:p>
-      <w:pPr>
-        <w:numPr>
-          <w:ilvl w:val="0"/>
-          <w:numId w:val="10"/>
-        </w:numPr>
-        <w:spacing w:after="0"/>
-      </w:pPr>
-      <w:r>
-        <w:t xml:space="preserve">User can add items to cart </w:t>
-      </w:r>
-    </w:p>
-    <w:p>
-      <w:pPr>
-        <w:numPr>
-          <w:ilvl w:val="0"/>
-          <w:numId w:val="10"/>
-        </w:numPr>
-        <w:spacing w:after="0"/>
-      </w:pPr>
-      <w:r>
-        <w:t xml:space="preserve">User can remove items </w:t>
-      </w:r>
-    </w:p>
-    <w:p>
-      <w:pPr>
-        <w:numPr>
-          <w:ilvl w:val="0"/>
-          <w:numId w:val="10"/>
-        </w:numPr>
-        <w:spacing w:after="0"/>
-      </w:pPr>
-      <w:r>
-        <w:t xml:space="preserve">Cart updates total price </w:t>
-      </w:r>
-    </w:p>
-    <w:p>
-      <w:pPr>
-        <w:spacing w:after="0"/>
-        <w:rPr>
-          <w:b/>
-          <w:bCs/>
-        </w:rPr>
-      </w:pPr>
-      <w:r>
-        <w:rPr>
-          <w:b/>
-          <w:bCs/>
-        </w:rPr>
-        <w:t>Source</w:t>
-      </w:r>
-    </w:p>
-    <w:p>
-      <w:pPr>
-        <w:numPr>
-          <w:ilvl w:val="0"/>
-          <w:numId w:val="12"/>
-        </w:numPr>
-        <w:spacing w:after="0"/>
-      </w:pPr>
-      <w:r>
-        <w:t xml:space="preserve">SIQ_Cart_01 </w:t>
-      </w:r>
-    </w:p>
-    <w:p>
-      <w:pPr>
-        <w:spacing w:after="0"/>
-      </w:pPr>
-      <w:r>
-        <w:pict w14:anchorId="73657374">
-          <v:rect id="_x0000_i1028" style="width:0;height:1.5pt" o:hralign="center" o:hrstd="t" o:hr="t" fillcolor="#a0a0a0" stroked="f"/>
-        </w:pict>
-      </w:r>
-    </w:p>
-    <w:p>
-      <w:pPr>
-        <w:spacing w:after="0"/>
-        <w:rPr>
-          <w:b/>
-          <w:bCs/>
-        </w:rPr>
-      </w:pPr>
-      <w:r>
-        <w:rPr>
-          <w:b/>
-          <w:bCs/>
-        </w:rPr>
-        <w:t>CRS-FR-05: Checkout</w:t>
-      </w:r>
-    </w:p>
-    <w:p>
-      <w:pPr>
-        <w:spacing w:after="0"/>
-      </w:pPr>
-      <w:r>
-        <w:t>The system shall allow users to place orders using Cash on Delivery and send confirmation emails.</w:t>
-      </w:r>
-    </w:p>
-    <w:p>
-      <w:pPr>
-        <w:numPr>
-          <w:ilvl w:val="0"/>
-          <w:numId w:val="13"/>
-        </w:numPr>
-        <w:spacing w:after="0"/>
-      </w:pPr>
-      <w:r>
-        <w:t xml:space="preserve">User can place order using Cash on Delivery </w:t>
-      </w:r>
-    </w:p>
-    <w:p>
-      <w:pPr>
-        <w:numPr>
-          <w:ilvl w:val="0"/>
-          <w:numId w:val="13"/>
-        </w:numPr>
-        <w:spacing w:after="0"/>
-      </w:pPr>
-      <w:r>
-        <w:t xml:space="preserve">Confirmation email is sent after order </w:t>
-      </w:r>
-    </w:p>
-    <w:p>
-      <w:pPr>
-        <w:numPr>
-          <w:ilvl w:val="0"/>
-          <w:numId w:val="13"/>
-        </w:numPr>
-        <w:spacing w:after="0"/>
-      </w:pPr>
-      <w:r>
-        <w:t xml:space="preserve">Email is sent upon delivery </w:t>
-      </w:r>
-    </w:p>
-    <w:p>
-      <w:pPr>
-        <w:spacing w:after="0"/>
-        <w:rPr>
-          <w:b/>
-          <w:bCs/>
-        </w:rPr>
-      </w:pPr>
-      <w:r>
-        <w:rPr>
-          <w:b/>
-          <w:bCs/>
-        </w:rPr>
-        <w:t>Source</w:t>
-      </w:r>
-    </w:p>
-    <w:p>
-      <w:pPr>
-        <w:numPr>
-          <w:ilvl w:val="0"/>
-          <w:numId w:val="15"/>
-        </w:numPr>
-        <w:spacing w:after="0"/>
-      </w:pPr>
-      <w:r>
-        <w:t xml:space="preserve">SIQ_checkout_01, SIQ_Checkout_02 </w:t>
-      </w:r>
-    </w:p>
-    <w:p>
-      <w:pPr>
-        <w:spacing w:after="0"/>
-      </w:pPr>
-      <w:r>
-        <w:pict w14:anchorId="367E3104">
-          <v:rect id="_x0000_i1029" style="width:0;height:1.5pt" o:hralign="center" o:hrstd="t" o:hr="t" fillcolor="#a0a0a0" stroked="f"/>
-        </w:pict>
-      </w:r>
-    </w:p>
-    <w:p>
-      <w:pPr>
-        <w:spacing w:after="0"/>
-        <w:rPr>
-          <w:b/>
-          <w:bCs/>
-        </w:rPr>
-      </w:pPr>
-      <w:r>
-        <w:rPr>
-          <w:b/>
-          <w:bCs/>
-        </w:rPr>
-        <w:t>CRS-FR-06: Admin Management</w:t>
-      </w:r>
-    </w:p>
-    <w:p>
-      <w:pPr>
-        <w:spacing w:after="0"/>
-      </w:pPr>
-      <w:r>
-        <w:t>The system shall allow the admin to manage products, users, and orders.</w:t>
-      </w:r>
-    </w:p>
-    <w:p>
-      <w:pPr>
-        <w:numPr>
-          <w:ilvl w:val="0"/>
-          <w:numId w:val="16"/>
-        </w:numPr>
-        <w:spacing w:after="0"/>
-      </w:pPr>
-      <w:r>
-        <w:t>Admin can add/remove products</w:t>
-      </w:r>
-    </w:p>
-    <w:p>
-      <w:pPr>
-        <w:numPr>
-          <w:ilvl w:val="0"/>
-          <w:numId w:val="16"/>
-        </w:numPr>
-        <w:spacing w:after="0"/>
-      </w:pPr>
-      <w:r>
-        <w:t xml:space="preserve">Admin can add/remove </w:t>
-      </w:r>
-      <w:r>
-        <w:t>client or supplier</w:t>
-      </w:r>
-    </w:p>
-    <w:p>
-      <w:pPr>
-        <w:numPr>
-          <w:ilvl w:val="0"/>
-          <w:numId w:val="16"/>
-        </w:numPr>
-        <w:spacing w:after="0"/>
-      </w:pPr>
-      <w:r>
-        <w:t xml:space="preserve">Admin can view </w:t>
-      </w:r>
-      <w:r>
-        <w:t xml:space="preserve">list of </w:t>
-      </w:r>
-      <w:proofErr w:type="gramStart"/>
-      <w:r>
-        <w:t>user</w:t>
-      </w:r>
-      <w:proofErr w:type="gramEnd"/>
-      <w:r>
-        <w:t xml:space="preserve"> </w:t>
-      </w:r>
-    </w:p>
-    <w:p>
-      <w:pPr>
-        <w:numPr>
-          <w:ilvl w:val="0"/>
-          <w:numId w:val="16"/>
-        </w:numPr>
-        <w:spacing w:after="0"/>
-      </w:pPr>
-      <w:r>
-        <w:t xml:space="preserve">Admin can view </w:t>
-      </w:r>
-      <w:r>
-        <w:t xml:space="preserve">list of </w:t>
-      </w:r>
-      <w:r>
-        <w:t xml:space="preserve">orders </w:t>
-      </w:r>
-    </w:p>
-    <w:p>
-      <w:pPr>
-        <w:numPr>
-          <w:ilvl w:val="0"/>
-          <w:numId w:val="16"/>
-        </w:numPr>
-        <w:spacing w:after="0"/>
-      </w:pPr>
-      <w:r>
-        <w:t xml:space="preserve">Admin must have a unique account </w:t>
-      </w:r>
-    </w:p>
-    <w:p>
-      <w:pPr>
-        <w:numPr>
-          <w:ilvl w:val="0"/>
-          <w:numId w:val="16"/>
-        </w:numPr>
-        <w:spacing w:after="0"/>
-      </w:pPr>
-      <w:r>
-        <w:t xml:space="preserve">Admin must confirm on </w:t>
-      </w:r>
-      <w:r>
-        <w:t>supplier product</w:t>
-      </w:r>
-    </w:p>
-    <w:p>
-      <w:pPr>
-        <w:spacing w:after="0"/>
-        <w:rPr>
-          <w:b/>
-          <w:bCs/>
-        </w:rPr>
-      </w:pPr>
-      <w:r>
-        <w:rPr>
-          <w:b/>
-          <w:bCs/>
-        </w:rPr>
-        <w:t>Source</w:t>
-      </w:r>
-    </w:p>
-    <w:p>
-      <w:pPr>
-        <w:numPr>
-          <w:ilvl w:val="0"/>
-          <w:numId w:val="18"/>
-        </w:numPr>
-        <w:spacing w:after="0"/>
-      </w:pPr>
-      <w:r>
-        <w:t>SIQ_Admin_01, SIQ_Admin_02</w:t>
-      </w:r>
-      <w:r>
-        <w:t xml:space="preserve">, </w:t>
-      </w:r>
-      <w:r>
-        <w:t>SIQ_Admin_0</w:t>
-      </w:r>
-      <w:r>
-        <w:t>3</w:t>
-      </w:r>
-    </w:p>
-    <w:p>
-      <w:pPr>
-        <w:spacing w:after="0"/>
-      </w:pPr>
-      <w:r>
-        <w:pict w14:anchorId="141605F2">
-          <v:rect id="_x0000_i1030" style="width:0;height:1.5pt" o:hralign="center" o:hrstd="t" o:hr="t" fillcolor="#a0a0a0" stroked="f"/>
-        </w:pict>
-      </w:r>
-    </w:p>
-    <w:p>
-      <w:pPr>
-        <w:spacing w:after="0"/>
-        <w:rPr>
-          <w:b/>
-          <w:bCs/>
-        </w:rPr>
-      </w:pPr>
-      <w:r>
-        <w:rPr>
-          <w:b/>
-          <w:bCs/>
-        </w:rPr>
         <w:t>CRS-FR-07: Supplier Management</w:t>
       </w:r>
     </w:p>
@@ -944,7 +1096,7 @@
         <w:spacing w:after="0"/>
       </w:pPr>
       <w:r>
-        <w:t xml:space="preserve">Supplier can add/remove products </w:t>
+        <w:t>Supplier can add/remove products</w:t>
       </w:r>
     </w:p>
     <w:p>
@@ -956,7 +1108,64 @@
         <w:spacing w:after="0"/>
       </w:pPr>
       <w:r>
-        <w:t xml:space="preserve">Supplier can view their orders </w:t>
+        <w:t xml:space="preserve">Fields </w:t>
+      </w:r>
+      <w:r>
+        <w:t>for adding a product</w:t>
+      </w:r>
+      <w:r>
+        <w:t xml:space="preserve">: product photo, name, description, stock quantity, and price </w:t>
+      </w:r>
+    </w:p>
+    <w:p>
+      <w:pPr>
+        <w:numPr>
+          <w:ilvl w:val="0"/>
+          <w:numId w:val="19"/>
+        </w:numPr>
+        <w:spacing w:after="0"/>
+      </w:pPr>
+      <w:r>
+        <w:t>Supplier can view their orders</w:t>
+      </w:r>
+    </w:p>
+    <w:p>
+      <w:pPr>
+        <w:numPr>
+          <w:ilvl w:val="0"/>
+          <w:numId w:val="19"/>
+        </w:numPr>
+        <w:spacing w:after="0"/>
+      </w:pPr>
+      <w:r>
+        <w:t xml:space="preserve">For each order, </w:t>
+      </w:r>
+      <w:r>
+        <w:t xml:space="preserve">the </w:t>
+      </w:r>
+      <w:r>
+        <w:t>supplier can view: customer delivery address</w:t>
+      </w:r>
+      <w:r>
+        <w:t xml:space="preserve"> and</w:t>
+      </w:r>
+      <w:r>
+        <w:t xml:space="preserve"> quantity ordered per product</w:t>
+      </w:r>
+    </w:p>
+    <w:p>
+      <w:pPr>
+        <w:numPr>
+          <w:ilvl w:val="0"/>
+          <w:numId w:val="19"/>
+        </w:numPr>
+        <w:spacing w:after="0"/>
+      </w:pPr>
+      <w:r>
+        <w:t xml:space="preserve">Supplier cannot delete products added by Admin </w:t>
+      </w:r>
+      <w:r>
+        <w:t xml:space="preserve"> </w:t>
       </w:r>
     </w:p>
     <w:p>
@@ -1018,7 +1227,7 @@
 <w:numbering xmlns:wpc="http://schemas.microsoft.com/office/word/2010/wordprocessingCanvas" xmlns:cx="http://schemas.microsoft.com/office/drawing/2014/chartex" xmlns:cx1="http://schemas.microsoft.com/office/drawing/2015/9/8/chartex" xmlns:cx2="http://schemas.microsoft.com/office/drawing/2015/10/21/chartex" xmlns:cx3="http://schemas.microsoft.com/office/drawing/2016/5/9/chartex" xmlns:cx4="http://schemas.microsoft.com/office/drawing/2016/5/10/chartex" xmlns:cx5="http://schemas.microsoft.com/office/drawing/2016/5/11/chartex" xmlns:cx6="http://schemas.microsoft.com/office/drawing/2016/5/12/chartex" xmlns:cx7="http://schemas.microsoft.com/office/drawing/2016/5/13/chartex" xmlns:cx8="http://schemas.microsoft.com/office/drawing/2016/5/14/chartex" xmlns:mc="http://schemas.openxmlformats.org/markup-compatibility/2006" xmlns:aink="http://schemas.microsoft.com/office/drawing/2016/ink" xmlns:am3d="http://schemas.microsoft.com/office/drawing/2017/model3d" xmlns:o="urn:schemas-microsoft-com:office:office" xmlns:oel="http://schemas.microsoft.com/office/2019/extlst" xmlns:r="http://schemas.openxmlformats.org/officeDocument/2006/relationships" xmlns:m="http://schemas.openxmlformats.org/officeDocument/2006/math" xmlns:v="urn:schemas-microsoft-com:vml" xmlns:wp14="http://schemas.microsoft.com/office/word/2010/wordprocessingDrawing" xmlns:wp="http://schemas.openxmlformats.org/drawingml/2006/wordprocessingDrawing" xmlns:w10="urn:schemas-microsoft-com:office:word" xmlns:w="http://schemas.openxmlformats.org/wordprocessingml/2006/main" xmlns:w14="http://schemas.microsoft.com/office/word/2010/wordml" xmlns:w15="http://schemas.microsoft.com/office/word/2012/wordml" xmlns:w16cex="http://schemas.microsoft.com/office/word/2018/wordml/cex" xmlns:w16cid="http://schemas.microsoft.com/office/word/2016/wordml/cid" xmlns:w16="http://schemas.microsoft.com/office/word/2018/wordml" xmlns:w16du="http://schemas.microsoft.com/office/word/2023/wordml/word16du" xmlns:w16sdtdh="http://schemas.microsoft.com/office/word/2020/wordml/sdtdatahash" xmlns:w16sdtfl="http://schemas.microsoft.com/office/word/2024/wordml/sdtformatlock" xmlns:w16se="http://schemas.microsoft.com/office/word/2015/wordml/symex" xmlns:wpg="http://schemas.microsoft.com/office/word/2010/wordprocessingGroup" xmlns:wpi="http://schemas.microsoft.com/office/word/2010/wordprocessingInk" xmlns:wne="http://schemas.microsoft.com/office/word/2006/wordml" xmlns:wps="http://schemas.microsoft.com/office/word/2010/wordprocessingShape" mc:Ignorable="w14 w15 w16se w16cid w16 w16cex w16sdtdh w16sdtfl w16du wp14">
   <w:numPicBullet w:numPicBulletId="0">
     <w:pict>
-      <v:rect id="_x0000_i1070" style="width:0;height:1.5pt" o:hralign="center" o:bullet="t" o:hrstd="t" o:hr="t" fillcolor="#a0a0a0" stroked="f"/>
+      <v:rect id="_x0000_i1031" style="width:0;height:1.5pt" o:hralign="center" o:bullet="t" o:hrstd="t" o:hr="t" fillcolor="#a0a0a0" stroked="f"/>
     </w:pict>
   </w:numPicBullet>
   <w:abstractNum w:abstractNumId="0" w15:restartNumberingAfterBreak="0">
@@ -2959,6 +3168,181 @@
     </w:lvl>
   </w:abstractNum>
   <w:abstractNum w:abstractNumId="13" w15:restartNumberingAfterBreak="0">
+    <w:nsid w:val="4A125AEC"/>
+    <w:multiLevelType w:val="hybridMultilevel"/>
+    <w:tmpl w:val="12FC8A82"/>
+    <w:lvl w:ilvl="0" w:tplc="1F6A7362">
+      <w:start w:val="1"/>
+      <w:numFmt w:val="decimal"/>
+      <w:lvlText w:val="%1-"/>
+      <w:lvlJc w:val="left"/>
+      <w:pPr>
+        <w:ind w:left="720" w:hanging="360"/>
+      </w:pPr>
+      <w:rPr>
+        <w:rFonts w:hint="default"/>
+      </w:rPr>
+    </w:lvl>
+    <w:lvl w:ilvl="1" w:tplc="04090019" w:tentative="1">
+      <w:start w:val="1"/>
+      <w:numFmt w:val="lowerLetter"/>
+      <w:lvlText w:val="%2."/>
+      <w:lvlJc w:val="left"/>
+      <w:pPr>
+        <w:ind w:left="1440" w:hanging="360"/>
+      </w:pPr>
+    </w:lvl>
+    <w:lvl w:ilvl="2" w:tplc="0409001B" w:tentative="1">
+      <w:start w:val="1"/>
+      <w:numFmt w:val="lowerRoman"/>
+      <w:lvlText w:val="%3."/>
+      <w:lvlJc w:val="right"/>
+      <w:pPr>
+        <w:ind w:left="2160" w:hanging="180"/>
+      </w:pPr>
+    </w:lvl>
+    <w:lvl w:ilvl="3" w:tplc="0409000F" w:tentative="1">
+      <w:start w:val="1"/>
+      <w:numFmt w:val="decimal"/>
+      <w:lvlText w:val="%4."/>
+      <w:lvlJc w:val="left"/>
+      <w:pPr>
+        <w:ind w:left="2880" w:hanging="360"/>
+      </w:pPr>
+    </w:lvl>
+    <w:lvl w:ilvl="4" w:tplc="04090019" w:tentative="1">
+      <w:start w:val="1"/>
+      <w:numFmt w:val="lowerLetter"/>
+      <w:lvlText w:val="%5."/>
+      <w:lvlJc w:val="left"/>
+      <w:pPr>
+        <w:ind w:left="3600" w:hanging="360"/>
+      </w:pPr>
+    </w:lvl>
+    <w:lvl w:ilvl="5" w:tplc="0409001B" w:tentative="1">
+      <w:start w:val="1"/>
+      <w:numFmt w:val="lowerRoman"/>
+      <w:lvlText w:val="%6."/>
+      <w:lvlJc w:val="right"/>
+      <w:pPr>
+        <w:ind w:left="4320" w:hanging="180"/>
+      </w:pPr>
+    </w:lvl>
+    <w:lvl w:ilvl="6" w:tplc="0409000F" w:tentative="1">
+      <w:start w:val="1"/>
+      <w:numFmt w:val="decimal"/>
+      <w:lvlText w:val="%7."/>
+      <w:lvlJc w:val="left"/>
+      <w:pPr>
+        <w:ind w:left="5040" w:hanging="360"/>
+      </w:pPr>
+    </w:lvl>
+    <w:lvl w:ilvl="7" w:tplc="04090019" w:tentative="1">
+      <w:start w:val="1"/>
+      <w:numFmt w:val="lowerLetter"/>
+      <w:lvlText w:val="%8."/>
+      <w:lvlJc w:val="left"/>
+      <w:pPr>
+        <w:ind w:left="5760" w:hanging="360"/>
+      </w:pPr>
+    </w:lvl>
+    <w:lvl w:ilvl="8" w:tplc="0409001B" w:tentative="1">
+      <w:start w:val="1"/>
+      <w:numFmt w:val="lowerRoman"/>
+      <w:lvlText w:val="%9."/>
+      <w:lvlJc w:val="right"/>
+      <w:pPr>
+        <w:ind w:left="6480" w:hanging="180"/>
+      </w:pPr>
+    </w:lvl>
+  </w:abstractNum>
+  <w:abstractNum w:abstractNumId="14" w15:restartNumberingAfterBreak="0">
+    <w:nsid w:val="501C0BC8"/>
+    <w:multiLevelType w:val="hybridMultilevel"/>
+    <w:tmpl w:val="48C2AE4C"/>
+    <w:lvl w:ilvl="0" w:tplc="0409000F">
+      <w:start w:val="1"/>
+      <w:numFmt w:val="decimal"/>
+      <w:lvlText w:val="%1."/>
+      <w:lvlJc w:val="left"/>
+      <w:pPr>
+        <w:ind w:left="720" w:hanging="360"/>
+      </w:pPr>
+    </w:lvl>
+    <w:lvl w:ilvl="1" w:tplc="04090019" w:tentative="1">
+      <w:start w:val="1"/>
+      <w:numFmt w:val="lowerLetter"/>
+      <w:lvlText w:val="%2."/>
+      <w:lvlJc w:val="left"/>
+      <w:pPr>
+        <w:ind w:left="1440" w:hanging="360"/>
+      </w:pPr>
+    </w:lvl>
+    <w:lvl w:ilvl="2" w:tplc="0409001B" w:tentative="1">
+      <w:start w:val="1"/>
+      <w:numFmt w:val="lowerRoman"/>
+      <w:lvlText w:val="%3."/>
+      <w:lvlJc w:val="right"/>
+      <w:pPr>
+        <w:ind w:left="2160" w:hanging="180"/>
+      </w:pPr>
+    </w:lvl>
+    <w:lvl w:ilvl="3" w:tplc="0409000F" w:tentative="1">
+      <w:start w:val="1"/>
+      <w:numFmt w:val="decimal"/>
+      <w:lvlText w:val="%4."/>
+      <w:lvlJc w:val="left"/>
+      <w:pPr>
+        <w:ind w:left="2880" w:hanging="360"/>
+      </w:pPr>
+    </w:lvl>
+    <w:lvl w:ilvl="4" w:tplc="04090019" w:tentative="1">
+      <w:start w:val="1"/>
+      <w:numFmt w:val="lowerLetter"/>
+      <w:lvlText w:val="%5."/>
+      <w:lvlJc w:val="left"/>
+      <w:pPr>
+        <w:ind w:left="3600" w:hanging="360"/>
+      </w:pPr>
+    </w:lvl>
+    <w:lvl w:ilvl="5" w:tplc="0409001B" w:tentative="1">
+      <w:start w:val="1"/>
+      <w:numFmt w:val="lowerRoman"/>
+      <w:lvlText w:val="%6."/>
+      <w:lvlJc w:val="right"/>
+      <w:pPr>
+        <w:ind w:left="4320" w:hanging="180"/>
+      </w:pPr>
+    </w:lvl>
+    <w:lvl w:ilvl="6" w:tplc="0409000F" w:tentative="1">
+      <w:start w:val="1"/>
+      <w:numFmt w:val="decimal"/>
+      <w:lvlText w:val="%7."/>
+      <w:lvlJc w:val="left"/>
+      <w:pPr>
+        <w:ind w:left="5040" w:hanging="360"/>
+      </w:pPr>
+    </w:lvl>
+    <w:lvl w:ilvl="7" w:tplc="04090019" w:tentative="1">
+      <w:start w:val="1"/>
+      <w:numFmt w:val="lowerLetter"/>
+      <w:lvlText w:val="%8."/>
+      <w:lvlJc w:val="left"/>
+      <w:pPr>
+        <w:ind w:left="5760" w:hanging="360"/>
+      </w:pPr>
+    </w:lvl>
+    <w:lvl w:ilvl="8" w:tplc="0409001B" w:tentative="1">
+      <w:start w:val="1"/>
+      <w:numFmt w:val="lowerRoman"/>
+      <w:lvlText w:val="%9."/>
+      <w:lvlJc w:val="right"/>
+      <w:pPr>
+        <w:ind w:left="6480" w:hanging="180"/>
+      </w:pPr>
+    </w:lvl>
+  </w:abstractNum>
+  <w:abstractNum w:abstractNumId="15" w15:restartNumberingAfterBreak="0">
     <w:nsid w:val="55027B93"/>
     <w:multiLevelType w:val="hybridMultilevel"/>
     <w:tmpl w:val="1A86F2C6"/>
@@ -3071,7 +3455,7 @@
       </w:rPr>
     </w:lvl>
   </w:abstractNum>
-  <w:abstractNum w:abstractNumId="14" w15:restartNumberingAfterBreak="0">
+  <w:abstractNum w:abstractNumId="16" w15:restartNumberingAfterBreak="0">
     <w:nsid w:val="56537A68"/>
     <w:multiLevelType w:val="multilevel"/>
     <w:tmpl w:val="83FE2AC8"/>
@@ -3220,7 +3604,7 @@
       </w:rPr>
     </w:lvl>
   </w:abstractNum>
-  <w:abstractNum w:abstractNumId="15" w15:restartNumberingAfterBreak="0">
+  <w:abstractNum w:abstractNumId="17" w15:restartNumberingAfterBreak="0">
     <w:nsid w:val="5E0C38CB"/>
     <w:multiLevelType w:val="multilevel"/>
     <w:tmpl w:val="EA30CF9E"/>
@@ -3369,7 +3753,7 @@
       </w:rPr>
     </w:lvl>
   </w:abstractNum>
-  <w:abstractNum w:abstractNumId="16" w15:restartNumberingAfterBreak="0">
+  <w:abstractNum w:abstractNumId="18" w15:restartNumberingAfterBreak="0">
     <w:nsid w:val="5E7C7F69"/>
     <w:multiLevelType w:val="multilevel"/>
     <w:tmpl w:val="5B0655AC"/>
@@ -3518,7 +3902,185 @@
       </w:rPr>
     </w:lvl>
   </w:abstractNum>
-  <w:abstractNum w:abstractNumId="17" w15:restartNumberingAfterBreak="0">
+  <w:abstractNum w:abstractNumId="19" w15:restartNumberingAfterBreak="0">
+    <w:nsid w:val="5F6C0A0E"/>
+    <w:multiLevelType w:val="hybridMultilevel"/>
+    <w:tmpl w:val="73642608"/>
+    <w:lvl w:ilvl="0" w:tplc="1F6A7362">
+      <w:start w:val="1"/>
+      <w:numFmt w:val="decimal"/>
+      <w:lvlText w:val="%1-"/>
+      <w:lvlJc w:val="left"/>
+      <w:pPr>
+        <w:ind w:left="720" w:hanging="360"/>
+      </w:pPr>
+      <w:rPr>
+        <w:rFonts w:hint="default"/>
+      </w:rPr>
+    </w:lvl>
+    <w:lvl w:ilvl="1" w:tplc="04090019" w:tentative="1">
+      <w:start w:val="1"/>
+      <w:numFmt w:val="lowerLetter"/>
+      <w:lvlText w:val="%2."/>
+      <w:lvlJc w:val="left"/>
+      <w:pPr>
+        <w:ind w:left="1440" w:hanging="360"/>
+      </w:pPr>
+    </w:lvl>
+    <w:lvl w:ilvl="2" w:tplc="0409001B" w:tentative="1">
+      <w:start w:val="1"/>
+      <w:numFmt w:val="lowerRoman"/>
+      <w:lvlText w:val="%3."/>
+      <w:lvlJc w:val="right"/>
+      <w:pPr>
+        <w:ind w:left="2160" w:hanging="180"/>
+      </w:pPr>
+    </w:lvl>
+    <w:lvl w:ilvl="3" w:tplc="0409000F" w:tentative="1">
+      <w:start w:val="1"/>
+      <w:numFmt w:val="decimal"/>
+      <w:lvlText w:val="%4."/>
+      <w:lvlJc w:val="left"/>
+      <w:pPr>
+        <w:ind w:left="2880" w:hanging="360"/>
+      </w:pPr>
+    </w:lvl>
+    <w:lvl w:ilvl="4" w:tplc="04090019" w:tentative="1">
+      <w:start w:val="1"/>
+      <w:numFmt w:val="lowerLetter"/>
+      <w:lvlText w:val="%5."/>
+      <w:lvlJc w:val="left"/>
+      <w:pPr>
+        <w:ind w:left="3600" w:hanging="360"/>
+      </w:pPr>
+    </w:lvl>
+    <w:lvl w:ilvl="5" w:tplc="0409001B" w:tentative="1">
+      <w:start w:val="1"/>
+      <w:numFmt w:val="lowerRoman"/>
+      <w:lvlText w:val="%6."/>
+      <w:lvlJc w:val="right"/>
+      <w:pPr>
+        <w:ind w:left="4320" w:hanging="180"/>
+      </w:pPr>
+    </w:lvl>
+    <w:lvl w:ilvl="6" w:tplc="0409000F" w:tentative="1">
+      <w:start w:val="1"/>
+      <w:numFmt w:val="decimal"/>
+      <w:lvlText w:val="%7."/>
+      <w:lvlJc w:val="left"/>
+      <w:pPr>
+        <w:ind w:left="5040" w:hanging="360"/>
+      </w:pPr>
+    </w:lvl>
+    <w:lvl w:ilvl="7" w:tplc="04090019" w:tentative="1">
+      <w:start w:val="1"/>
+      <w:numFmt w:val="lowerLetter"/>
+      <w:lvlText w:val="%8."/>
+      <w:lvlJc w:val="left"/>
+      <w:pPr>
+        <w:ind w:left="5760" w:hanging="360"/>
+      </w:pPr>
+    </w:lvl>
+    <w:lvl w:ilvl="8" w:tplc="0409001B" w:tentative="1">
+      <w:start w:val="1"/>
+      <w:numFmt w:val="lowerRoman"/>
+      <w:lvlText w:val="%9."/>
+      <w:lvlJc w:val="right"/>
+      <w:pPr>
+        <w:ind w:left="6480" w:hanging="180"/>
+      </w:pPr>
+    </w:lvl>
+  </w:abstractNum>
+  <w:abstractNum w:abstractNumId="20" w15:restartNumberingAfterBreak="0">
+    <w:nsid w:val="639D5CA7"/>
+    <w:multiLevelType w:val="hybridMultilevel"/>
+    <w:tmpl w:val="BFA827E8"/>
+    <w:lvl w:ilvl="0" w:tplc="1F6A7362">
+      <w:start w:val="1"/>
+      <w:numFmt w:val="decimal"/>
+      <w:lvlText w:val="%1-"/>
+      <w:lvlJc w:val="left"/>
+      <w:pPr>
+        <w:ind w:left="720" w:hanging="360"/>
+      </w:pPr>
+      <w:rPr>
+        <w:rFonts w:hint="default"/>
+      </w:rPr>
+    </w:lvl>
+    <w:lvl w:ilvl="1" w:tplc="04090019" w:tentative="1">
+      <w:start w:val="1"/>
+      <w:numFmt w:val="lowerLetter"/>
+      <w:lvlText w:val="%2."/>
+      <w:lvlJc w:val="left"/>
+      <w:pPr>
+        <w:ind w:left="1440" w:hanging="360"/>
+      </w:pPr>
+    </w:lvl>
+    <w:lvl w:ilvl="2" w:tplc="0409001B" w:tentative="1">
+      <w:start w:val="1"/>
+      <w:numFmt w:val="lowerRoman"/>
+      <w:lvlText w:val="%3."/>
+      <w:lvlJc w:val="right"/>
+      <w:pPr>
+        <w:ind w:left="2160" w:hanging="180"/>
+      </w:pPr>
+    </w:lvl>
+    <w:lvl w:ilvl="3" w:tplc="0409000F" w:tentative="1">
+      <w:start w:val="1"/>
+      <w:numFmt w:val="decimal"/>
+      <w:lvlText w:val="%4."/>
+      <w:lvlJc w:val="left"/>
+      <w:pPr>
+        <w:ind w:left="2880" w:hanging="360"/>
+      </w:pPr>
+    </w:lvl>
+    <w:lvl w:ilvl="4" w:tplc="04090019" w:tentative="1">
+      <w:start w:val="1"/>
+      <w:numFmt w:val="lowerLetter"/>
+      <w:lvlText w:val="%5."/>
+      <w:lvlJc w:val="left"/>
+      <w:pPr>
+        <w:ind w:left="3600" w:hanging="360"/>
+      </w:pPr>
+    </w:lvl>
+    <w:lvl w:ilvl="5" w:tplc="0409001B" w:tentative="1">
+      <w:start w:val="1"/>
+      <w:numFmt w:val="lowerRoman"/>
+      <w:lvlText w:val="%6."/>
+      <w:lvlJc w:val="right"/>
+      <w:pPr>
+        <w:ind w:left="4320" w:hanging="180"/>
+      </w:pPr>
+    </w:lvl>
+    <w:lvl w:ilvl="6" w:tplc="0409000F" w:tentative="1">
+      <w:start w:val="1"/>
+      <w:numFmt w:val="decimal"/>
+      <w:lvlText w:val="%7."/>
+      <w:lvlJc w:val="left"/>
+      <w:pPr>
+        <w:ind w:left="5040" w:hanging="360"/>
+      </w:pPr>
+    </w:lvl>
+    <w:lvl w:ilvl="7" w:tplc="04090019" w:tentative="1">
+      <w:start w:val="1"/>
+      <w:numFmt w:val="lowerLetter"/>
+      <w:lvlText w:val="%8."/>
+      <w:lvlJc w:val="left"/>
+      <w:pPr>
+        <w:ind w:left="5760" w:hanging="360"/>
+      </w:pPr>
+    </w:lvl>
+    <w:lvl w:ilvl="8" w:tplc="0409001B" w:tentative="1">
+      <w:start w:val="1"/>
+      <w:numFmt w:val="lowerRoman"/>
+      <w:lvlText w:val="%9."/>
+      <w:lvlJc w:val="right"/>
+      <w:pPr>
+        <w:ind w:left="6480" w:hanging="180"/>
+      </w:pPr>
+    </w:lvl>
+  </w:abstractNum>
+  <w:abstractNum w:abstractNumId="21" w15:restartNumberingAfterBreak="0">
     <w:nsid w:val="640267F2"/>
     <w:multiLevelType w:val="multilevel"/>
     <w:tmpl w:val="03C620C2"/>
@@ -3667,7 +4229,7 @@
       </w:rPr>
     </w:lvl>
   </w:abstractNum>
-  <w:abstractNum w:abstractNumId="18" w15:restartNumberingAfterBreak="0">
+  <w:abstractNum w:abstractNumId="22" w15:restartNumberingAfterBreak="0">
     <w:nsid w:val="668A169F"/>
     <w:multiLevelType w:val="multilevel"/>
     <w:tmpl w:val="0C4E807C"/>
@@ -3816,7 +4378,7 @@
       </w:rPr>
     </w:lvl>
   </w:abstractNum>
-  <w:abstractNum w:abstractNumId="19" w15:restartNumberingAfterBreak="0">
+  <w:abstractNum w:abstractNumId="23" w15:restartNumberingAfterBreak="0">
     <w:nsid w:val="6D5E0739"/>
     <w:multiLevelType w:val="multilevel"/>
     <w:tmpl w:val="9D8EFACC"/>
@@ -3965,7 +4527,7 @@
       </w:rPr>
     </w:lvl>
   </w:abstractNum>
-  <w:abstractNum w:abstractNumId="20" w15:restartNumberingAfterBreak="0">
+  <w:abstractNum w:abstractNumId="24" w15:restartNumberingAfterBreak="0">
     <w:nsid w:val="6FDE59D8"/>
     <w:multiLevelType w:val="multilevel"/>
     <w:tmpl w:val="E29C3E9E"/>
@@ -4114,7 +4676,7 @@
       </w:rPr>
     </w:lvl>
   </w:abstractNum>
-  <w:abstractNum w:abstractNumId="21" w15:restartNumberingAfterBreak="0">
+  <w:abstractNum w:abstractNumId="25" w15:restartNumberingAfterBreak="0">
     <w:nsid w:val="77536F60"/>
     <w:multiLevelType w:val="multilevel"/>
     <w:tmpl w:val="2840967E"/>
@@ -4264,10 +4826,10 @@
     </w:lvl>
   </w:abstractNum>
   <w:num w:numId="1" w16cid:durableId="887111876">
-    <w:abstractNumId w:val="15"/>
+    <w:abstractNumId w:val="17"/>
   </w:num>
   <w:num w:numId="2" w16cid:durableId="1285383682">
-    <w:abstractNumId w:val="14"/>
+    <w:abstractNumId w:val="16"/>
   </w:num>
   <w:num w:numId="3" w16cid:durableId="406537982">
     <w:abstractNumId w:val="7"/>
@@ -4282,10 +4844,10 @@
     <w:abstractNumId w:val="2"/>
   </w:num>
   <w:num w:numId="7" w16cid:durableId="1485851658">
-    <w:abstractNumId w:val="20"/>
+    <w:abstractNumId w:val="24"/>
   </w:num>
   <w:num w:numId="8" w16cid:durableId="199755443">
-    <w:abstractNumId w:val="16"/>
+    <w:abstractNumId w:val="18"/>
   </w:num>
   <w:num w:numId="9" w16cid:durableId="1397823583">
     <w:abstractNumId w:val="8"/>
@@ -4297,13 +4859,13 @@
     <w:abstractNumId w:val="3"/>
   </w:num>
   <w:num w:numId="12" w16cid:durableId="1643539996">
-    <w:abstractNumId w:val="21"/>
+    <w:abstractNumId w:val="25"/>
   </w:num>
   <w:num w:numId="13" w16cid:durableId="1151941074">
-    <w:abstractNumId w:val="18"/>
+    <w:abstractNumId w:val="22"/>
   </w:num>
   <w:num w:numId="14" w16cid:durableId="418328750">
-    <w:abstractNumId w:val="19"/>
+    <w:abstractNumId w:val="23"/>
   </w:num>
   <w:num w:numId="15" w16cid:durableId="1767650497">
     <w:abstractNumId w:val="12"/>
@@ -4324,9 +4886,21 @@
     <w:abstractNumId w:val="9"/>
   </w:num>
   <w:num w:numId="21" w16cid:durableId="2108769286">
-    <w:abstractNumId w:val="17"/>
+    <w:abstractNumId w:val="21"/>
   </w:num>
   <w:num w:numId="22" w16cid:durableId="1774278780">
+    <w:abstractNumId w:val="15"/>
+  </w:num>
+  <w:num w:numId="23" w16cid:durableId="1980452413">
+    <w:abstractNumId w:val="14"/>
+  </w:num>
+  <w:num w:numId="24" w16cid:durableId="672025229">
+    <w:abstractNumId w:val="19"/>
+  </w:num>
+  <w:num w:numId="25" w16cid:durableId="1712802342">
+    <w:abstractNumId w:val="20"/>
+  </w:num>
+  <w:num w:numId="26" w16cid:durableId="861434026">
     <w:abstractNumId w:val="13"/>
   </w:num>
 </w:numbering>

--- a/Process_Docs/CRS.docx
+++ b/Process_Docs/CRS.docx
@@ -20,233 +20,162 @@
     </w:p>
     <w:p>
       <w:pPr>
+        <w:numPr>
+          <w:ilvl w:val="0"/>
+          <w:numId w:val="27"/>
+        </w:numPr>
         <w:spacing w:after="0"/>
+        <w:rPr>
+          <w:b/>
+          <w:bCs/>
+        </w:rPr>
       </w:pPr>
       <w:r>
-        <w:t>The system shall allow users to register by providing Name, Email, Password, Confirmation Password, and selecting a role (Client or Supplier).</w:t>
+        <w:rPr>
+          <w:b/>
+          <w:bCs/>
+        </w:rPr>
+        <w:t>Statement: The system shall allow users to register by providing Name, Email, Password, Confirmation Password, and selecting a role (Client or Supplier).</w:t>
       </w:r>
     </w:p>
     <w:p>
       <w:pPr>
         <w:numPr>
           <w:ilvl w:val="0"/>
-          <w:numId w:val="1"/>
+          <w:numId w:val="27"/>
         </w:numPr>
         <w:spacing w:after="0"/>
+        <w:rPr>
+          <w:b/>
+          <w:bCs/>
+        </w:rPr>
       </w:pPr>
       <w:r>
-        <w:t xml:space="preserve">User can enter Name, Email, Password, and Confirm Password </w:t>
+        <w:rPr>
+          <w:b/>
+          <w:bCs/>
+        </w:rPr>
+        <w:t>New Details to Add:</w:t>
       </w:r>
     </w:p>
     <w:p>
       <w:pPr>
         <w:numPr>
-          <w:ilvl w:val="0"/>
-          <w:numId w:val="1"/>
+          <w:ilvl w:val="1"/>
+          <w:numId w:val="27"/>
         </w:numPr>
         <w:spacing w:after="0"/>
+        <w:rPr>
+          <w:b/>
+          <w:bCs/>
+        </w:rPr>
       </w:pPr>
       <w:r>
-        <w:t xml:space="preserve">Email must be unique </w:t>
+        <w:rPr>
+          <w:b/>
+          <w:bCs/>
+        </w:rPr>
+        <w:t>System triggers validation messages for empty fields: "Username is required", "Email is required", "Password is required", and "Confirm Password is required".</w:t>
       </w:r>
     </w:p>
     <w:p>
       <w:pPr>
         <w:numPr>
-          <w:ilvl w:val="0"/>
-          <w:numId w:val="1"/>
+          <w:ilvl w:val="1"/>
+          <w:numId w:val="27"/>
         </w:numPr>
         <w:spacing w:after="0"/>
+        <w:rPr>
+          <w:b/>
+          <w:bCs/>
+        </w:rPr>
       </w:pPr>
       <w:r>
-        <w:t xml:space="preserve">Password length must be between 8 and 64 characters </w:t>
+        <w:rPr>
+          <w:b/>
+          <w:bCs/>
+        </w:rPr>
+        <w:t>Password visibility toggle must work independently for both Password and Confirm Password fields.</w:t>
       </w:r>
     </w:p>
     <w:p>
       <w:pPr>
         <w:numPr>
-          <w:ilvl w:val="0"/>
-          <w:numId w:val="1"/>
+          <w:ilvl w:val="1"/>
+          <w:numId w:val="27"/>
         </w:numPr>
         <w:spacing w:after="0"/>
+        <w:rPr>
+          <w:b/>
+          <w:bCs/>
+        </w:rPr>
       </w:pPr>
       <w:r>
-        <w:t xml:space="preserve">Password </w:t>
-      </w:r>
-      <w:r>
-        <w:t xml:space="preserve">and </w:t>
-      </w:r>
-      <w:r>
-        <w:t xml:space="preserve">Confirm Password </w:t>
-      </w:r>
-      <w:r>
-        <w:t>are</w:t>
-      </w:r>
-      <w:r>
-        <w:t xml:space="preserve"> masked</w:t>
+        <w:rPr>
+          <w:b/>
+          <w:bCs/>
+        </w:rPr>
+        <w:t>Validation for "Invalid Email Format" must be present.</w:t>
       </w:r>
     </w:p>
     <w:p>
       <w:pPr>
         <w:numPr>
-          <w:ilvl w:val="0"/>
-          <w:numId w:val="1"/>
+          <w:ilvl w:val="1"/>
+          <w:numId w:val="27"/>
         </w:numPr>
         <w:spacing w:after="0"/>
+        <w:rPr>
+          <w:b/>
+          <w:bCs/>
+        </w:rPr>
       </w:pPr>
       <w:r>
-        <w:t xml:space="preserve">User can show/hide password </w:t>
-      </w:r>
-      <w:r>
-        <w:t xml:space="preserve">and </w:t>
-      </w:r>
-      <w:r>
-        <w:t xml:space="preserve">Confirm Password </w:t>
+        <w:rPr>
+          <w:b/>
+          <w:bCs/>
+        </w:rPr>
+        <w:t>System triggers error message "Please select a role" if no role is chosen.</w:t>
       </w:r>
     </w:p>
     <w:p>
       <w:pPr>
         <w:numPr>
-          <w:ilvl w:val="0"/>
-          <w:numId w:val="1"/>
+          <w:ilvl w:val="1"/>
+          <w:numId w:val="27"/>
         </w:numPr>
         <w:spacing w:after="0"/>
+        <w:rPr>
+          <w:b/>
+          <w:bCs/>
+        </w:rPr>
       </w:pPr>
       <w:r>
-        <w:t xml:space="preserve">Name length must be between 3 and 50 characters </w:t>
+        <w:rPr>
+          <w:b/>
+          <w:bCs/>
+        </w:rPr>
+        <w:t>Error message "Email already exists" must be displayed if the email is not unique.</w:t>
       </w:r>
     </w:p>
     <w:p>
       <w:pPr>
         <w:numPr>
           <w:ilvl w:val="0"/>
-          <w:numId w:val="1"/>
+          <w:numId w:val="27"/>
         </w:numPr>
         <w:spacing w:after="0"/>
+        <w:rPr>
+          <w:b/>
+          <w:bCs/>
+        </w:rPr>
       </w:pPr>
       <w:r>
-        <w:t>User must select a role (</w:t>
-      </w:r>
-      <w:r>
-        <w:t>Client</w:t>
-      </w:r>
-      <w:r>
-        <w:t>/Supplier</w:t>
-      </w:r>
-      <w:r>
-        <w:t xml:space="preserve">) </w:t>
-      </w:r>
-    </w:p>
-    <w:p>
-      <w:pPr>
-        <w:numPr>
-          <w:ilvl w:val="0"/>
-          <w:numId w:val="1"/>
-        </w:numPr>
-        <w:spacing w:after="0"/>
-      </w:pPr>
-      <w:r>
-        <w:t xml:space="preserve">Upon successful registration, </w:t>
-      </w:r>
-      <w:r>
-        <w:t xml:space="preserve">the </w:t>
-      </w:r>
-      <w:r>
-        <w:t xml:space="preserve">user is redirected to </w:t>
-      </w:r>
-      <w:r>
-        <w:t xml:space="preserve">the </w:t>
-      </w:r>
-      <w:r>
-        <w:t xml:space="preserve">login page </w:t>
-      </w:r>
-    </w:p>
-    <w:p>
-      <w:pPr>
-        <w:spacing w:after="0"/>
-        <w:rPr>
-          <w:b/>
-          <w:bCs/>
-        </w:rPr>
-      </w:pPr>
-      <w:r>
-        <w:rPr>
-          <w:b/>
-          <w:bCs/>
-        </w:rPr>
-        <w:t>Source</w:t>
-      </w:r>
-    </w:p>
-    <w:p>
-      <w:pPr>
-        <w:numPr>
-          <w:ilvl w:val="0"/>
-          <w:numId w:val="3"/>
-        </w:numPr>
-        <w:spacing w:after="0"/>
-      </w:pPr>
-      <w:r>
-        <w:t>SIQ_Reg_01</w:t>
-      </w:r>
-      <w:r>
-        <w:t xml:space="preserve">, </w:t>
-      </w:r>
-      <w:r>
-        <w:t>SIQ_Reg_0</w:t>
-      </w:r>
-      <w:r>
-        <w:t>2</w:t>
-      </w:r>
-      <w:r>
-        <w:t xml:space="preserve">, </w:t>
-      </w:r>
-      <w:r>
-        <w:t>SIQ_Reg_0</w:t>
-      </w:r>
-      <w:r>
-        <w:t>3</w:t>
-      </w:r>
-      <w:r>
-        <w:t xml:space="preserve">, </w:t>
-      </w:r>
-      <w:r>
-        <w:t>SIQ_Reg_04</w:t>
-      </w:r>
-      <w:r>
-        <w:rPr>
-          <w:rFonts w:hint="cs"/>
-          <w:rtl/>
-        </w:rPr>
-        <w:t xml:space="preserve"> </w:t>
-      </w:r>
-      <w:r>
-        <w:t>,</w:t>
-      </w:r>
-      <w:r>
-        <w:t>SIQ_Reg_0</w:t>
-      </w:r>
-      <w:r>
-        <w:rPr>
-          <w:rFonts w:hint="cs"/>
-          <w:rtl/>
-        </w:rPr>
-        <w:t>5</w:t>
-      </w:r>
-      <w:r>
-        <w:t xml:space="preserve"> </w:t>
-      </w:r>
-      <w:r>
-        <w:t xml:space="preserve">, </w:t>
-      </w:r>
-      <w:r>
-        <w:t>SIQ_Reg_0</w:t>
-      </w:r>
-      <w:r>
-        <w:rPr>
-          <w:rFonts w:hint="cs"/>
-          <w:rtl/>
-        </w:rPr>
-        <w:t>6</w:t>
+        <w:rPr>
+          <w:b/>
+          <w:bCs/>
+        </w:rPr>
+        <w:t>Source: SIQ_Reg_01, SIQ_Reg_02, SIQ_Reg_03, SIQ_Reg_04, SIQ_Reg_05, SIQ_Reg_06.</w:t>
       </w:r>
     </w:p>
     <w:p>
@@ -277,111 +206,149 @@
     </w:p>
     <w:p>
       <w:pPr>
+        <w:numPr>
+          <w:ilvl w:val="0"/>
+          <w:numId w:val="28"/>
+        </w:numPr>
         <w:spacing w:after="0"/>
+        <w:rPr>
+          <w:b/>
+          <w:bCs/>
+        </w:rPr>
       </w:pPr>
       <w:r>
-        <w:t>The system shall allow users to log in using Email and Password.</w:t>
+        <w:rPr>
+          <w:b/>
+          <w:bCs/>
+        </w:rPr>
+        <w:t>Statement: The system shall allow users to log in using Email and Password.</w:t>
       </w:r>
     </w:p>
     <w:p>
       <w:pPr>
         <w:numPr>
           <w:ilvl w:val="0"/>
-          <w:numId w:val="4"/>
+          <w:numId w:val="28"/>
         </w:numPr>
         <w:spacing w:after="0"/>
+        <w:rPr>
+          <w:b/>
+          <w:bCs/>
+        </w:rPr>
       </w:pPr>
       <w:r>
-        <w:t xml:space="preserve">User enters valid Email and Password </w:t>
+        <w:rPr>
+          <w:b/>
+          <w:bCs/>
+        </w:rPr>
+        <w:t>New Details to Add:</w:t>
       </w:r>
     </w:p>
     <w:p>
       <w:pPr>
         <w:numPr>
-          <w:ilvl w:val="0"/>
-          <w:numId w:val="4"/>
+          <w:ilvl w:val="1"/>
+          <w:numId w:val="28"/>
         </w:numPr>
         <w:spacing w:after="0"/>
+        <w:rPr>
+          <w:b/>
+          <w:bCs/>
+        </w:rPr>
       </w:pPr>
       <w:r>
-        <w:t xml:space="preserve">User </w:t>
-      </w:r>
-      <w:r>
-        <w:t>can login to the system using a secure login</w:t>
+        <w:rPr>
+          <w:b/>
+          <w:bCs/>
+        </w:rPr>
+        <w:t>System must identify the user role during login.</w:t>
       </w:r>
     </w:p>
     <w:p>
       <w:pPr>
         <w:numPr>
-          <w:ilvl w:val="0"/>
-          <w:numId w:val="4"/>
+          <w:ilvl w:val="1"/>
+          <w:numId w:val="28"/>
         </w:numPr>
         <w:spacing w:after="0"/>
+        <w:rPr>
+          <w:b/>
+          <w:bCs/>
+        </w:rPr>
       </w:pPr>
       <w:r>
-        <w:t xml:space="preserve">Invalid credentials are rejected </w:t>
+        <w:rPr>
+          <w:b/>
+          <w:bCs/>
+        </w:rPr>
+        <w:t>Client users are redirected to the Home Page.</w:t>
       </w:r>
     </w:p>
     <w:p>
       <w:pPr>
         <w:numPr>
-          <w:ilvl w:val="0"/>
-          <w:numId w:val="4"/>
+          <w:ilvl w:val="1"/>
+          <w:numId w:val="28"/>
         </w:numPr>
         <w:spacing w:after="0"/>
+        <w:rPr>
+          <w:b/>
+          <w:bCs/>
+        </w:rPr>
       </w:pPr>
       <w:r>
-        <w:t>Password is masked</w:t>
+        <w:rPr>
+          <w:b/>
+          <w:bCs/>
+        </w:rPr>
+        <w:t>Supplier users are redirected to the Supplier Dashboard.</w:t>
       </w:r>
     </w:p>
     <w:p>
       <w:pPr>
         <w:numPr>
-          <w:ilvl w:val="0"/>
-          <w:numId w:val="4"/>
+          <w:ilvl w:val="1"/>
+          <w:numId w:val="28"/>
         </w:numPr>
         <w:spacing w:after="0"/>
+        <w:rPr>
+          <w:b/>
+          <w:bCs/>
+        </w:rPr>
       </w:pPr>
       <w:r>
-        <w:t xml:space="preserve">User can show/hide password </w:t>
+        <w:rPr>
+          <w:b/>
+          <w:bCs/>
+        </w:rPr>
+        <w:t>Admin users are redirected to the Admin Dashboard.</w:t>
       </w:r>
     </w:p>
     <w:p>
       <w:pPr>
-        <w:pStyle w:val="ListParagraph"/>
-        <w:widowControl w:val="0"/>
         <w:numPr>
-          <w:ilvl w:val="0"/>
-          <w:numId w:val="4"/>
+          <w:ilvl w:val="1"/>
+          <w:numId w:val="28"/>
         </w:numPr>
-        <w:spacing w:after="0" w:line="276" w:lineRule="auto"/>
+        <w:spacing w:after="0"/>
+        <w:rPr>
+          <w:b/>
+          <w:bCs/>
+        </w:rPr>
       </w:pPr>
       <w:r>
-        <w:t>User is redirected to the correct dashboard based on their role (Client, Supplier, or Admin)</w:t>
+        <w:rPr>
+          <w:b/>
+          <w:bCs/>
+        </w:rPr>
+        <w:t>Error messages for empty fields: "Email is Required" and "Password is Required".</w:t>
       </w:r>
     </w:p>
     <w:p>
       <w:pPr>
-        <w:spacing w:after="0"/>
-        <w:rPr>
-          <w:b/>
-          <w:bCs/>
-        </w:rPr>
-      </w:pPr>
-      <w:r>
-        <w:rPr>
-          <w:b/>
-          <w:bCs/>
-        </w:rPr>
-        <w:t>Source</w:t>
-      </w:r>
-    </w:p>
-    <w:p>
-      <w:pPr>
-        <w:pStyle w:val="ListParagraph"/>
         <w:numPr>
           <w:ilvl w:val="0"/>
-          <w:numId w:val="22"/>
+          <w:numId w:val="28"/>
         </w:numPr>
         <w:spacing w:after="0"/>
         <w:rPr>
@@ -390,7 +357,11 @@
         </w:rPr>
       </w:pPr>
       <w:r>
-        <w:t>SIQ_Log_01, SIQ_Log_02, SIQ_Reg_05, SIQ_Reg_06</w:t>
+        <w:rPr>
+          <w:b/>
+          <w:bCs/>
+        </w:rPr>
+        <w:t>Source: SIQ_Log_01, SIQ_Log_02, SIQ_Reg_05, SIQ_Reg_06.</w:t>
       </w:r>
     </w:p>
     <w:p>
@@ -406,6 +377,10 @@
     <w:p>
       <w:pPr>
         <w:spacing w:after="0"/>
+        <w:rPr>
+          <w:b/>
+          <w:bCs/>
+        </w:rPr>
       </w:pPr>
       <w:r>
         <w:rPr>
@@ -417,6 +392,10 @@
     </w:p>
     <w:p>
       <w:pPr>
+        <w:numPr>
+          <w:ilvl w:val="0"/>
+          <w:numId w:val="29"/>
+        </w:numPr>
         <w:spacing w:after="0"/>
         <w:rPr>
           <w:b/>
@@ -428,118 +407,135 @@
           <w:b/>
           <w:bCs/>
         </w:rPr>
-        <w:t>Statement</w:t>
+        <w:t>Statement: The system shall display products with Name, Photo, Description, Price, Add to cart Button, Order Quantity, and Availability in Stock.</w:t>
       </w:r>
     </w:p>
     <w:p>
       <w:pPr>
+        <w:numPr>
+          <w:ilvl w:val="0"/>
+          <w:numId w:val="29"/>
+        </w:numPr>
         <w:spacing w:after="0"/>
+        <w:rPr>
+          <w:b/>
+          <w:bCs/>
+        </w:rPr>
       </w:pPr>
       <w:r>
-        <w:t xml:space="preserve">The system shall display products with </w:t>
-      </w:r>
-      <w:r>
-        <w:t xml:space="preserve">Name, </w:t>
-      </w:r>
-      <w:r>
-        <w:t xml:space="preserve">Photo, Description, Price, Add to cart </w:t>
-      </w:r>
-      <w:r>
-        <w:t>Button</w:t>
-      </w:r>
-      <w:r>
-        <w:t>, Order Quantity,</w:t>
-      </w:r>
-      <w:r>
-        <w:t xml:space="preserve"> and Availability i</w:t>
-      </w:r>
-      <w:r>
-        <w:t>n Stock</w:t>
-      </w:r>
-      <w:r>
-        <w:t>.</w:t>
+        <w:rPr>
+          <w:b/>
+          <w:bCs/>
+        </w:rPr>
+        <w:t>New Details to Add:</w:t>
       </w:r>
     </w:p>
     <w:p>
       <w:pPr>
         <w:numPr>
-          <w:ilvl w:val="0"/>
-          <w:numId w:val="7"/>
+          <w:ilvl w:val="1"/>
+          <w:numId w:val="29"/>
         </w:numPr>
         <w:spacing w:after="0"/>
+        <w:rPr>
+          <w:b/>
+          <w:bCs/>
+        </w:rPr>
       </w:pPr>
       <w:r>
-        <w:t xml:space="preserve">Product includes </w:t>
-      </w:r>
-      <w:r>
-        <w:t xml:space="preserve">name, </w:t>
-      </w:r>
-      <w:r>
-        <w:t xml:space="preserve">photo, description, and price </w:t>
+        <w:rPr>
+          <w:b/>
+          <w:bCs/>
+        </w:rPr>
+        <w:t>Currency must be shown correctly (e.g., EGP).</w:t>
       </w:r>
     </w:p>
     <w:p>
       <w:pPr>
         <w:numPr>
-          <w:ilvl w:val="0"/>
-          <w:numId w:val="7"/>
+          <w:ilvl w:val="1"/>
+          <w:numId w:val="29"/>
         </w:numPr>
         <w:spacing w:after="0"/>
+        <w:rPr>
+          <w:b/>
+          <w:bCs/>
+        </w:rPr>
       </w:pPr>
       <w:r>
-        <w:t xml:space="preserve">Product shows stock availability </w:t>
+        <w:rPr>
+          <w:b/>
+          <w:bCs/>
+        </w:rPr>
+        <w:t>Stock status must use color coding (green for In Stock, red for Out of Stock).</w:t>
       </w:r>
     </w:p>
     <w:p>
       <w:pPr>
         <w:numPr>
-          <w:ilvl w:val="0"/>
-          <w:numId w:val="7"/>
+          <w:ilvl w:val="1"/>
+          <w:numId w:val="29"/>
         </w:numPr>
         <w:spacing w:after="0"/>
+        <w:rPr>
+          <w:b/>
+          <w:bCs/>
+        </w:rPr>
       </w:pPr>
       <w:r>
-        <w:t xml:space="preserve">User can specify quantity </w:t>
+        <w:rPr>
+          <w:b/>
+          <w:bCs/>
+        </w:rPr>
+        <w:t>Quantity selector must have a default value of 1 and cannot be set below 1 or above available stock.</w:t>
       </w:r>
     </w:p>
     <w:p>
       <w:pPr>
         <w:numPr>
-          <w:ilvl w:val="0"/>
-          <w:numId w:val="7"/>
+          <w:ilvl w:val="1"/>
+          <w:numId w:val="29"/>
         </w:numPr>
         <w:spacing w:after="0"/>
+        <w:rPr>
+          <w:b/>
+          <w:bCs/>
+        </w:rPr>
       </w:pPr>
       <w:r>
-        <w:t xml:space="preserve">User can add </w:t>
-      </w:r>
-      <w:r>
-        <w:t xml:space="preserve">a </w:t>
-      </w:r>
-      <w:r>
-        <w:t xml:space="preserve">product to </w:t>
-      </w:r>
-      <w:r>
-        <w:t xml:space="preserve">the </w:t>
-      </w:r>
-      <w:r>
-        <w:t xml:space="preserve">cart </w:t>
+        <w:rPr>
+          <w:b/>
+          <w:bCs/>
+        </w:rPr>
+        <w:t>"Add to Cart" button disappears when a product is Out of Stock.</w:t>
       </w:r>
     </w:p>
     <w:p>
       <w:pPr>
         <w:numPr>
-          <w:ilvl w:val="0"/>
-          <w:numId w:val="7"/>
+          <w:ilvl w:val="1"/>
+          <w:numId w:val="29"/>
         </w:numPr>
         <w:spacing w:after="0"/>
+        <w:rPr>
+          <w:b/>
+          <w:bCs/>
+        </w:rPr>
       </w:pPr>
       <w:r>
-        <w:t>Each product has a supplier</w:t>
+        <w:rPr>
+          <w:b/>
+          <w:bCs/>
+        </w:rPr>
+        <w:t>System must provide a search bar to filter products by name.</w:t>
       </w:r>
     </w:p>
     <w:p>
       <w:pPr>
+        <w:numPr>
+          <w:ilvl w:val="1"/>
+          <w:numId w:val="29"/>
+        </w:numPr>
         <w:spacing w:after="0"/>
         <w:rPr>
           <w:b/>
@@ -551,28 +547,41 @@
           <w:b/>
           <w:bCs/>
         </w:rPr>
-        <w:t>Source</w:t>
+        <w:lastRenderedPageBreak/>
+        <w:t>Unauthenticated users must see an error: "Please login to add items to cart".</w:t>
       </w:r>
     </w:p>
     <w:p>
       <w:pPr>
         <w:numPr>
           <w:ilvl w:val="0"/>
-          <w:numId w:val="9"/>
+          <w:numId w:val="29"/>
         </w:numPr>
         <w:spacing w:after="0"/>
+        <w:rPr>
+          <w:b/>
+          <w:bCs/>
+        </w:rPr>
       </w:pPr>
       <w:r>
-        <w:t>SIQ_Product_01</w:t>
+        <w:rPr>
+          <w:b/>
+          <w:bCs/>
+        </w:rPr>
+        <w:t>Source: SIQ_Product_01.</w:t>
       </w:r>
     </w:p>
     <w:p>
       <w:pPr>
         <w:spacing w:after="0"/>
+        <w:rPr>
+          <w:b/>
+          <w:bCs/>
+        </w:rPr>
       </w:pPr>
       <w:r>
-        <w:pict w14:anchorId="21AB4066">
-          <v:rect id="_x0000_i1028" style="width:0;height:1.5pt" o:hralign="center" o:hrstd="t" o:hr="t" fillcolor="#a0a0a0" stroked="f"/>
+        <w:pict w14:anchorId="1F6C9221">
+          <v:rect id="_x0000_i1036" style="width:0;height:1.5pt" o:hralign="center" o:bullet="t" o:hrstd="t" o:hr="t" fillcolor="#a0a0a0" stroked="f"/>
         </w:pict>
       </w:r>
     </w:p>
@@ -584,24 +593,6 @@
           <w:bCs/>
         </w:rPr>
       </w:pPr>
-    </w:p>
-    <w:p>
-      <w:pPr>
-        <w:spacing w:after="0"/>
-        <w:rPr>
-          <w:b/>
-          <w:bCs/>
-        </w:rPr>
-      </w:pPr>
-    </w:p>
-    <w:p>
-      <w:pPr>
-        <w:spacing w:after="0"/>
-        <w:rPr>
-          <w:b/>
-          <w:bCs/>
-        </w:rPr>
-      </w:pPr>
       <w:r>
         <w:rPr>
           <w:b/>
@@ -612,101 +603,122 @@
     </w:p>
     <w:p>
       <w:pPr>
+        <w:numPr>
+          <w:ilvl w:val="0"/>
+          <w:numId w:val="30"/>
+        </w:numPr>
         <w:spacing w:after="0"/>
+        <w:rPr>
+          <w:b/>
+          <w:bCs/>
+        </w:rPr>
       </w:pPr>
       <w:r>
-        <w:t>The system shall provide a shopping cart for users to manage selected products.</w:t>
+        <w:rPr>
+          <w:b/>
+          <w:bCs/>
+        </w:rPr>
+        <w:t>Statement: The system shall provide a shopping cart for users to manage selected products.</w:t>
       </w:r>
     </w:p>
     <w:p>
       <w:pPr>
         <w:numPr>
           <w:ilvl w:val="0"/>
-          <w:numId w:val="10"/>
+          <w:numId w:val="30"/>
         </w:numPr>
         <w:spacing w:after="0"/>
+        <w:rPr>
+          <w:b/>
+          <w:bCs/>
+        </w:rPr>
       </w:pPr>
       <w:r>
-        <w:t xml:space="preserve">User can add items to cart </w:t>
+        <w:rPr>
+          <w:b/>
+          <w:bCs/>
+        </w:rPr>
+        <w:t>New Details to Add:</w:t>
       </w:r>
     </w:p>
     <w:p>
       <w:pPr>
         <w:numPr>
-          <w:ilvl w:val="0"/>
-          <w:numId w:val="10"/>
+          <w:ilvl w:val="1"/>
+          <w:numId w:val="30"/>
         </w:numPr>
         <w:spacing w:after="0"/>
+        <w:rPr>
+          <w:b/>
+          <w:bCs/>
+        </w:rPr>
       </w:pPr>
       <w:r>
-        <w:t xml:space="preserve">User can remove items </w:t>
+        <w:rPr>
+          <w:b/>
+          <w:bCs/>
+        </w:rPr>
+        <w:t>If a user adds an existing product again, the system must increment the quantity instead of adding a new line item.</w:t>
       </w:r>
     </w:p>
     <w:p>
       <w:pPr>
         <w:numPr>
-          <w:ilvl w:val="0"/>
-          <w:numId w:val="10"/>
+          <w:ilvl w:val="1"/>
+          <w:numId w:val="30"/>
         </w:numPr>
         <w:spacing w:after="0"/>
+        <w:rPr>
+          <w:b/>
+          <w:bCs/>
+        </w:rPr>
       </w:pPr>
       <w:r>
-        <w:t>Shopping cart page clearly lists all added products</w:t>
+        <w:rPr>
+          <w:b/>
+          <w:bCs/>
+        </w:rPr>
+        <w:t>The total price must include a shipping fee of 50 EGP.</w:t>
       </w:r>
     </w:p>
     <w:p>
       <w:pPr>
         <w:numPr>
-          <w:ilvl w:val="0"/>
-          <w:numId w:val="10"/>
+          <w:ilvl w:val="1"/>
+          <w:numId w:val="30"/>
         </w:numPr>
         <w:spacing w:after="0"/>
+        <w:rPr>
+          <w:b/>
+          <w:bCs/>
+        </w:rPr>
       </w:pPr>
       <w:r>
-        <w:t>Each item shows name, unit price, quantity, and subtotal</w:t>
+        <w:rPr>
+          <w:b/>
+          <w:bCs/>
+        </w:rPr>
+        <w:t>"Proceed to Checkout" button is enabled only when the cart is not empty.</w:t>
       </w:r>
     </w:p>
     <w:p>
       <w:pPr>
         <w:numPr>
           <w:ilvl w:val="0"/>
-          <w:numId w:val="10"/>
+          <w:numId w:val="30"/>
         </w:numPr>
         <w:spacing w:after="0"/>
+        <w:rPr>
+          <w:b/>
+          <w:bCs/>
+        </w:rPr>
       </w:pPr>
       <w:r>
-        <w:t>The</w:t>
-      </w:r>
-      <w:r>
-        <w:t xml:space="preserve"> total price is displayed</w:t>
-      </w:r>
-    </w:p>
-    <w:p>
-      <w:pPr>
-        <w:spacing w:after="0"/>
-        <w:rPr>
-          <w:b/>
-          <w:bCs/>
-        </w:rPr>
-      </w:pPr>
-      <w:r>
-        <w:rPr>
-          <w:b/>
-          <w:bCs/>
-        </w:rPr>
-        <w:t>Source</w:t>
-      </w:r>
-    </w:p>
-    <w:p>
-      <w:pPr>
-        <w:numPr>
-          <w:ilvl w:val="0"/>
-          <w:numId w:val="12"/>
-        </w:numPr>
-        <w:spacing w:after="0"/>
-      </w:pPr>
-      <w:r>
-        <w:t xml:space="preserve">SIQ_Cart_01 </w:t>
+        <w:rPr>
+          <w:b/>
+          <w:bCs/>
+        </w:rPr>
+        <w:t>Source: SIQ_Cart_01.</w:t>
       </w:r>
     </w:p>
     <w:p>
@@ -737,86 +749,110 @@
     </w:p>
     <w:p>
       <w:pPr>
+        <w:numPr>
+          <w:ilvl w:val="0"/>
+          <w:numId w:val="31"/>
+        </w:numPr>
         <w:spacing w:after="0"/>
+        <w:rPr>
+          <w:b/>
+          <w:bCs/>
+        </w:rPr>
       </w:pPr>
       <w:r>
-        <w:t>The system shall allow users to place orders using Cash on Delivery and send confirmation emails.</w:t>
+        <w:rPr>
+          <w:b/>
+          <w:bCs/>
+        </w:rPr>
+        <w:t>Statement: The system shall allow users to place orders using Cash on Delivery and send confirmation emails.</w:t>
       </w:r>
     </w:p>
     <w:p>
       <w:pPr>
         <w:numPr>
           <w:ilvl w:val="0"/>
-          <w:numId w:val="13"/>
+          <w:numId w:val="31"/>
         </w:numPr>
         <w:spacing w:after="0"/>
+        <w:rPr>
+          <w:b/>
+          <w:bCs/>
+        </w:rPr>
       </w:pPr>
       <w:r>
-        <w:t xml:space="preserve">User can place </w:t>
-      </w:r>
-      <w:r>
-        <w:t xml:space="preserve">an </w:t>
-      </w:r>
-      <w:r>
-        <w:t xml:space="preserve">order using Cash on Delivery </w:t>
+        <w:rPr>
+          <w:b/>
+          <w:bCs/>
+        </w:rPr>
+        <w:t>New Details to Add:</w:t>
       </w:r>
     </w:p>
     <w:p>
       <w:pPr>
         <w:numPr>
-          <w:ilvl w:val="0"/>
-          <w:numId w:val="13"/>
+          <w:ilvl w:val="1"/>
+          <w:numId w:val="31"/>
         </w:numPr>
         <w:spacing w:after="0"/>
+        <w:rPr>
+          <w:b/>
+          <w:bCs/>
+        </w:rPr>
       </w:pPr>
       <w:r>
-        <w:t xml:space="preserve">Confirmation email is sent after </w:t>
-      </w:r>
-      <w:r>
-        <w:t xml:space="preserve">the </w:t>
-      </w:r>
-      <w:r>
-        <w:t xml:space="preserve">order </w:t>
+        <w:rPr>
+          <w:b/>
+          <w:bCs/>
+        </w:rPr>
+        <w:t>Checkout fields must include: City, Address, Receiver Phone, and Receiver Name.</w:t>
       </w:r>
     </w:p>
     <w:p>
       <w:pPr>
         <w:numPr>
-          <w:ilvl w:val="0"/>
-          <w:numId w:val="13"/>
+          <w:ilvl w:val="1"/>
+          <w:numId w:val="31"/>
         </w:numPr>
         <w:spacing w:after="0"/>
+        <w:rPr>
+          <w:b/>
+          <w:bCs/>
+        </w:rPr>
       </w:pPr>
       <w:r>
-        <w:t xml:space="preserve">City and Detailed Address fields are </w:t>
-      </w:r>
-      <w:r>
-        <w:t xml:space="preserve"> required</w:t>
+        <w:rPr>
+          <w:b/>
+          <w:bCs/>
+        </w:rPr>
+        <w:t>All four checkout fields are mandatory.</w:t>
       </w:r>
     </w:p>
     <w:p>
       <w:pPr>
         <w:numPr>
-          <w:ilvl w:val="0"/>
-          <w:numId w:val="13"/>
+          <w:ilvl w:val="1"/>
+          <w:numId w:val="31"/>
         </w:numPr>
         <w:spacing w:after="0"/>
+        <w:rPr>
+          <w:b/>
+          <w:bCs/>
+        </w:rPr>
       </w:pPr>
       <w:r>
-        <w:t xml:space="preserve">There is </w:t>
-      </w:r>
-      <w:r>
-        <w:t xml:space="preserve">a </w:t>
-      </w:r>
-      <w:r>
-        <w:t>“Confirm order” button to confirm the order</w:t>
-      </w:r>
-      <w:r>
-        <w:t xml:space="preserve"> </w:t>
+        <w:rPr>
+          <w:b/>
+          <w:bCs/>
+        </w:rPr>
+        <w:t>Error message "Please enter the required data" is shown if any field is empty.</w:t>
       </w:r>
     </w:p>
     <w:p>
       <w:pPr>
+        <w:numPr>
+          <w:ilvl w:val="1"/>
+          <w:numId w:val="31"/>
+        </w:numPr>
         <w:spacing w:after="0"/>
         <w:rPr>
           <w:b/>
@@ -828,19 +864,27 @@
           <w:b/>
           <w:bCs/>
         </w:rPr>
-        <w:t>Source</w:t>
+        <w:t>Confirmation email must be sent to the registered email address of the customer immediately after the order is placed.</w:t>
       </w:r>
     </w:p>
     <w:p>
       <w:pPr>
         <w:numPr>
           <w:ilvl w:val="0"/>
-          <w:numId w:val="15"/>
+          <w:numId w:val="31"/>
         </w:numPr>
         <w:spacing w:after="0"/>
+        <w:rPr>
+          <w:b/>
+          <w:bCs/>
+        </w:rPr>
       </w:pPr>
       <w:r>
-        <w:t xml:space="preserve">SIQ_checkout_01, SIQ_Checkout_02 </w:t>
+        <w:rPr>
+          <w:b/>
+          <w:bCs/>
+        </w:rPr>
+        <w:t>Source: SIQ_checkout_01, SIQ_Checkout_02.</w:t>
       </w:r>
     </w:p>
     <w:p>
@@ -871,103 +915,142 @@
     </w:p>
     <w:p>
       <w:pPr>
+        <w:numPr>
+          <w:ilvl w:val="0"/>
+          <w:numId w:val="32"/>
+        </w:numPr>
         <w:spacing w:after="0"/>
+        <w:rPr>
+          <w:b/>
+          <w:bCs/>
+        </w:rPr>
       </w:pPr>
       <w:r>
-        <w:t>The system shall allow the admin to manage products, users, and orders.</w:t>
+        <w:rPr>
+          <w:b/>
+          <w:bCs/>
+        </w:rPr>
+        <w:t>Statement: The system shall allow the admin to manage products, users, and orders.</w:t>
       </w:r>
     </w:p>
     <w:p>
       <w:pPr>
         <w:numPr>
           <w:ilvl w:val="0"/>
-          <w:numId w:val="16"/>
+          <w:numId w:val="32"/>
         </w:numPr>
         <w:spacing w:after="0"/>
+        <w:rPr>
+          <w:b/>
+          <w:bCs/>
+        </w:rPr>
       </w:pPr>
       <w:r>
-        <w:t>Admin can add/remove products</w:t>
+        <w:rPr>
+          <w:b/>
+          <w:bCs/>
+        </w:rPr>
+        <w:t>New Details to Add:</w:t>
       </w:r>
     </w:p>
     <w:p>
       <w:pPr>
         <w:numPr>
-          <w:ilvl w:val="0"/>
-          <w:numId w:val="16"/>
+          <w:ilvl w:val="1"/>
+          <w:numId w:val="32"/>
         </w:numPr>
         <w:spacing w:after="0"/>
+        <w:rPr>
+          <w:b/>
+          <w:bCs/>
+        </w:rPr>
       </w:pPr>
       <w:r>
-        <w:t xml:space="preserve">Admin can add/remove </w:t>
-      </w:r>
-      <w:r>
-        <w:t>client or supplier</w:t>
+        <w:rPr>
+          <w:b/>
+          <w:bCs/>
+        </w:rPr>
+        <w:t>Products added by Admin have a default status of "Approved".</w:t>
       </w:r>
     </w:p>
     <w:p>
       <w:pPr>
         <w:numPr>
-          <w:ilvl w:val="0"/>
-          <w:numId w:val="16"/>
+          <w:ilvl w:val="1"/>
+          <w:numId w:val="32"/>
         </w:numPr>
         <w:spacing w:after="0"/>
+        <w:rPr>
+          <w:b/>
+          <w:bCs/>
+        </w:rPr>
       </w:pPr>
       <w:r>
-        <w:t xml:space="preserve">Admin can view </w:t>
-      </w:r>
-      <w:r>
-        <w:t xml:space="preserve">list of </w:t>
-      </w:r>
-      <w:r>
-        <w:t>users(suppliers, customers)</w:t>
-      </w:r>
-      <w:r>
-        <w:t xml:space="preserve"> </w:t>
+        <w:rPr>
+          <w:b/>
+          <w:bCs/>
+        </w:rPr>
+        <w:t>Admin can search for specific products by name in the dashboard.</w:t>
       </w:r>
     </w:p>
     <w:p>
       <w:pPr>
         <w:numPr>
-          <w:ilvl w:val="0"/>
-          <w:numId w:val="16"/>
+          <w:ilvl w:val="1"/>
+          <w:numId w:val="32"/>
         </w:numPr>
         <w:spacing w:after="0"/>
+        <w:rPr>
+          <w:b/>
+          <w:bCs/>
+        </w:rPr>
       </w:pPr>
       <w:r>
-        <w:t xml:space="preserve">Admin can view </w:t>
-      </w:r>
-      <w:r>
-        <w:t xml:space="preserve">list of </w:t>
-      </w:r>
-      <w:r>
-        <w:t xml:space="preserve">orders </w:t>
+        <w:rPr>
+          <w:b/>
+          <w:bCs/>
+        </w:rPr>
+        <w:t>Admin can filter products by status: "Pending", "Approved", or "All".</w:t>
       </w:r>
     </w:p>
     <w:p>
       <w:pPr>
         <w:numPr>
-          <w:ilvl w:val="0"/>
-          <w:numId w:val="16"/>
+          <w:ilvl w:val="1"/>
+          <w:numId w:val="32"/>
         </w:numPr>
         <w:spacing w:after="0"/>
+        <w:rPr>
+          <w:b/>
+          <w:bCs/>
+        </w:rPr>
       </w:pPr>
       <w:r>
-        <w:t xml:space="preserve">Admin must have a unique account </w:t>
+        <w:rPr>
+          <w:b/>
+          <w:bCs/>
+        </w:rPr>
+        <w:t>Order list must show: Order ID, Customer Name, and Supplier Name.</w:t>
       </w:r>
     </w:p>
     <w:p>
       <w:pPr>
         <w:numPr>
           <w:ilvl w:val="0"/>
-          <w:numId w:val="16"/>
+          <w:numId w:val="32"/>
         </w:numPr>
         <w:spacing w:after="0"/>
+        <w:rPr>
+          <w:b/>
+          <w:bCs/>
+        </w:rPr>
       </w:pPr>
       <w:r>
-        <w:t xml:space="preserve">Admin must confirm on </w:t>
-      </w:r>
-      <w:r>
-        <w:t>supplier product</w:t>
+        <w:rPr>
+          <w:b/>
+          <w:bCs/>
+        </w:rPr>
+        <w:t>Source: SIQ_Admin_01, SIQ_Admin_02, SIQ_Admin_03.</w:t>
       </w:r>
     </w:p>
     <w:p>
@@ -979,41 +1062,166 @@
         </w:rPr>
       </w:pPr>
       <w:r>
-        <w:rPr>
-          <w:b/>
-          <w:bCs/>
-        </w:rPr>
-        <w:t>Source</w:t>
+        <w:lastRenderedPageBreak/>
+        <w:pict w14:anchorId="141605F2">
+          <v:rect id="_x0000_i1040" style="width:0;height:1.5pt" o:hralign="center" o:hrstd="t" o:hr="t" fillcolor="#a0a0a0" stroked="f"/>
+        </w:pict>
+      </w:r>
+      <w:r>
+        <w:rPr>
+          <w:b/>
+          <w:bCs/>
+        </w:rPr>
+        <w:t>CRS-FR-07: Supplier Management</w:t>
       </w:r>
     </w:p>
     <w:p>
       <w:pPr>
         <w:numPr>
           <w:ilvl w:val="0"/>
-          <w:numId w:val="18"/>
+          <w:numId w:val="33"/>
         </w:numPr>
         <w:spacing w:after="0"/>
+        <w:rPr>
+          <w:b/>
+          <w:bCs/>
+        </w:rPr>
       </w:pPr>
       <w:r>
-        <w:t>SIQ_Admin_01, SIQ_Admin_02</w:t>
-      </w:r>
-      <w:r>
-        <w:t xml:space="preserve">, </w:t>
-      </w:r>
-      <w:r>
-        <w:t>SIQ_Admin_0</w:t>
-      </w:r>
-      <w:r>
-        <w:t>3</w:t>
+        <w:rPr>
+          <w:b/>
+          <w:bCs/>
+        </w:rPr>
+        <w:t>Statement: The system shall allow suppliers to manage their products and view their orders.</w:t>
       </w:r>
     </w:p>
     <w:p>
       <w:pPr>
+        <w:numPr>
+          <w:ilvl w:val="0"/>
+          <w:numId w:val="33"/>
+        </w:numPr>
         <w:spacing w:after="0"/>
+        <w:rPr>
+          <w:b/>
+          <w:bCs/>
+        </w:rPr>
       </w:pPr>
       <w:r>
-        <w:pict w14:anchorId="141605F2">
-          <v:rect id="_x0000_i1031" style="width:0;height:1.5pt" o:hralign="center" o:hrstd="t" o:hr="t" fillcolor="#a0a0a0" stroked="f"/>
+        <w:rPr>
+          <w:b/>
+          <w:bCs/>
+        </w:rPr>
+        <w:t>New Details to Add:</w:t>
+      </w:r>
+    </w:p>
+    <w:p>
+      <w:pPr>
+        <w:numPr>
+          <w:ilvl w:val="1"/>
+          <w:numId w:val="33"/>
+        </w:numPr>
+        <w:spacing w:after="0"/>
+        <w:rPr>
+          <w:b/>
+          <w:bCs/>
+        </w:rPr>
+      </w:pPr>
+      <w:r>
+        <w:rPr>
+          <w:b/>
+          <w:bCs/>
+        </w:rPr>
+        <w:t>Submitted products are saved with a "Pending" status and are not visible to customers until approved.</w:t>
+      </w:r>
+    </w:p>
+    <w:p>
+      <w:pPr>
+        <w:numPr>
+          <w:ilvl w:val="1"/>
+          <w:numId w:val="33"/>
+        </w:numPr>
+        <w:spacing w:after="0"/>
+        <w:rPr>
+          <w:b/>
+          <w:bCs/>
+        </w:rPr>
+      </w:pPr>
+      <w:r>
+        <w:rPr>
+          <w:b/>
+          <w:bCs/>
+        </w:rPr>
+        <w:t>Supplier can search for products within their dashboard.</w:t>
+      </w:r>
+    </w:p>
+    <w:p>
+      <w:pPr>
+        <w:numPr>
+          <w:ilvl w:val="1"/>
+          <w:numId w:val="33"/>
+        </w:numPr>
+        <w:spacing w:after="0"/>
+        <w:rPr>
+          <w:b/>
+          <w:bCs/>
+        </w:rPr>
+      </w:pPr>
+      <w:r>
+        <w:rPr>
+          <w:b/>
+          <w:bCs/>
+        </w:rPr>
+        <w:t>Supplier can filter products by status: "Approved", "Pending", or "All".</w:t>
+      </w:r>
+    </w:p>
+    <w:p>
+      <w:pPr>
+        <w:numPr>
+          <w:ilvl w:val="1"/>
+          <w:numId w:val="33"/>
+        </w:numPr>
+        <w:spacing w:after="0"/>
+        <w:rPr>
+          <w:b/>
+          <w:bCs/>
+        </w:rPr>
+      </w:pPr>
+      <w:r>
+        <w:rPr>
+          <w:b/>
+          <w:bCs/>
+        </w:rPr>
+        <w:t>Order details for suppliers include Order ID and Customer Name.</w:t>
+      </w:r>
+    </w:p>
+    <w:p>
+      <w:pPr>
+        <w:numPr>
+          <w:ilvl w:val="0"/>
+          <w:numId w:val="33"/>
+        </w:numPr>
+        <w:spacing w:after="0"/>
+        <w:rPr>
+          <w:b/>
+          <w:bCs/>
+        </w:rPr>
+      </w:pPr>
+      <w:r>
+        <w:rPr>
+          <w:b/>
+          <w:bCs/>
+        </w:rPr>
+        <w:t>Source: SIQ_Supplier_01, SIQ_Admin_03.</w:t>
+      </w:r>
+    </w:p>
+    <w:p>
+      <w:pPr>
+        <w:spacing w:after="0"/>
+      </w:pPr>
+      <w:r>
+        <w:pict w14:anchorId="6AE78854">
+          <v:rect id="_x0000_i1042" style="width:0;height:1.5pt" o:hralign="center" o:hrstd="t" o:hr="t" fillcolor="#a0a0a0" stroked="f"/>
         </w:pict>
       </w:r>
     </w:p>
@@ -1025,192 +1233,141 @@
           <w:bCs/>
         </w:rPr>
       </w:pPr>
-    </w:p>
-    <w:p>
-      <w:pPr>
-        <w:spacing w:after="0"/>
-        <w:rPr>
-          <w:b/>
-          <w:bCs/>
-        </w:rPr>
-      </w:pPr>
-    </w:p>
-    <w:p>
-      <w:pPr>
-        <w:spacing w:after="0"/>
-        <w:rPr>
-          <w:b/>
-          <w:bCs/>
-        </w:rPr>
-      </w:pPr>
-    </w:p>
-    <w:p>
-      <w:pPr>
-        <w:spacing w:after="0"/>
-        <w:rPr>
-          <w:b/>
-          <w:bCs/>
-        </w:rPr>
-      </w:pPr>
-    </w:p>
-    <w:p>
-      <w:pPr>
-        <w:spacing w:after="0"/>
-        <w:rPr>
-          <w:b/>
-          <w:bCs/>
-        </w:rPr>
-      </w:pPr>
-    </w:p>
-    <w:p>
-      <w:pPr>
-        <w:spacing w:after="0"/>
-        <w:rPr>
-          <w:b/>
-          <w:bCs/>
-        </w:rPr>
-      </w:pPr>
       <w:r>
         <w:rPr>
           <w:b/>
           <w:bCs/>
         </w:rPr>
-        <w:lastRenderedPageBreak/>
-        <w:t>CRS-FR-07: Supplier Management</w:t>
+        <w:t>CRS-FR-08: User Profile (New Section)</w:t>
       </w:r>
     </w:p>
     <w:p>
       <w:pPr>
+        <w:numPr>
+          <w:ilvl w:val="0"/>
+          <w:numId w:val="34"/>
+        </w:numPr>
         <w:spacing w:after="0"/>
+        <w:rPr>
+          <w:b/>
+          <w:bCs/>
+        </w:rPr>
       </w:pPr>
       <w:r>
-        <w:t>The system shall allow suppliers to manage their products and view their orders.</w:t>
+        <w:rPr>
+          <w:b/>
+          <w:bCs/>
+        </w:rPr>
+        <w:t>Statement: The system shall allow users to view and manage their profile information.</w:t>
       </w:r>
     </w:p>
     <w:p>
       <w:pPr>
         <w:numPr>
           <w:ilvl w:val="0"/>
-          <w:numId w:val="19"/>
+          <w:numId w:val="34"/>
         </w:numPr>
         <w:spacing w:after="0"/>
+        <w:rPr>
+          <w:b/>
+          <w:bCs/>
+        </w:rPr>
       </w:pPr>
       <w:r>
-        <w:t>Supplier can add/remove products</w:t>
+        <w:rPr>
+          <w:b/>
+          <w:bCs/>
+        </w:rPr>
+        <w:t>Details:</w:t>
       </w:r>
     </w:p>
     <w:p>
       <w:pPr>
         <w:numPr>
-          <w:ilvl w:val="0"/>
-          <w:numId w:val="19"/>
+          <w:ilvl w:val="1"/>
+          <w:numId w:val="34"/>
         </w:numPr>
         <w:spacing w:after="0"/>
+        <w:rPr>
+          <w:b/>
+          <w:bCs/>
+        </w:rPr>
       </w:pPr>
       <w:r>
-        <w:t xml:space="preserve">Fields </w:t>
-      </w:r>
-      <w:r>
-        <w:t>for adding a product</w:t>
-      </w:r>
-      <w:r>
-        <w:t xml:space="preserve">: product photo, name, description, stock quantity, and price </w:t>
+        <w:rPr>
+          <w:b/>
+          <w:bCs/>
+        </w:rPr>
+        <w:t>Profile page displays the user's Email and Username.</w:t>
       </w:r>
     </w:p>
     <w:p>
       <w:pPr>
         <w:numPr>
-          <w:ilvl w:val="0"/>
-          <w:numId w:val="19"/>
+          <w:ilvl w:val="1"/>
+          <w:numId w:val="34"/>
         </w:numPr>
         <w:spacing w:after="0"/>
+        <w:rPr>
+          <w:b/>
+          <w:bCs/>
+        </w:rPr>
       </w:pPr>
       <w:r>
-        <w:t>Supplier can view their orders</w:t>
+        <w:rPr>
+          <w:b/>
+          <w:bCs/>
+        </w:rPr>
+        <w:t>User can update their Username.</w:t>
       </w:r>
     </w:p>
     <w:p>
       <w:pPr>
         <w:numPr>
-          <w:ilvl w:val="0"/>
-          <w:numId w:val="19"/>
+          <w:ilvl w:val="1"/>
+          <w:numId w:val="34"/>
         </w:numPr>
         <w:spacing w:after="0"/>
+        <w:rPr>
+          <w:b/>
+          <w:bCs/>
+        </w:rPr>
       </w:pPr>
       <w:r>
-        <w:t xml:space="preserve">For each order, </w:t>
-      </w:r>
-      <w:r>
-        <w:t xml:space="preserve">the </w:t>
-      </w:r>
-      <w:r>
-        <w:t>supplier can view: customer delivery address</w:t>
-      </w:r>
-      <w:r>
-        <w:t xml:space="preserve"> and</w:t>
-      </w:r>
-      <w:r>
-        <w:t xml:space="preserve"> quantity ordered per product</w:t>
+        <w:rPr>
+          <w:b/>
+          <w:bCs/>
+        </w:rPr>
+        <w:t>Email field must be read-only.</w:t>
       </w:r>
     </w:p>
     <w:p>
       <w:pPr>
         <w:numPr>
           <w:ilvl w:val="0"/>
-          <w:numId w:val="19"/>
+          <w:numId w:val="34"/>
         </w:numPr>
         <w:spacing w:after="0"/>
+        <w:rPr>
+          <w:b/>
+          <w:bCs/>
+        </w:rPr>
       </w:pPr>
       <w:r>
-        <w:t xml:space="preserve">Supplier cannot delete products added by Admin </w:t>
-      </w:r>
-      <w:r>
-        <w:t xml:space="preserve"> </w:t>
+        <w:rPr>
+          <w:b/>
+          <w:bCs/>
+        </w:rPr>
+        <w:t>Source: SRS-FN-Profile-001, SRS-FN-Profile-002.</w:t>
       </w:r>
     </w:p>
     <w:p>
       <w:pPr>
-        <w:numPr>
-          <w:ilvl w:val="0"/>
-          <w:numId w:val="19"/>
-        </w:numPr>
         <w:spacing w:after="0"/>
-      </w:pPr>
-      <w:r>
-        <w:t xml:space="preserve">Products require admin approval </w:t>
-      </w:r>
-    </w:p>
-    <w:p>
-      <w:pPr>
-        <w:spacing w:after="0"/>
-        <w:rPr>
-          <w:b/>
-          <w:bCs/>
-        </w:rPr>
-      </w:pPr>
-      <w:r>
-        <w:rPr>
-          <w:b/>
-          <w:bCs/>
-        </w:rPr>
-        <w:t>Source</w:t>
-      </w:r>
-    </w:p>
-    <w:p>
-      <w:pPr>
-        <w:numPr>
-          <w:ilvl w:val="0"/>
-          <w:numId w:val="21"/>
-        </w:numPr>
-        <w:spacing w:after="0"/>
-      </w:pPr>
-      <w:r>
-        <w:t>SIQ_Supplier_01, SIQ_Admin_03</w:t>
-      </w:r>
-    </w:p>
-    <w:p>
-      <w:pPr>
-        <w:spacing w:after="0"/>
+        <w:rPr>
+          <w:b/>
+          <w:bCs/>
+        </w:rPr>
       </w:pPr>
     </w:p>
     <w:sectPr>
@@ -1227,7 +1384,7 @@
 <w:numbering xmlns:wpc="http://schemas.microsoft.com/office/word/2010/wordprocessingCanvas" xmlns:cx="http://schemas.microsoft.com/office/drawing/2014/chartex" xmlns:cx1="http://schemas.microsoft.com/office/drawing/2015/9/8/chartex" xmlns:cx2="http://schemas.microsoft.com/office/drawing/2015/10/21/chartex" xmlns:cx3="http://schemas.microsoft.com/office/drawing/2016/5/9/chartex" xmlns:cx4="http://schemas.microsoft.com/office/drawing/2016/5/10/chartex" xmlns:cx5="http://schemas.microsoft.com/office/drawing/2016/5/11/chartex" xmlns:cx6="http://schemas.microsoft.com/office/drawing/2016/5/12/chartex" xmlns:cx7="http://schemas.microsoft.com/office/drawing/2016/5/13/chartex" xmlns:cx8="http://schemas.microsoft.com/office/drawing/2016/5/14/chartex" xmlns:mc="http://schemas.openxmlformats.org/markup-compatibility/2006" xmlns:aink="http://schemas.microsoft.com/office/drawing/2016/ink" xmlns:am3d="http://schemas.microsoft.com/office/drawing/2017/model3d" xmlns:o="urn:schemas-microsoft-com:office:office" xmlns:oel="http://schemas.microsoft.com/office/2019/extlst" xmlns:r="http://schemas.openxmlformats.org/officeDocument/2006/relationships" xmlns:m="http://schemas.openxmlformats.org/officeDocument/2006/math" xmlns:v="urn:schemas-microsoft-com:vml" xmlns:wp14="http://schemas.microsoft.com/office/word/2010/wordprocessingDrawing" xmlns:wp="http://schemas.openxmlformats.org/drawingml/2006/wordprocessingDrawing" xmlns:w10="urn:schemas-microsoft-com:office:word" xmlns:w="http://schemas.openxmlformats.org/wordprocessingml/2006/main" xmlns:w14="http://schemas.microsoft.com/office/word/2010/wordml" xmlns:w15="http://schemas.microsoft.com/office/word/2012/wordml" xmlns:w16cex="http://schemas.microsoft.com/office/word/2018/wordml/cex" xmlns:w16cid="http://schemas.microsoft.com/office/word/2016/wordml/cid" xmlns:w16="http://schemas.microsoft.com/office/word/2018/wordml" xmlns:w16du="http://schemas.microsoft.com/office/word/2023/wordml/word16du" xmlns:w16sdtdh="http://schemas.microsoft.com/office/word/2020/wordml/sdtdatahash" xmlns:w16sdtfl="http://schemas.microsoft.com/office/word/2024/wordml/sdtformatlock" xmlns:w16se="http://schemas.microsoft.com/office/word/2015/wordml/symex" xmlns:wpg="http://schemas.microsoft.com/office/word/2010/wordprocessingGroup" xmlns:wpi="http://schemas.microsoft.com/office/word/2010/wordprocessingInk" xmlns:wne="http://schemas.microsoft.com/office/word/2006/wordml" xmlns:wps="http://schemas.microsoft.com/office/word/2010/wordprocessingShape" mc:Ignorable="w14 w15 w16se w16cid w16 w16cex w16sdtdh w16sdtfl w16du wp14">
   <w:numPicBullet w:numPicBulletId="0">
     <w:pict>
-      <v:rect id="_x0000_i1031" style="width:0;height:1.5pt" o:hralign="center" o:bullet="t" o:hrstd="t" o:hr="t" fillcolor="#a0a0a0" stroked="f"/>
+      <v:rect id="_x0000_i1072" style="width:0;height:1.5pt" o:hralign="center" o:bullet="t" o:hrstd="t" o:hr="t" fillcolor="#a0a0a0" stroked="f"/>
     </w:pict>
   </w:numPicBullet>
   <w:abstractNum w:abstractNumId="0" w15:restartNumberingAfterBreak="0">
@@ -2274,6 +2431,155 @@
     </w:lvl>
   </w:abstractNum>
   <w:abstractNum w:abstractNumId="7" w15:restartNumberingAfterBreak="0">
+    <w:nsid w:val="256B45A8"/>
+    <w:multiLevelType w:val="multilevel"/>
+    <w:tmpl w:val="FB00BB88"/>
+    <w:lvl w:ilvl="0">
+      <w:start w:val="1"/>
+      <w:numFmt w:val="bullet"/>
+      <w:lvlText w:val=""/>
+      <w:lvlJc w:val="left"/>
+      <w:pPr>
+        <w:tabs>
+          <w:tab w:val="num" w:pos="720"/>
+        </w:tabs>
+        <w:ind w:left="720" w:hanging="360"/>
+      </w:pPr>
+      <w:rPr>
+        <w:rFonts w:ascii="Symbol" w:hAnsi="Symbol" w:hint="default"/>
+        <w:sz w:val="20"/>
+      </w:rPr>
+    </w:lvl>
+    <w:lvl w:ilvl="1">
+      <w:start w:val="1"/>
+      <w:numFmt w:val="bullet"/>
+      <w:lvlText w:val="o"/>
+      <w:lvlJc w:val="left"/>
+      <w:pPr>
+        <w:tabs>
+          <w:tab w:val="num" w:pos="1440"/>
+        </w:tabs>
+        <w:ind w:left="1440" w:hanging="360"/>
+      </w:pPr>
+      <w:rPr>
+        <w:rFonts w:ascii="Courier New" w:hAnsi="Courier New" w:hint="default"/>
+        <w:sz w:val="20"/>
+      </w:rPr>
+    </w:lvl>
+    <w:lvl w:ilvl="2" w:tentative="1">
+      <w:start w:val="1"/>
+      <w:numFmt w:val="bullet"/>
+      <w:lvlText w:val=""/>
+      <w:lvlJc w:val="left"/>
+      <w:pPr>
+        <w:tabs>
+          <w:tab w:val="num" w:pos="2160"/>
+        </w:tabs>
+        <w:ind w:left="2160" w:hanging="360"/>
+      </w:pPr>
+      <w:rPr>
+        <w:rFonts w:ascii="Wingdings" w:hAnsi="Wingdings" w:hint="default"/>
+        <w:sz w:val="20"/>
+      </w:rPr>
+    </w:lvl>
+    <w:lvl w:ilvl="3" w:tentative="1">
+      <w:start w:val="1"/>
+      <w:numFmt w:val="bullet"/>
+      <w:lvlText w:val=""/>
+      <w:lvlJc w:val="left"/>
+      <w:pPr>
+        <w:tabs>
+          <w:tab w:val="num" w:pos="2880"/>
+        </w:tabs>
+        <w:ind w:left="2880" w:hanging="360"/>
+      </w:pPr>
+      <w:rPr>
+        <w:rFonts w:ascii="Wingdings" w:hAnsi="Wingdings" w:hint="default"/>
+        <w:sz w:val="20"/>
+      </w:rPr>
+    </w:lvl>
+    <w:lvl w:ilvl="4" w:tentative="1">
+      <w:start w:val="1"/>
+      <w:numFmt w:val="bullet"/>
+      <w:lvlText w:val=""/>
+      <w:lvlJc w:val="left"/>
+      <w:pPr>
+        <w:tabs>
+          <w:tab w:val="num" w:pos="3600"/>
+        </w:tabs>
+        <w:ind w:left="3600" w:hanging="360"/>
+      </w:pPr>
+      <w:rPr>
+        <w:rFonts w:ascii="Wingdings" w:hAnsi="Wingdings" w:hint="default"/>
+        <w:sz w:val="20"/>
+      </w:rPr>
+    </w:lvl>
+    <w:lvl w:ilvl="5" w:tentative="1">
+      <w:start w:val="1"/>
+      <w:numFmt w:val="bullet"/>
+      <w:lvlText w:val=""/>
+      <w:lvlJc w:val="left"/>
+      <w:pPr>
+        <w:tabs>
+          <w:tab w:val="num" w:pos="4320"/>
+        </w:tabs>
+        <w:ind w:left="4320" w:hanging="360"/>
+      </w:pPr>
+      <w:rPr>
+        <w:rFonts w:ascii="Wingdings" w:hAnsi="Wingdings" w:hint="default"/>
+        <w:sz w:val="20"/>
+      </w:rPr>
+    </w:lvl>
+    <w:lvl w:ilvl="6" w:tentative="1">
+      <w:start w:val="1"/>
+      <w:numFmt w:val="bullet"/>
+      <w:lvlText w:val=""/>
+      <w:lvlJc w:val="left"/>
+      <w:pPr>
+        <w:tabs>
+          <w:tab w:val="num" w:pos="5040"/>
+        </w:tabs>
+        <w:ind w:left="5040" w:hanging="360"/>
+      </w:pPr>
+      <w:rPr>
+        <w:rFonts w:ascii="Wingdings" w:hAnsi="Wingdings" w:hint="default"/>
+        <w:sz w:val="20"/>
+      </w:rPr>
+    </w:lvl>
+    <w:lvl w:ilvl="7" w:tentative="1">
+      <w:start w:val="1"/>
+      <w:numFmt w:val="bullet"/>
+      <w:lvlText w:val=""/>
+      <w:lvlJc w:val="left"/>
+      <w:pPr>
+        <w:tabs>
+          <w:tab w:val="num" w:pos="5760"/>
+        </w:tabs>
+        <w:ind w:left="5760" w:hanging="360"/>
+      </w:pPr>
+      <w:rPr>
+        <w:rFonts w:ascii="Wingdings" w:hAnsi="Wingdings" w:hint="default"/>
+        <w:sz w:val="20"/>
+      </w:rPr>
+    </w:lvl>
+    <w:lvl w:ilvl="8" w:tentative="1">
+      <w:start w:val="1"/>
+      <w:numFmt w:val="bullet"/>
+      <w:lvlText w:val=""/>
+      <w:lvlJc w:val="left"/>
+      <w:pPr>
+        <w:tabs>
+          <w:tab w:val="num" w:pos="6480"/>
+        </w:tabs>
+        <w:ind w:left="6480" w:hanging="360"/>
+      </w:pPr>
+      <w:rPr>
+        <w:rFonts w:ascii="Wingdings" w:hAnsi="Wingdings" w:hint="default"/>
+        <w:sz w:val="20"/>
+      </w:rPr>
+    </w:lvl>
+  </w:abstractNum>
+  <w:abstractNum w:abstractNumId="8" w15:restartNumberingAfterBreak="0">
     <w:nsid w:val="271A50C3"/>
     <w:multiLevelType w:val="multilevel"/>
     <w:tmpl w:val="FB0CA1CA"/>
@@ -2422,7 +2728,156 @@
       </w:rPr>
     </w:lvl>
   </w:abstractNum>
-  <w:abstractNum w:abstractNumId="8" w15:restartNumberingAfterBreak="0">
+  <w:abstractNum w:abstractNumId="9" w15:restartNumberingAfterBreak="0">
+    <w:nsid w:val="2DB9439A"/>
+    <w:multiLevelType w:val="multilevel"/>
+    <w:tmpl w:val="657E04D0"/>
+    <w:lvl w:ilvl="0">
+      <w:start w:val="1"/>
+      <w:numFmt w:val="bullet"/>
+      <w:lvlText w:val=""/>
+      <w:lvlJc w:val="left"/>
+      <w:pPr>
+        <w:tabs>
+          <w:tab w:val="num" w:pos="720"/>
+        </w:tabs>
+        <w:ind w:left="720" w:hanging="360"/>
+      </w:pPr>
+      <w:rPr>
+        <w:rFonts w:ascii="Symbol" w:hAnsi="Symbol" w:hint="default"/>
+        <w:sz w:val="20"/>
+      </w:rPr>
+    </w:lvl>
+    <w:lvl w:ilvl="1">
+      <w:start w:val="1"/>
+      <w:numFmt w:val="bullet"/>
+      <w:lvlText w:val="o"/>
+      <w:lvlJc w:val="left"/>
+      <w:pPr>
+        <w:tabs>
+          <w:tab w:val="num" w:pos="1440"/>
+        </w:tabs>
+        <w:ind w:left="1440" w:hanging="360"/>
+      </w:pPr>
+      <w:rPr>
+        <w:rFonts w:ascii="Courier New" w:hAnsi="Courier New" w:hint="default"/>
+        <w:sz w:val="20"/>
+      </w:rPr>
+    </w:lvl>
+    <w:lvl w:ilvl="2" w:tentative="1">
+      <w:start w:val="1"/>
+      <w:numFmt w:val="bullet"/>
+      <w:lvlText w:val=""/>
+      <w:lvlJc w:val="left"/>
+      <w:pPr>
+        <w:tabs>
+          <w:tab w:val="num" w:pos="2160"/>
+        </w:tabs>
+        <w:ind w:left="2160" w:hanging="360"/>
+      </w:pPr>
+      <w:rPr>
+        <w:rFonts w:ascii="Wingdings" w:hAnsi="Wingdings" w:hint="default"/>
+        <w:sz w:val="20"/>
+      </w:rPr>
+    </w:lvl>
+    <w:lvl w:ilvl="3" w:tentative="1">
+      <w:start w:val="1"/>
+      <w:numFmt w:val="bullet"/>
+      <w:lvlText w:val=""/>
+      <w:lvlJc w:val="left"/>
+      <w:pPr>
+        <w:tabs>
+          <w:tab w:val="num" w:pos="2880"/>
+        </w:tabs>
+        <w:ind w:left="2880" w:hanging="360"/>
+      </w:pPr>
+      <w:rPr>
+        <w:rFonts w:ascii="Wingdings" w:hAnsi="Wingdings" w:hint="default"/>
+        <w:sz w:val="20"/>
+      </w:rPr>
+    </w:lvl>
+    <w:lvl w:ilvl="4" w:tentative="1">
+      <w:start w:val="1"/>
+      <w:numFmt w:val="bullet"/>
+      <w:lvlText w:val=""/>
+      <w:lvlJc w:val="left"/>
+      <w:pPr>
+        <w:tabs>
+          <w:tab w:val="num" w:pos="3600"/>
+        </w:tabs>
+        <w:ind w:left="3600" w:hanging="360"/>
+      </w:pPr>
+      <w:rPr>
+        <w:rFonts w:ascii="Wingdings" w:hAnsi="Wingdings" w:hint="default"/>
+        <w:sz w:val="20"/>
+      </w:rPr>
+    </w:lvl>
+    <w:lvl w:ilvl="5" w:tentative="1">
+      <w:start w:val="1"/>
+      <w:numFmt w:val="bullet"/>
+      <w:lvlText w:val=""/>
+      <w:lvlJc w:val="left"/>
+      <w:pPr>
+        <w:tabs>
+          <w:tab w:val="num" w:pos="4320"/>
+        </w:tabs>
+        <w:ind w:left="4320" w:hanging="360"/>
+      </w:pPr>
+      <w:rPr>
+        <w:rFonts w:ascii="Wingdings" w:hAnsi="Wingdings" w:hint="default"/>
+        <w:sz w:val="20"/>
+      </w:rPr>
+    </w:lvl>
+    <w:lvl w:ilvl="6" w:tentative="1">
+      <w:start w:val="1"/>
+      <w:numFmt w:val="bullet"/>
+      <w:lvlText w:val=""/>
+      <w:lvlJc w:val="left"/>
+      <w:pPr>
+        <w:tabs>
+          <w:tab w:val="num" w:pos="5040"/>
+        </w:tabs>
+        <w:ind w:left="5040" w:hanging="360"/>
+      </w:pPr>
+      <w:rPr>
+        <w:rFonts w:ascii="Wingdings" w:hAnsi="Wingdings" w:hint="default"/>
+        <w:sz w:val="20"/>
+      </w:rPr>
+    </w:lvl>
+    <w:lvl w:ilvl="7" w:tentative="1">
+      <w:start w:val="1"/>
+      <w:numFmt w:val="bullet"/>
+      <w:lvlText w:val=""/>
+      <w:lvlJc w:val="left"/>
+      <w:pPr>
+        <w:tabs>
+          <w:tab w:val="num" w:pos="5760"/>
+        </w:tabs>
+        <w:ind w:left="5760" w:hanging="360"/>
+      </w:pPr>
+      <w:rPr>
+        <w:rFonts w:ascii="Wingdings" w:hAnsi="Wingdings" w:hint="default"/>
+        <w:sz w:val="20"/>
+      </w:rPr>
+    </w:lvl>
+    <w:lvl w:ilvl="8" w:tentative="1">
+      <w:start w:val="1"/>
+      <w:numFmt w:val="bullet"/>
+      <w:lvlText w:val=""/>
+      <w:lvlJc w:val="left"/>
+      <w:pPr>
+        <w:tabs>
+          <w:tab w:val="num" w:pos="6480"/>
+        </w:tabs>
+        <w:ind w:left="6480" w:hanging="360"/>
+      </w:pPr>
+      <w:rPr>
+        <w:rFonts w:ascii="Wingdings" w:hAnsi="Wingdings" w:hint="default"/>
+        <w:sz w:val="20"/>
+      </w:rPr>
+    </w:lvl>
+  </w:abstractNum>
+  <w:abstractNum w:abstractNumId="10" w15:restartNumberingAfterBreak="0">
     <w:nsid w:val="32453FBE"/>
     <w:multiLevelType w:val="multilevel"/>
     <w:tmpl w:val="3B4C1FBA"/>
@@ -2571,7 +3026,7 @@
       </w:rPr>
     </w:lvl>
   </w:abstractNum>
-  <w:abstractNum w:abstractNumId="9" w15:restartNumberingAfterBreak="0">
+  <w:abstractNum w:abstractNumId="11" w15:restartNumberingAfterBreak="0">
     <w:nsid w:val="36342016"/>
     <w:multiLevelType w:val="multilevel"/>
     <w:tmpl w:val="440CF7DE"/>
@@ -2720,7 +3175,7 @@
       </w:rPr>
     </w:lvl>
   </w:abstractNum>
-  <w:abstractNum w:abstractNumId="10" w15:restartNumberingAfterBreak="0">
+  <w:abstractNum w:abstractNumId="12" w15:restartNumberingAfterBreak="0">
     <w:nsid w:val="38EC6DA4"/>
     <w:multiLevelType w:val="multilevel"/>
     <w:tmpl w:val="14A08C06"/>
@@ -2869,7 +3324,156 @@
       </w:rPr>
     </w:lvl>
   </w:abstractNum>
-  <w:abstractNum w:abstractNumId="11" w15:restartNumberingAfterBreak="0">
+  <w:abstractNum w:abstractNumId="13" w15:restartNumberingAfterBreak="0">
+    <w:nsid w:val="38FB31C3"/>
+    <w:multiLevelType w:val="multilevel"/>
+    <w:tmpl w:val="A1E8DF88"/>
+    <w:lvl w:ilvl="0">
+      <w:start w:val="1"/>
+      <w:numFmt w:val="bullet"/>
+      <w:lvlText w:val=""/>
+      <w:lvlJc w:val="left"/>
+      <w:pPr>
+        <w:tabs>
+          <w:tab w:val="num" w:pos="720"/>
+        </w:tabs>
+        <w:ind w:left="720" w:hanging="360"/>
+      </w:pPr>
+      <w:rPr>
+        <w:rFonts w:ascii="Symbol" w:hAnsi="Symbol" w:hint="default"/>
+        <w:sz w:val="20"/>
+      </w:rPr>
+    </w:lvl>
+    <w:lvl w:ilvl="1">
+      <w:start w:val="1"/>
+      <w:numFmt w:val="bullet"/>
+      <w:lvlText w:val="o"/>
+      <w:lvlJc w:val="left"/>
+      <w:pPr>
+        <w:tabs>
+          <w:tab w:val="num" w:pos="1440"/>
+        </w:tabs>
+        <w:ind w:left="1440" w:hanging="360"/>
+      </w:pPr>
+      <w:rPr>
+        <w:rFonts w:ascii="Courier New" w:hAnsi="Courier New" w:hint="default"/>
+        <w:sz w:val="20"/>
+      </w:rPr>
+    </w:lvl>
+    <w:lvl w:ilvl="2" w:tentative="1">
+      <w:start w:val="1"/>
+      <w:numFmt w:val="bullet"/>
+      <w:lvlText w:val=""/>
+      <w:lvlJc w:val="left"/>
+      <w:pPr>
+        <w:tabs>
+          <w:tab w:val="num" w:pos="2160"/>
+        </w:tabs>
+        <w:ind w:left="2160" w:hanging="360"/>
+      </w:pPr>
+      <w:rPr>
+        <w:rFonts w:ascii="Wingdings" w:hAnsi="Wingdings" w:hint="default"/>
+        <w:sz w:val="20"/>
+      </w:rPr>
+    </w:lvl>
+    <w:lvl w:ilvl="3" w:tentative="1">
+      <w:start w:val="1"/>
+      <w:numFmt w:val="bullet"/>
+      <w:lvlText w:val=""/>
+      <w:lvlJc w:val="left"/>
+      <w:pPr>
+        <w:tabs>
+          <w:tab w:val="num" w:pos="2880"/>
+        </w:tabs>
+        <w:ind w:left="2880" w:hanging="360"/>
+      </w:pPr>
+      <w:rPr>
+        <w:rFonts w:ascii="Wingdings" w:hAnsi="Wingdings" w:hint="default"/>
+        <w:sz w:val="20"/>
+      </w:rPr>
+    </w:lvl>
+    <w:lvl w:ilvl="4" w:tentative="1">
+      <w:start w:val="1"/>
+      <w:numFmt w:val="bullet"/>
+      <w:lvlText w:val=""/>
+      <w:lvlJc w:val="left"/>
+      <w:pPr>
+        <w:tabs>
+          <w:tab w:val="num" w:pos="3600"/>
+        </w:tabs>
+        <w:ind w:left="3600" w:hanging="360"/>
+      </w:pPr>
+      <w:rPr>
+        <w:rFonts w:ascii="Wingdings" w:hAnsi="Wingdings" w:hint="default"/>
+        <w:sz w:val="20"/>
+      </w:rPr>
+    </w:lvl>
+    <w:lvl w:ilvl="5" w:tentative="1">
+      <w:start w:val="1"/>
+      <w:numFmt w:val="bullet"/>
+      <w:lvlText w:val=""/>
+      <w:lvlJc w:val="left"/>
+      <w:pPr>
+        <w:tabs>
+          <w:tab w:val="num" w:pos="4320"/>
+        </w:tabs>
+        <w:ind w:left="4320" w:hanging="360"/>
+      </w:pPr>
+      <w:rPr>
+        <w:rFonts w:ascii="Wingdings" w:hAnsi="Wingdings" w:hint="default"/>
+        <w:sz w:val="20"/>
+      </w:rPr>
+    </w:lvl>
+    <w:lvl w:ilvl="6" w:tentative="1">
+      <w:start w:val="1"/>
+      <w:numFmt w:val="bullet"/>
+      <w:lvlText w:val=""/>
+      <w:lvlJc w:val="left"/>
+      <w:pPr>
+        <w:tabs>
+          <w:tab w:val="num" w:pos="5040"/>
+        </w:tabs>
+        <w:ind w:left="5040" w:hanging="360"/>
+      </w:pPr>
+      <w:rPr>
+        <w:rFonts w:ascii="Wingdings" w:hAnsi="Wingdings" w:hint="default"/>
+        <w:sz w:val="20"/>
+      </w:rPr>
+    </w:lvl>
+    <w:lvl w:ilvl="7" w:tentative="1">
+      <w:start w:val="1"/>
+      <w:numFmt w:val="bullet"/>
+      <w:lvlText w:val=""/>
+      <w:lvlJc w:val="left"/>
+      <w:pPr>
+        <w:tabs>
+          <w:tab w:val="num" w:pos="5760"/>
+        </w:tabs>
+        <w:ind w:left="5760" w:hanging="360"/>
+      </w:pPr>
+      <w:rPr>
+        <w:rFonts w:ascii="Wingdings" w:hAnsi="Wingdings" w:hint="default"/>
+        <w:sz w:val="20"/>
+      </w:rPr>
+    </w:lvl>
+    <w:lvl w:ilvl="8" w:tentative="1">
+      <w:start w:val="1"/>
+      <w:numFmt w:val="bullet"/>
+      <w:lvlText w:val=""/>
+      <w:lvlJc w:val="left"/>
+      <w:pPr>
+        <w:tabs>
+          <w:tab w:val="num" w:pos="6480"/>
+        </w:tabs>
+        <w:ind w:left="6480" w:hanging="360"/>
+      </w:pPr>
+      <w:rPr>
+        <w:rFonts w:ascii="Wingdings" w:hAnsi="Wingdings" w:hint="default"/>
+        <w:sz w:val="20"/>
+      </w:rPr>
+    </w:lvl>
+  </w:abstractNum>
+  <w:abstractNum w:abstractNumId="14" w15:restartNumberingAfterBreak="0">
     <w:nsid w:val="3E0E5A7D"/>
     <w:multiLevelType w:val="multilevel"/>
     <w:tmpl w:val="577CCC58"/>
@@ -3018,7 +3622,156 @@
       </w:rPr>
     </w:lvl>
   </w:abstractNum>
-  <w:abstractNum w:abstractNumId="12" w15:restartNumberingAfterBreak="0">
+  <w:abstractNum w:abstractNumId="15" w15:restartNumberingAfterBreak="0">
+    <w:nsid w:val="3FF1452E"/>
+    <w:multiLevelType w:val="multilevel"/>
+    <w:tmpl w:val="7E6EEAA2"/>
+    <w:lvl w:ilvl="0">
+      <w:start w:val="1"/>
+      <w:numFmt w:val="bullet"/>
+      <w:lvlText w:val=""/>
+      <w:lvlJc w:val="left"/>
+      <w:pPr>
+        <w:tabs>
+          <w:tab w:val="num" w:pos="720"/>
+        </w:tabs>
+        <w:ind w:left="720" w:hanging="360"/>
+      </w:pPr>
+      <w:rPr>
+        <w:rFonts w:ascii="Symbol" w:hAnsi="Symbol" w:hint="default"/>
+        <w:sz w:val="20"/>
+      </w:rPr>
+    </w:lvl>
+    <w:lvl w:ilvl="1">
+      <w:start w:val="1"/>
+      <w:numFmt w:val="bullet"/>
+      <w:lvlText w:val="o"/>
+      <w:lvlJc w:val="left"/>
+      <w:pPr>
+        <w:tabs>
+          <w:tab w:val="num" w:pos="1440"/>
+        </w:tabs>
+        <w:ind w:left="1440" w:hanging="360"/>
+      </w:pPr>
+      <w:rPr>
+        <w:rFonts w:ascii="Courier New" w:hAnsi="Courier New" w:hint="default"/>
+        <w:sz w:val="20"/>
+      </w:rPr>
+    </w:lvl>
+    <w:lvl w:ilvl="2" w:tentative="1">
+      <w:start w:val="1"/>
+      <w:numFmt w:val="bullet"/>
+      <w:lvlText w:val=""/>
+      <w:lvlJc w:val="left"/>
+      <w:pPr>
+        <w:tabs>
+          <w:tab w:val="num" w:pos="2160"/>
+        </w:tabs>
+        <w:ind w:left="2160" w:hanging="360"/>
+      </w:pPr>
+      <w:rPr>
+        <w:rFonts w:ascii="Wingdings" w:hAnsi="Wingdings" w:hint="default"/>
+        <w:sz w:val="20"/>
+      </w:rPr>
+    </w:lvl>
+    <w:lvl w:ilvl="3" w:tentative="1">
+      <w:start w:val="1"/>
+      <w:numFmt w:val="bullet"/>
+      <w:lvlText w:val=""/>
+      <w:lvlJc w:val="left"/>
+      <w:pPr>
+        <w:tabs>
+          <w:tab w:val="num" w:pos="2880"/>
+        </w:tabs>
+        <w:ind w:left="2880" w:hanging="360"/>
+      </w:pPr>
+      <w:rPr>
+        <w:rFonts w:ascii="Wingdings" w:hAnsi="Wingdings" w:hint="default"/>
+        <w:sz w:val="20"/>
+      </w:rPr>
+    </w:lvl>
+    <w:lvl w:ilvl="4" w:tentative="1">
+      <w:start w:val="1"/>
+      <w:numFmt w:val="bullet"/>
+      <w:lvlText w:val=""/>
+      <w:lvlJc w:val="left"/>
+      <w:pPr>
+        <w:tabs>
+          <w:tab w:val="num" w:pos="3600"/>
+        </w:tabs>
+        <w:ind w:left="3600" w:hanging="360"/>
+      </w:pPr>
+      <w:rPr>
+        <w:rFonts w:ascii="Wingdings" w:hAnsi="Wingdings" w:hint="default"/>
+        <w:sz w:val="20"/>
+      </w:rPr>
+    </w:lvl>
+    <w:lvl w:ilvl="5" w:tentative="1">
+      <w:start w:val="1"/>
+      <w:numFmt w:val="bullet"/>
+      <w:lvlText w:val=""/>
+      <w:lvlJc w:val="left"/>
+      <w:pPr>
+        <w:tabs>
+          <w:tab w:val="num" w:pos="4320"/>
+        </w:tabs>
+        <w:ind w:left="4320" w:hanging="360"/>
+      </w:pPr>
+      <w:rPr>
+        <w:rFonts w:ascii="Wingdings" w:hAnsi="Wingdings" w:hint="default"/>
+        <w:sz w:val="20"/>
+      </w:rPr>
+    </w:lvl>
+    <w:lvl w:ilvl="6" w:tentative="1">
+      <w:start w:val="1"/>
+      <w:numFmt w:val="bullet"/>
+      <w:lvlText w:val=""/>
+      <w:lvlJc w:val="left"/>
+      <w:pPr>
+        <w:tabs>
+          <w:tab w:val="num" w:pos="5040"/>
+        </w:tabs>
+        <w:ind w:left="5040" w:hanging="360"/>
+      </w:pPr>
+      <w:rPr>
+        <w:rFonts w:ascii="Wingdings" w:hAnsi="Wingdings" w:hint="default"/>
+        <w:sz w:val="20"/>
+      </w:rPr>
+    </w:lvl>
+    <w:lvl w:ilvl="7" w:tentative="1">
+      <w:start w:val="1"/>
+      <w:numFmt w:val="bullet"/>
+      <w:lvlText w:val=""/>
+      <w:lvlJc w:val="left"/>
+      <w:pPr>
+        <w:tabs>
+          <w:tab w:val="num" w:pos="5760"/>
+        </w:tabs>
+        <w:ind w:left="5760" w:hanging="360"/>
+      </w:pPr>
+      <w:rPr>
+        <w:rFonts w:ascii="Wingdings" w:hAnsi="Wingdings" w:hint="default"/>
+        <w:sz w:val="20"/>
+      </w:rPr>
+    </w:lvl>
+    <w:lvl w:ilvl="8" w:tentative="1">
+      <w:start w:val="1"/>
+      <w:numFmt w:val="bullet"/>
+      <w:lvlText w:val=""/>
+      <w:lvlJc w:val="left"/>
+      <w:pPr>
+        <w:tabs>
+          <w:tab w:val="num" w:pos="6480"/>
+        </w:tabs>
+        <w:ind w:left="6480" w:hanging="360"/>
+      </w:pPr>
+      <w:rPr>
+        <w:rFonts w:ascii="Wingdings" w:hAnsi="Wingdings" w:hint="default"/>
+        <w:sz w:val="20"/>
+      </w:rPr>
+    </w:lvl>
+  </w:abstractNum>
+  <w:abstractNum w:abstractNumId="16" w15:restartNumberingAfterBreak="0">
     <w:nsid w:val="453B1877"/>
     <w:multiLevelType w:val="multilevel"/>
     <w:tmpl w:val="64DCD548"/>
@@ -3167,7 +3920,7 @@
       </w:rPr>
     </w:lvl>
   </w:abstractNum>
-  <w:abstractNum w:abstractNumId="13" w15:restartNumberingAfterBreak="0">
+  <w:abstractNum w:abstractNumId="17" w15:restartNumberingAfterBreak="0">
     <w:nsid w:val="4A125AEC"/>
     <w:multiLevelType w:val="hybridMultilevel"/>
     <w:tmpl w:val="12FC8A82"/>
@@ -3256,7 +4009,156 @@
       </w:pPr>
     </w:lvl>
   </w:abstractNum>
-  <w:abstractNum w:abstractNumId="14" w15:restartNumberingAfterBreak="0">
+  <w:abstractNum w:abstractNumId="18" w15:restartNumberingAfterBreak="0">
+    <w:nsid w:val="4E0E2FBA"/>
+    <w:multiLevelType w:val="multilevel"/>
+    <w:tmpl w:val="3B68754A"/>
+    <w:lvl w:ilvl="0">
+      <w:start w:val="1"/>
+      <w:numFmt w:val="bullet"/>
+      <w:lvlText w:val=""/>
+      <w:lvlJc w:val="left"/>
+      <w:pPr>
+        <w:tabs>
+          <w:tab w:val="num" w:pos="720"/>
+        </w:tabs>
+        <w:ind w:left="720" w:hanging="360"/>
+      </w:pPr>
+      <w:rPr>
+        <w:rFonts w:ascii="Symbol" w:hAnsi="Symbol" w:hint="default"/>
+        <w:sz w:val="20"/>
+      </w:rPr>
+    </w:lvl>
+    <w:lvl w:ilvl="1">
+      <w:start w:val="1"/>
+      <w:numFmt w:val="bullet"/>
+      <w:lvlText w:val="o"/>
+      <w:lvlJc w:val="left"/>
+      <w:pPr>
+        <w:tabs>
+          <w:tab w:val="num" w:pos="1440"/>
+        </w:tabs>
+        <w:ind w:left="1440" w:hanging="360"/>
+      </w:pPr>
+      <w:rPr>
+        <w:rFonts w:ascii="Courier New" w:hAnsi="Courier New" w:hint="default"/>
+        <w:sz w:val="20"/>
+      </w:rPr>
+    </w:lvl>
+    <w:lvl w:ilvl="2" w:tentative="1">
+      <w:start w:val="1"/>
+      <w:numFmt w:val="bullet"/>
+      <w:lvlText w:val=""/>
+      <w:lvlJc w:val="left"/>
+      <w:pPr>
+        <w:tabs>
+          <w:tab w:val="num" w:pos="2160"/>
+        </w:tabs>
+        <w:ind w:left="2160" w:hanging="360"/>
+      </w:pPr>
+      <w:rPr>
+        <w:rFonts w:ascii="Wingdings" w:hAnsi="Wingdings" w:hint="default"/>
+        <w:sz w:val="20"/>
+      </w:rPr>
+    </w:lvl>
+    <w:lvl w:ilvl="3" w:tentative="1">
+      <w:start w:val="1"/>
+      <w:numFmt w:val="bullet"/>
+      <w:lvlText w:val=""/>
+      <w:lvlJc w:val="left"/>
+      <w:pPr>
+        <w:tabs>
+          <w:tab w:val="num" w:pos="2880"/>
+        </w:tabs>
+        <w:ind w:left="2880" w:hanging="360"/>
+      </w:pPr>
+      <w:rPr>
+        <w:rFonts w:ascii="Wingdings" w:hAnsi="Wingdings" w:hint="default"/>
+        <w:sz w:val="20"/>
+      </w:rPr>
+    </w:lvl>
+    <w:lvl w:ilvl="4" w:tentative="1">
+      <w:start w:val="1"/>
+      <w:numFmt w:val="bullet"/>
+      <w:lvlText w:val=""/>
+      <w:lvlJc w:val="left"/>
+      <w:pPr>
+        <w:tabs>
+          <w:tab w:val="num" w:pos="3600"/>
+        </w:tabs>
+        <w:ind w:left="3600" w:hanging="360"/>
+      </w:pPr>
+      <w:rPr>
+        <w:rFonts w:ascii="Wingdings" w:hAnsi="Wingdings" w:hint="default"/>
+        <w:sz w:val="20"/>
+      </w:rPr>
+    </w:lvl>
+    <w:lvl w:ilvl="5" w:tentative="1">
+      <w:start w:val="1"/>
+      <w:numFmt w:val="bullet"/>
+      <w:lvlText w:val=""/>
+      <w:lvlJc w:val="left"/>
+      <w:pPr>
+        <w:tabs>
+          <w:tab w:val="num" w:pos="4320"/>
+        </w:tabs>
+        <w:ind w:left="4320" w:hanging="360"/>
+      </w:pPr>
+      <w:rPr>
+        <w:rFonts w:ascii="Wingdings" w:hAnsi="Wingdings" w:hint="default"/>
+        <w:sz w:val="20"/>
+      </w:rPr>
+    </w:lvl>
+    <w:lvl w:ilvl="6" w:tentative="1">
+      <w:start w:val="1"/>
+      <w:numFmt w:val="bullet"/>
+      <w:lvlText w:val=""/>
+      <w:lvlJc w:val="left"/>
+      <w:pPr>
+        <w:tabs>
+          <w:tab w:val="num" w:pos="5040"/>
+        </w:tabs>
+        <w:ind w:left="5040" w:hanging="360"/>
+      </w:pPr>
+      <w:rPr>
+        <w:rFonts w:ascii="Wingdings" w:hAnsi="Wingdings" w:hint="default"/>
+        <w:sz w:val="20"/>
+      </w:rPr>
+    </w:lvl>
+    <w:lvl w:ilvl="7" w:tentative="1">
+      <w:start w:val="1"/>
+      <w:numFmt w:val="bullet"/>
+      <w:lvlText w:val=""/>
+      <w:lvlJc w:val="left"/>
+      <w:pPr>
+        <w:tabs>
+          <w:tab w:val="num" w:pos="5760"/>
+        </w:tabs>
+        <w:ind w:left="5760" w:hanging="360"/>
+      </w:pPr>
+      <w:rPr>
+        <w:rFonts w:ascii="Wingdings" w:hAnsi="Wingdings" w:hint="default"/>
+        <w:sz w:val="20"/>
+      </w:rPr>
+    </w:lvl>
+    <w:lvl w:ilvl="8" w:tentative="1">
+      <w:start w:val="1"/>
+      <w:numFmt w:val="bullet"/>
+      <w:lvlText w:val=""/>
+      <w:lvlJc w:val="left"/>
+      <w:pPr>
+        <w:tabs>
+          <w:tab w:val="num" w:pos="6480"/>
+        </w:tabs>
+        <w:ind w:left="6480" w:hanging="360"/>
+      </w:pPr>
+      <w:rPr>
+        <w:rFonts w:ascii="Wingdings" w:hAnsi="Wingdings" w:hint="default"/>
+        <w:sz w:val="20"/>
+      </w:rPr>
+    </w:lvl>
+  </w:abstractNum>
+  <w:abstractNum w:abstractNumId="19" w15:restartNumberingAfterBreak="0">
     <w:nsid w:val="501C0BC8"/>
     <w:multiLevelType w:val="hybridMultilevel"/>
     <w:tmpl w:val="48C2AE4C"/>
@@ -3342,7 +4244,7 @@
       </w:pPr>
     </w:lvl>
   </w:abstractNum>
-  <w:abstractNum w:abstractNumId="15" w15:restartNumberingAfterBreak="0">
+  <w:abstractNum w:abstractNumId="20" w15:restartNumberingAfterBreak="0">
     <w:nsid w:val="55027B93"/>
     <w:multiLevelType w:val="hybridMultilevel"/>
     <w:tmpl w:val="1A86F2C6"/>
@@ -3455,7 +4357,7 @@
       </w:rPr>
     </w:lvl>
   </w:abstractNum>
-  <w:abstractNum w:abstractNumId="16" w15:restartNumberingAfterBreak="0">
+  <w:abstractNum w:abstractNumId="21" w15:restartNumberingAfterBreak="0">
     <w:nsid w:val="56537A68"/>
     <w:multiLevelType w:val="multilevel"/>
     <w:tmpl w:val="83FE2AC8"/>
@@ -3604,7 +4506,7 @@
       </w:rPr>
     </w:lvl>
   </w:abstractNum>
-  <w:abstractNum w:abstractNumId="17" w15:restartNumberingAfterBreak="0">
+  <w:abstractNum w:abstractNumId="22" w15:restartNumberingAfterBreak="0">
     <w:nsid w:val="5E0C38CB"/>
     <w:multiLevelType w:val="multilevel"/>
     <w:tmpl w:val="EA30CF9E"/>
@@ -3753,7 +4655,7 @@
       </w:rPr>
     </w:lvl>
   </w:abstractNum>
-  <w:abstractNum w:abstractNumId="18" w15:restartNumberingAfterBreak="0">
+  <w:abstractNum w:abstractNumId="23" w15:restartNumberingAfterBreak="0">
     <w:nsid w:val="5E7C7F69"/>
     <w:multiLevelType w:val="multilevel"/>
     <w:tmpl w:val="5B0655AC"/>
@@ -3902,7 +4804,7 @@
       </w:rPr>
     </w:lvl>
   </w:abstractNum>
-  <w:abstractNum w:abstractNumId="19" w15:restartNumberingAfterBreak="0">
+  <w:abstractNum w:abstractNumId="24" w15:restartNumberingAfterBreak="0">
     <w:nsid w:val="5F6C0A0E"/>
     <w:multiLevelType w:val="hybridMultilevel"/>
     <w:tmpl w:val="73642608"/>
@@ -3991,7 +4893,156 @@
       </w:pPr>
     </w:lvl>
   </w:abstractNum>
-  <w:abstractNum w:abstractNumId="20" w15:restartNumberingAfterBreak="0">
+  <w:abstractNum w:abstractNumId="25" w15:restartNumberingAfterBreak="0">
+    <w:nsid w:val="63230E7D"/>
+    <w:multiLevelType w:val="multilevel"/>
+    <w:tmpl w:val="2A624A7A"/>
+    <w:lvl w:ilvl="0">
+      <w:start w:val="1"/>
+      <w:numFmt w:val="bullet"/>
+      <w:lvlText w:val=""/>
+      <w:lvlJc w:val="left"/>
+      <w:pPr>
+        <w:tabs>
+          <w:tab w:val="num" w:pos="720"/>
+        </w:tabs>
+        <w:ind w:left="720" w:hanging="360"/>
+      </w:pPr>
+      <w:rPr>
+        <w:rFonts w:ascii="Symbol" w:hAnsi="Symbol" w:hint="default"/>
+        <w:sz w:val="20"/>
+      </w:rPr>
+    </w:lvl>
+    <w:lvl w:ilvl="1">
+      <w:start w:val="1"/>
+      <w:numFmt w:val="bullet"/>
+      <w:lvlText w:val="o"/>
+      <w:lvlJc w:val="left"/>
+      <w:pPr>
+        <w:tabs>
+          <w:tab w:val="num" w:pos="1440"/>
+        </w:tabs>
+        <w:ind w:left="1440" w:hanging="360"/>
+      </w:pPr>
+      <w:rPr>
+        <w:rFonts w:ascii="Courier New" w:hAnsi="Courier New" w:hint="default"/>
+        <w:sz w:val="20"/>
+      </w:rPr>
+    </w:lvl>
+    <w:lvl w:ilvl="2" w:tentative="1">
+      <w:start w:val="1"/>
+      <w:numFmt w:val="bullet"/>
+      <w:lvlText w:val=""/>
+      <w:lvlJc w:val="left"/>
+      <w:pPr>
+        <w:tabs>
+          <w:tab w:val="num" w:pos="2160"/>
+        </w:tabs>
+        <w:ind w:left="2160" w:hanging="360"/>
+      </w:pPr>
+      <w:rPr>
+        <w:rFonts w:ascii="Wingdings" w:hAnsi="Wingdings" w:hint="default"/>
+        <w:sz w:val="20"/>
+      </w:rPr>
+    </w:lvl>
+    <w:lvl w:ilvl="3" w:tentative="1">
+      <w:start w:val="1"/>
+      <w:numFmt w:val="bullet"/>
+      <w:lvlText w:val=""/>
+      <w:lvlJc w:val="left"/>
+      <w:pPr>
+        <w:tabs>
+          <w:tab w:val="num" w:pos="2880"/>
+        </w:tabs>
+        <w:ind w:left="2880" w:hanging="360"/>
+      </w:pPr>
+      <w:rPr>
+        <w:rFonts w:ascii="Wingdings" w:hAnsi="Wingdings" w:hint="default"/>
+        <w:sz w:val="20"/>
+      </w:rPr>
+    </w:lvl>
+    <w:lvl w:ilvl="4" w:tentative="1">
+      <w:start w:val="1"/>
+      <w:numFmt w:val="bullet"/>
+      <w:lvlText w:val=""/>
+      <w:lvlJc w:val="left"/>
+      <w:pPr>
+        <w:tabs>
+          <w:tab w:val="num" w:pos="3600"/>
+        </w:tabs>
+        <w:ind w:left="3600" w:hanging="360"/>
+      </w:pPr>
+      <w:rPr>
+        <w:rFonts w:ascii="Wingdings" w:hAnsi="Wingdings" w:hint="default"/>
+        <w:sz w:val="20"/>
+      </w:rPr>
+    </w:lvl>
+    <w:lvl w:ilvl="5" w:tentative="1">
+      <w:start w:val="1"/>
+      <w:numFmt w:val="bullet"/>
+      <w:lvlText w:val=""/>
+      <w:lvlJc w:val="left"/>
+      <w:pPr>
+        <w:tabs>
+          <w:tab w:val="num" w:pos="4320"/>
+        </w:tabs>
+        <w:ind w:left="4320" w:hanging="360"/>
+      </w:pPr>
+      <w:rPr>
+        <w:rFonts w:ascii="Wingdings" w:hAnsi="Wingdings" w:hint="default"/>
+        <w:sz w:val="20"/>
+      </w:rPr>
+    </w:lvl>
+    <w:lvl w:ilvl="6" w:tentative="1">
+      <w:start w:val="1"/>
+      <w:numFmt w:val="bullet"/>
+      <w:lvlText w:val=""/>
+      <w:lvlJc w:val="left"/>
+      <w:pPr>
+        <w:tabs>
+          <w:tab w:val="num" w:pos="5040"/>
+        </w:tabs>
+        <w:ind w:left="5040" w:hanging="360"/>
+      </w:pPr>
+      <w:rPr>
+        <w:rFonts w:ascii="Wingdings" w:hAnsi="Wingdings" w:hint="default"/>
+        <w:sz w:val="20"/>
+      </w:rPr>
+    </w:lvl>
+    <w:lvl w:ilvl="7" w:tentative="1">
+      <w:start w:val="1"/>
+      <w:numFmt w:val="bullet"/>
+      <w:lvlText w:val=""/>
+      <w:lvlJc w:val="left"/>
+      <w:pPr>
+        <w:tabs>
+          <w:tab w:val="num" w:pos="5760"/>
+        </w:tabs>
+        <w:ind w:left="5760" w:hanging="360"/>
+      </w:pPr>
+      <w:rPr>
+        <w:rFonts w:ascii="Wingdings" w:hAnsi="Wingdings" w:hint="default"/>
+        <w:sz w:val="20"/>
+      </w:rPr>
+    </w:lvl>
+    <w:lvl w:ilvl="8" w:tentative="1">
+      <w:start w:val="1"/>
+      <w:numFmt w:val="bullet"/>
+      <w:lvlText w:val=""/>
+      <w:lvlJc w:val="left"/>
+      <w:pPr>
+        <w:tabs>
+          <w:tab w:val="num" w:pos="6480"/>
+        </w:tabs>
+        <w:ind w:left="6480" w:hanging="360"/>
+      </w:pPr>
+      <w:rPr>
+        <w:rFonts w:ascii="Wingdings" w:hAnsi="Wingdings" w:hint="default"/>
+        <w:sz w:val="20"/>
+      </w:rPr>
+    </w:lvl>
+  </w:abstractNum>
+  <w:abstractNum w:abstractNumId="26" w15:restartNumberingAfterBreak="0">
     <w:nsid w:val="639D5CA7"/>
     <w:multiLevelType w:val="hybridMultilevel"/>
     <w:tmpl w:val="BFA827E8"/>
@@ -4080,7 +5131,7 @@
       </w:pPr>
     </w:lvl>
   </w:abstractNum>
-  <w:abstractNum w:abstractNumId="21" w15:restartNumberingAfterBreak="0">
+  <w:abstractNum w:abstractNumId="27" w15:restartNumberingAfterBreak="0">
     <w:nsid w:val="640267F2"/>
     <w:multiLevelType w:val="multilevel"/>
     <w:tmpl w:val="03C620C2"/>
@@ -4229,7 +5280,7 @@
       </w:rPr>
     </w:lvl>
   </w:abstractNum>
-  <w:abstractNum w:abstractNumId="22" w15:restartNumberingAfterBreak="0">
+  <w:abstractNum w:abstractNumId="28" w15:restartNumberingAfterBreak="0">
     <w:nsid w:val="668A169F"/>
     <w:multiLevelType w:val="multilevel"/>
     <w:tmpl w:val="0C4E807C"/>
@@ -4378,7 +5429,156 @@
       </w:rPr>
     </w:lvl>
   </w:abstractNum>
-  <w:abstractNum w:abstractNumId="23" w15:restartNumberingAfterBreak="0">
+  <w:abstractNum w:abstractNumId="29" w15:restartNumberingAfterBreak="0">
+    <w:nsid w:val="68A8499B"/>
+    <w:multiLevelType w:val="multilevel"/>
+    <w:tmpl w:val="FACCF2C2"/>
+    <w:lvl w:ilvl="0">
+      <w:start w:val="1"/>
+      <w:numFmt w:val="bullet"/>
+      <w:lvlText w:val=""/>
+      <w:lvlJc w:val="left"/>
+      <w:pPr>
+        <w:tabs>
+          <w:tab w:val="num" w:pos="720"/>
+        </w:tabs>
+        <w:ind w:left="720" w:hanging="360"/>
+      </w:pPr>
+      <w:rPr>
+        <w:rFonts w:ascii="Symbol" w:hAnsi="Symbol" w:hint="default"/>
+        <w:sz w:val="20"/>
+      </w:rPr>
+    </w:lvl>
+    <w:lvl w:ilvl="1">
+      <w:start w:val="1"/>
+      <w:numFmt w:val="bullet"/>
+      <w:lvlText w:val="o"/>
+      <w:lvlJc w:val="left"/>
+      <w:pPr>
+        <w:tabs>
+          <w:tab w:val="num" w:pos="1440"/>
+        </w:tabs>
+        <w:ind w:left="1440" w:hanging="360"/>
+      </w:pPr>
+      <w:rPr>
+        <w:rFonts w:ascii="Courier New" w:hAnsi="Courier New" w:hint="default"/>
+        <w:sz w:val="20"/>
+      </w:rPr>
+    </w:lvl>
+    <w:lvl w:ilvl="2" w:tentative="1">
+      <w:start w:val="1"/>
+      <w:numFmt w:val="bullet"/>
+      <w:lvlText w:val=""/>
+      <w:lvlJc w:val="left"/>
+      <w:pPr>
+        <w:tabs>
+          <w:tab w:val="num" w:pos="2160"/>
+        </w:tabs>
+        <w:ind w:left="2160" w:hanging="360"/>
+      </w:pPr>
+      <w:rPr>
+        <w:rFonts w:ascii="Wingdings" w:hAnsi="Wingdings" w:hint="default"/>
+        <w:sz w:val="20"/>
+      </w:rPr>
+    </w:lvl>
+    <w:lvl w:ilvl="3" w:tentative="1">
+      <w:start w:val="1"/>
+      <w:numFmt w:val="bullet"/>
+      <w:lvlText w:val=""/>
+      <w:lvlJc w:val="left"/>
+      <w:pPr>
+        <w:tabs>
+          <w:tab w:val="num" w:pos="2880"/>
+        </w:tabs>
+        <w:ind w:left="2880" w:hanging="360"/>
+      </w:pPr>
+      <w:rPr>
+        <w:rFonts w:ascii="Wingdings" w:hAnsi="Wingdings" w:hint="default"/>
+        <w:sz w:val="20"/>
+      </w:rPr>
+    </w:lvl>
+    <w:lvl w:ilvl="4" w:tentative="1">
+      <w:start w:val="1"/>
+      <w:numFmt w:val="bullet"/>
+      <w:lvlText w:val=""/>
+      <w:lvlJc w:val="left"/>
+      <w:pPr>
+        <w:tabs>
+          <w:tab w:val="num" w:pos="3600"/>
+        </w:tabs>
+        <w:ind w:left="3600" w:hanging="360"/>
+      </w:pPr>
+      <w:rPr>
+        <w:rFonts w:ascii="Wingdings" w:hAnsi="Wingdings" w:hint="default"/>
+        <w:sz w:val="20"/>
+      </w:rPr>
+    </w:lvl>
+    <w:lvl w:ilvl="5" w:tentative="1">
+      <w:start w:val="1"/>
+      <w:numFmt w:val="bullet"/>
+      <w:lvlText w:val=""/>
+      <w:lvlJc w:val="left"/>
+      <w:pPr>
+        <w:tabs>
+          <w:tab w:val="num" w:pos="4320"/>
+        </w:tabs>
+        <w:ind w:left="4320" w:hanging="360"/>
+      </w:pPr>
+      <w:rPr>
+        <w:rFonts w:ascii="Wingdings" w:hAnsi="Wingdings" w:hint="default"/>
+        <w:sz w:val="20"/>
+      </w:rPr>
+    </w:lvl>
+    <w:lvl w:ilvl="6" w:tentative="1">
+      <w:start w:val="1"/>
+      <w:numFmt w:val="bullet"/>
+      <w:lvlText w:val=""/>
+      <w:lvlJc w:val="left"/>
+      <w:pPr>
+        <w:tabs>
+          <w:tab w:val="num" w:pos="5040"/>
+        </w:tabs>
+        <w:ind w:left="5040" w:hanging="360"/>
+      </w:pPr>
+      <w:rPr>
+        <w:rFonts w:ascii="Wingdings" w:hAnsi="Wingdings" w:hint="default"/>
+        <w:sz w:val="20"/>
+      </w:rPr>
+    </w:lvl>
+    <w:lvl w:ilvl="7" w:tentative="1">
+      <w:start w:val="1"/>
+      <w:numFmt w:val="bullet"/>
+      <w:lvlText w:val=""/>
+      <w:lvlJc w:val="left"/>
+      <w:pPr>
+        <w:tabs>
+          <w:tab w:val="num" w:pos="5760"/>
+        </w:tabs>
+        <w:ind w:left="5760" w:hanging="360"/>
+      </w:pPr>
+      <w:rPr>
+        <w:rFonts w:ascii="Wingdings" w:hAnsi="Wingdings" w:hint="default"/>
+        <w:sz w:val="20"/>
+      </w:rPr>
+    </w:lvl>
+    <w:lvl w:ilvl="8" w:tentative="1">
+      <w:start w:val="1"/>
+      <w:numFmt w:val="bullet"/>
+      <w:lvlText w:val=""/>
+      <w:lvlJc w:val="left"/>
+      <w:pPr>
+        <w:tabs>
+          <w:tab w:val="num" w:pos="6480"/>
+        </w:tabs>
+        <w:ind w:left="6480" w:hanging="360"/>
+      </w:pPr>
+      <w:rPr>
+        <w:rFonts w:ascii="Wingdings" w:hAnsi="Wingdings" w:hint="default"/>
+        <w:sz w:val="20"/>
+      </w:rPr>
+    </w:lvl>
+  </w:abstractNum>
+  <w:abstractNum w:abstractNumId="30" w15:restartNumberingAfterBreak="0">
     <w:nsid w:val="6D5E0739"/>
     <w:multiLevelType w:val="multilevel"/>
     <w:tmpl w:val="9D8EFACC"/>
@@ -4527,7 +5727,7 @@
       </w:rPr>
     </w:lvl>
   </w:abstractNum>
-  <w:abstractNum w:abstractNumId="24" w15:restartNumberingAfterBreak="0">
+  <w:abstractNum w:abstractNumId="31" w15:restartNumberingAfterBreak="0">
     <w:nsid w:val="6FDE59D8"/>
     <w:multiLevelType w:val="multilevel"/>
     <w:tmpl w:val="E29C3E9E"/>
@@ -4676,7 +5876,156 @@
       </w:rPr>
     </w:lvl>
   </w:abstractNum>
-  <w:abstractNum w:abstractNumId="25" w15:restartNumberingAfterBreak="0">
+  <w:abstractNum w:abstractNumId="32" w15:restartNumberingAfterBreak="0">
+    <w:nsid w:val="729F13A6"/>
+    <w:multiLevelType w:val="multilevel"/>
+    <w:tmpl w:val="1772BE56"/>
+    <w:lvl w:ilvl="0">
+      <w:start w:val="1"/>
+      <w:numFmt w:val="bullet"/>
+      <w:lvlText w:val=""/>
+      <w:lvlJc w:val="left"/>
+      <w:pPr>
+        <w:tabs>
+          <w:tab w:val="num" w:pos="720"/>
+        </w:tabs>
+        <w:ind w:left="720" w:hanging="360"/>
+      </w:pPr>
+      <w:rPr>
+        <w:rFonts w:ascii="Symbol" w:hAnsi="Symbol" w:hint="default"/>
+        <w:sz w:val="20"/>
+      </w:rPr>
+    </w:lvl>
+    <w:lvl w:ilvl="1">
+      <w:start w:val="1"/>
+      <w:numFmt w:val="bullet"/>
+      <w:lvlText w:val="o"/>
+      <w:lvlJc w:val="left"/>
+      <w:pPr>
+        <w:tabs>
+          <w:tab w:val="num" w:pos="1440"/>
+        </w:tabs>
+        <w:ind w:left="1440" w:hanging="360"/>
+      </w:pPr>
+      <w:rPr>
+        <w:rFonts w:ascii="Courier New" w:hAnsi="Courier New" w:hint="default"/>
+        <w:sz w:val="20"/>
+      </w:rPr>
+    </w:lvl>
+    <w:lvl w:ilvl="2" w:tentative="1">
+      <w:start w:val="1"/>
+      <w:numFmt w:val="bullet"/>
+      <w:lvlText w:val=""/>
+      <w:lvlJc w:val="left"/>
+      <w:pPr>
+        <w:tabs>
+          <w:tab w:val="num" w:pos="2160"/>
+        </w:tabs>
+        <w:ind w:left="2160" w:hanging="360"/>
+      </w:pPr>
+      <w:rPr>
+        <w:rFonts w:ascii="Wingdings" w:hAnsi="Wingdings" w:hint="default"/>
+        <w:sz w:val="20"/>
+      </w:rPr>
+    </w:lvl>
+    <w:lvl w:ilvl="3" w:tentative="1">
+      <w:start w:val="1"/>
+      <w:numFmt w:val="bullet"/>
+      <w:lvlText w:val=""/>
+      <w:lvlJc w:val="left"/>
+      <w:pPr>
+        <w:tabs>
+          <w:tab w:val="num" w:pos="2880"/>
+        </w:tabs>
+        <w:ind w:left="2880" w:hanging="360"/>
+      </w:pPr>
+      <w:rPr>
+        <w:rFonts w:ascii="Wingdings" w:hAnsi="Wingdings" w:hint="default"/>
+        <w:sz w:val="20"/>
+      </w:rPr>
+    </w:lvl>
+    <w:lvl w:ilvl="4" w:tentative="1">
+      <w:start w:val="1"/>
+      <w:numFmt w:val="bullet"/>
+      <w:lvlText w:val=""/>
+      <w:lvlJc w:val="left"/>
+      <w:pPr>
+        <w:tabs>
+          <w:tab w:val="num" w:pos="3600"/>
+        </w:tabs>
+        <w:ind w:left="3600" w:hanging="360"/>
+      </w:pPr>
+      <w:rPr>
+        <w:rFonts w:ascii="Wingdings" w:hAnsi="Wingdings" w:hint="default"/>
+        <w:sz w:val="20"/>
+      </w:rPr>
+    </w:lvl>
+    <w:lvl w:ilvl="5" w:tentative="1">
+      <w:start w:val="1"/>
+      <w:numFmt w:val="bullet"/>
+      <w:lvlText w:val=""/>
+      <w:lvlJc w:val="left"/>
+      <w:pPr>
+        <w:tabs>
+          <w:tab w:val="num" w:pos="4320"/>
+        </w:tabs>
+        <w:ind w:left="4320" w:hanging="360"/>
+      </w:pPr>
+      <w:rPr>
+        <w:rFonts w:ascii="Wingdings" w:hAnsi="Wingdings" w:hint="default"/>
+        <w:sz w:val="20"/>
+      </w:rPr>
+    </w:lvl>
+    <w:lvl w:ilvl="6" w:tentative="1">
+      <w:start w:val="1"/>
+      <w:numFmt w:val="bullet"/>
+      <w:lvlText w:val=""/>
+      <w:lvlJc w:val="left"/>
+      <w:pPr>
+        <w:tabs>
+          <w:tab w:val="num" w:pos="5040"/>
+        </w:tabs>
+        <w:ind w:left="5040" w:hanging="360"/>
+      </w:pPr>
+      <w:rPr>
+        <w:rFonts w:ascii="Wingdings" w:hAnsi="Wingdings" w:hint="default"/>
+        <w:sz w:val="20"/>
+      </w:rPr>
+    </w:lvl>
+    <w:lvl w:ilvl="7" w:tentative="1">
+      <w:start w:val="1"/>
+      <w:numFmt w:val="bullet"/>
+      <w:lvlText w:val=""/>
+      <w:lvlJc w:val="left"/>
+      <w:pPr>
+        <w:tabs>
+          <w:tab w:val="num" w:pos="5760"/>
+        </w:tabs>
+        <w:ind w:left="5760" w:hanging="360"/>
+      </w:pPr>
+      <w:rPr>
+        <w:rFonts w:ascii="Wingdings" w:hAnsi="Wingdings" w:hint="default"/>
+        <w:sz w:val="20"/>
+      </w:rPr>
+    </w:lvl>
+    <w:lvl w:ilvl="8" w:tentative="1">
+      <w:start w:val="1"/>
+      <w:numFmt w:val="bullet"/>
+      <w:lvlText w:val=""/>
+      <w:lvlJc w:val="left"/>
+      <w:pPr>
+        <w:tabs>
+          <w:tab w:val="num" w:pos="6480"/>
+        </w:tabs>
+        <w:ind w:left="6480" w:hanging="360"/>
+      </w:pPr>
+      <w:rPr>
+        <w:rFonts w:ascii="Wingdings" w:hAnsi="Wingdings" w:hint="default"/>
+        <w:sz w:val="20"/>
+      </w:rPr>
+    </w:lvl>
+  </w:abstractNum>
+  <w:abstractNum w:abstractNumId="33" w15:restartNumberingAfterBreak="0">
     <w:nsid w:val="77536F60"/>
     <w:multiLevelType w:val="multilevel"/>
     <w:tmpl w:val="2840967E"/>
@@ -4826,16 +6175,16 @@
     </w:lvl>
   </w:abstractNum>
   <w:num w:numId="1" w16cid:durableId="887111876">
-    <w:abstractNumId w:val="17"/>
+    <w:abstractNumId w:val="22"/>
   </w:num>
   <w:num w:numId="2" w16cid:durableId="1285383682">
-    <w:abstractNumId w:val="16"/>
+    <w:abstractNumId w:val="21"/>
   </w:num>
   <w:num w:numId="3" w16cid:durableId="406537982">
-    <w:abstractNumId w:val="7"/>
+    <w:abstractNumId w:val="8"/>
   </w:num>
   <w:num w:numId="4" w16cid:durableId="811561715">
-    <w:abstractNumId w:val="10"/>
+    <w:abstractNumId w:val="12"/>
   </w:num>
   <w:num w:numId="5" w16cid:durableId="1737044795">
     <w:abstractNumId w:val="5"/>
@@ -4844,13 +6193,13 @@
     <w:abstractNumId w:val="2"/>
   </w:num>
   <w:num w:numId="7" w16cid:durableId="1485851658">
-    <w:abstractNumId w:val="24"/>
+    <w:abstractNumId w:val="31"/>
   </w:num>
   <w:num w:numId="8" w16cid:durableId="199755443">
-    <w:abstractNumId w:val="18"/>
+    <w:abstractNumId w:val="23"/>
   </w:num>
   <w:num w:numId="9" w16cid:durableId="1397823583">
-    <w:abstractNumId w:val="8"/>
+    <w:abstractNumId w:val="10"/>
   </w:num>
   <w:num w:numId="10" w16cid:durableId="824274097">
     <w:abstractNumId w:val="6"/>
@@ -4859,16 +6208,16 @@
     <w:abstractNumId w:val="3"/>
   </w:num>
   <w:num w:numId="12" w16cid:durableId="1643539996">
-    <w:abstractNumId w:val="25"/>
+    <w:abstractNumId w:val="33"/>
   </w:num>
   <w:num w:numId="13" w16cid:durableId="1151941074">
-    <w:abstractNumId w:val="22"/>
+    <w:abstractNumId w:val="28"/>
   </w:num>
   <w:num w:numId="14" w16cid:durableId="418328750">
-    <w:abstractNumId w:val="23"/>
+    <w:abstractNumId w:val="30"/>
   </w:num>
   <w:num w:numId="15" w16cid:durableId="1767650497">
-    <w:abstractNumId w:val="12"/>
+    <w:abstractNumId w:val="16"/>
   </w:num>
   <w:num w:numId="16" w16cid:durableId="2025398024">
     <w:abstractNumId w:val="0"/>
@@ -4880,28 +6229,52 @@
     <w:abstractNumId w:val="1"/>
   </w:num>
   <w:num w:numId="19" w16cid:durableId="69277705">
+    <w:abstractNumId w:val="14"/>
+  </w:num>
+  <w:num w:numId="20" w16cid:durableId="1459178269">
     <w:abstractNumId w:val="11"/>
   </w:num>
-  <w:num w:numId="20" w16cid:durableId="1459178269">
+  <w:num w:numId="21" w16cid:durableId="2108769286">
+    <w:abstractNumId w:val="27"/>
+  </w:num>
+  <w:num w:numId="22" w16cid:durableId="1774278780">
+    <w:abstractNumId w:val="20"/>
+  </w:num>
+  <w:num w:numId="23" w16cid:durableId="1980452413">
+    <w:abstractNumId w:val="19"/>
+  </w:num>
+  <w:num w:numId="24" w16cid:durableId="672025229">
+    <w:abstractNumId w:val="24"/>
+  </w:num>
+  <w:num w:numId="25" w16cid:durableId="1712802342">
+    <w:abstractNumId w:val="26"/>
+  </w:num>
+  <w:num w:numId="26" w16cid:durableId="861434026">
+    <w:abstractNumId w:val="17"/>
+  </w:num>
+  <w:num w:numId="27" w16cid:durableId="1858233893">
+    <w:abstractNumId w:val="13"/>
+  </w:num>
+  <w:num w:numId="28" w16cid:durableId="769089233">
+    <w:abstractNumId w:val="32"/>
+  </w:num>
+  <w:num w:numId="29" w16cid:durableId="1534343119">
+    <w:abstractNumId w:val="25"/>
+  </w:num>
+  <w:num w:numId="30" w16cid:durableId="2110153556">
+    <w:abstractNumId w:val="15"/>
+  </w:num>
+  <w:num w:numId="31" w16cid:durableId="2130858589">
+    <w:abstractNumId w:val="18"/>
+  </w:num>
+  <w:num w:numId="32" w16cid:durableId="1961060334">
     <w:abstractNumId w:val="9"/>
   </w:num>
-  <w:num w:numId="21" w16cid:durableId="2108769286">
-    <w:abstractNumId w:val="21"/>
+  <w:num w:numId="33" w16cid:durableId="1949969773">
+    <w:abstractNumId w:val="7"/>
   </w:num>
-  <w:num w:numId="22" w16cid:durableId="1774278780">
-    <w:abstractNumId w:val="15"/>
-  </w:num>
-  <w:num w:numId="23" w16cid:durableId="1980452413">
-    <w:abstractNumId w:val="14"/>
-  </w:num>
-  <w:num w:numId="24" w16cid:durableId="672025229">
-    <w:abstractNumId w:val="19"/>
-  </w:num>
-  <w:num w:numId="25" w16cid:durableId="1712802342">
-    <w:abstractNumId w:val="20"/>
-  </w:num>
-  <w:num w:numId="26" w16cid:durableId="861434026">
-    <w:abstractNumId w:val="13"/>
+  <w:num w:numId="34" w16cid:durableId="1513685840">
+    <w:abstractNumId w:val="29"/>
   </w:num>
 </w:numbering>
 </file>
@@ -5510,7 +6883,6 @@
   <w:style w:type="character" w:default="1" w:styleId="DefaultParagraphFont">
     <w:name w:val="Default Paragraph Font"/>
     <w:uiPriority w:val="1"/>
-    <w:semiHidden/>
     <w:unhideWhenUsed/>
   </w:style>
   <w:style w:type="table" w:default="1" w:styleId="TableNormal">

--- a/Process_Docs/CRS.docx
+++ b/Process_Docs/CRS.docx
@@ -4,7 +4,6 @@
   <w:body>
     <w:p>
       <w:pPr>
-        <w:spacing w:after="0"/>
         <w:rPr>
           <w:b/>
           <w:bCs/>
@@ -22,9 +21,8 @@
       <w:pPr>
         <w:numPr>
           <w:ilvl w:val="0"/>
-          <w:numId w:val="27"/>
+          <w:numId w:val="35"/>
         </w:numPr>
-        <w:spacing w:after="0"/>
         <w:rPr>
           <w:b/>
           <w:bCs/>
@@ -42,9 +40,8 @@
       <w:pPr>
         <w:numPr>
           <w:ilvl w:val="0"/>
-          <w:numId w:val="27"/>
+          <w:numId w:val="35"/>
         </w:numPr>
-        <w:spacing w:after="0"/>
         <w:rPr>
           <w:b/>
           <w:bCs/>
@@ -55,16 +52,15 @@
           <w:b/>
           <w:bCs/>
         </w:rPr>
-        <w:t>New Details to Add:</w:t>
+        <w:t xml:space="preserve">Acceptance Criteria: </w:t>
       </w:r>
     </w:p>
     <w:p>
       <w:pPr>
         <w:numPr>
           <w:ilvl w:val="1"/>
-          <w:numId w:val="27"/>
+          <w:numId w:val="35"/>
         </w:numPr>
-        <w:spacing w:after="0"/>
         <w:rPr>
           <w:b/>
           <w:bCs/>
@@ -82,9 +78,8 @@
       <w:pPr>
         <w:numPr>
           <w:ilvl w:val="1"/>
-          <w:numId w:val="27"/>
+          <w:numId w:val="35"/>
         </w:numPr>
-        <w:spacing w:after="0"/>
         <w:rPr>
           <w:b/>
           <w:bCs/>
@@ -102,9 +97,8 @@
       <w:pPr>
         <w:numPr>
           <w:ilvl w:val="1"/>
-          <w:numId w:val="27"/>
+          <w:numId w:val="35"/>
         </w:numPr>
-        <w:spacing w:after="0"/>
         <w:rPr>
           <w:b/>
           <w:bCs/>
@@ -122,9 +116,8 @@
       <w:pPr>
         <w:numPr>
           <w:ilvl w:val="1"/>
-          <w:numId w:val="27"/>
+          <w:numId w:val="35"/>
         </w:numPr>
-        <w:spacing w:after="0"/>
         <w:rPr>
           <w:b/>
           <w:bCs/>
@@ -142,9 +135,8 @@
       <w:pPr>
         <w:numPr>
           <w:ilvl w:val="1"/>
-          <w:numId w:val="27"/>
+          <w:numId w:val="35"/>
         </w:numPr>
-        <w:spacing w:after="0"/>
         <w:rPr>
           <w:b/>
           <w:bCs/>
@@ -162,9 +154,8 @@
       <w:pPr>
         <w:numPr>
           <w:ilvl w:val="0"/>
-          <w:numId w:val="27"/>
+          <w:numId w:val="35"/>
         </w:numPr>
-        <w:spacing w:after="0"/>
         <w:rPr>
           <w:b/>
           <w:bCs/>
@@ -180,17 +171,23 @@
     </w:p>
     <w:p>
       <w:pPr>
-        <w:spacing w:after="0"/>
+        <w:rPr>
+          <w:b/>
+          <w:bCs/>
+        </w:rPr>
       </w:pPr>
       <w:r>
-        <w:pict w14:anchorId="514F244F">
-          <v:rect id="_x0000_i1026" style="width:0;height:1.5pt" o:hralign="center" o:hrstd="t" o:hr="t" fillcolor="#a0a0a0" stroked="f"/>
+        <w:rPr>
+          <w:b/>
+          <w:bCs/>
+        </w:rPr>
+        <w:pict w14:anchorId="1820BC31">
+          <v:rect id="_x0000_i1103" style="width:0;height:1.5pt" o:hralign="center" o:hrstd="t" o:hr="t" fillcolor="#a0a0a0" stroked="f"/>
         </w:pict>
       </w:r>
     </w:p>
     <w:p>
       <w:pPr>
-        <w:spacing w:after="0"/>
         <w:rPr>
           <w:b/>
           <w:bCs/>
@@ -208,9 +205,8 @@
       <w:pPr>
         <w:numPr>
           <w:ilvl w:val="0"/>
-          <w:numId w:val="28"/>
+          <w:numId w:val="36"/>
         </w:numPr>
-        <w:spacing w:after="0"/>
         <w:rPr>
           <w:b/>
           <w:bCs/>
@@ -228,9 +224,8 @@
       <w:pPr>
         <w:numPr>
           <w:ilvl w:val="0"/>
-          <w:numId w:val="28"/>
+          <w:numId w:val="36"/>
         </w:numPr>
-        <w:spacing w:after="0"/>
         <w:rPr>
           <w:b/>
           <w:bCs/>
@@ -241,16 +236,15 @@
           <w:b/>
           <w:bCs/>
         </w:rPr>
-        <w:t>New Details to Add:</w:t>
+        <w:t xml:space="preserve">Acceptance Criteria: </w:t>
       </w:r>
     </w:p>
     <w:p>
       <w:pPr>
         <w:numPr>
           <w:ilvl w:val="1"/>
-          <w:numId w:val="28"/>
+          <w:numId w:val="36"/>
         </w:numPr>
-        <w:spacing w:after="0"/>
         <w:rPr>
           <w:b/>
           <w:bCs/>
@@ -268,9 +262,8 @@
       <w:pPr>
         <w:numPr>
           <w:ilvl w:val="1"/>
-          <w:numId w:val="28"/>
+          <w:numId w:val="36"/>
         </w:numPr>
-        <w:spacing w:after="0"/>
         <w:rPr>
           <w:b/>
           <w:bCs/>
@@ -288,9 +281,8 @@
       <w:pPr>
         <w:numPr>
           <w:ilvl w:val="1"/>
-          <w:numId w:val="28"/>
+          <w:numId w:val="36"/>
         </w:numPr>
-        <w:spacing w:after="0"/>
         <w:rPr>
           <w:b/>
           <w:bCs/>
@@ -308,9 +300,8 @@
       <w:pPr>
         <w:numPr>
           <w:ilvl w:val="1"/>
-          <w:numId w:val="28"/>
+          <w:numId w:val="36"/>
         </w:numPr>
-        <w:spacing w:after="0"/>
         <w:rPr>
           <w:b/>
           <w:bCs/>
@@ -328,9 +319,8 @@
       <w:pPr>
         <w:numPr>
           <w:ilvl w:val="1"/>
-          <w:numId w:val="28"/>
+          <w:numId w:val="36"/>
         </w:numPr>
-        <w:spacing w:after="0"/>
         <w:rPr>
           <w:b/>
           <w:bCs/>
@@ -348,9 +338,8 @@
       <w:pPr>
         <w:numPr>
           <w:ilvl w:val="0"/>
-          <w:numId w:val="28"/>
+          <w:numId w:val="36"/>
         </w:numPr>
-        <w:spacing w:after="0"/>
         <w:rPr>
           <w:b/>
           <w:bCs/>
@@ -366,17 +355,31 @@
     </w:p>
     <w:p>
       <w:pPr>
-        <w:spacing w:after="0"/>
+        <w:rPr>
+          <w:b/>
+          <w:bCs/>
+        </w:rPr>
       </w:pPr>
       <w:r>
-        <w:pict w14:anchorId="7ADC8E29">
-          <v:rect id="_x0000_i1027" style="width:0;height:1.5pt" o:hralign="center" o:bullet="t" o:hrstd="t" o:hr="t" fillcolor="#a0a0a0" stroked="f"/>
+        <w:rPr>
+          <w:b/>
+          <w:bCs/>
+        </w:rPr>
+        <w:pict w14:anchorId="3AE0546E">
+          <v:rect id="_x0000_i1104" style="width:0;height:1.5pt" o:hralign="center" o:hrstd="t" o:hr="t" fillcolor="#a0a0a0" stroked="f"/>
         </w:pict>
       </w:r>
     </w:p>
     <w:p>
       <w:pPr>
-        <w:spacing w:after="0"/>
+        <w:rPr>
+          <w:b/>
+          <w:bCs/>
+        </w:rPr>
+      </w:pPr>
+    </w:p>
+    <w:p>
+      <w:pPr>
         <w:rPr>
           <w:b/>
           <w:bCs/>
@@ -387,6 +390,7 @@
           <w:b/>
           <w:bCs/>
         </w:rPr>
+        <w:lastRenderedPageBreak/>
         <w:t>CRS-FR-03: Product Display</w:t>
       </w:r>
     </w:p>
@@ -394,9 +398,8 @@
       <w:pPr>
         <w:numPr>
           <w:ilvl w:val="0"/>
-          <w:numId w:val="29"/>
+          <w:numId w:val="37"/>
         </w:numPr>
-        <w:spacing w:after="0"/>
         <w:rPr>
           <w:b/>
           <w:bCs/>
@@ -407,16 +410,15 @@
           <w:b/>
           <w:bCs/>
         </w:rPr>
-        <w:t>Statement: The system shall display products with Name, Photo, Description, Price, Add to cart Button, Order Quantity, and Availability in Stock.</w:t>
+        <w:t>Statement: The system shall display products with Name, Photo, Description, Price, Add to Cart Button, Order Quantity, and Availability in Stock.</w:t>
       </w:r>
     </w:p>
     <w:p>
       <w:pPr>
         <w:numPr>
           <w:ilvl w:val="0"/>
-          <w:numId w:val="29"/>
+          <w:numId w:val="37"/>
         </w:numPr>
-        <w:spacing w:after="0"/>
         <w:rPr>
           <w:b/>
           <w:bCs/>
@@ -427,16 +429,15 @@
           <w:b/>
           <w:bCs/>
         </w:rPr>
-        <w:t>New Details to Add:</w:t>
+        <w:t xml:space="preserve">Acceptance Criteria: </w:t>
       </w:r>
     </w:p>
     <w:p>
       <w:pPr>
         <w:numPr>
           <w:ilvl w:val="1"/>
-          <w:numId w:val="29"/>
+          <w:numId w:val="37"/>
         </w:numPr>
-        <w:spacing w:after="0"/>
         <w:rPr>
           <w:b/>
           <w:bCs/>
@@ -454,9 +455,8 @@
       <w:pPr>
         <w:numPr>
           <w:ilvl w:val="1"/>
-          <w:numId w:val="29"/>
+          <w:numId w:val="37"/>
         </w:numPr>
-        <w:spacing w:after="0"/>
         <w:rPr>
           <w:b/>
           <w:bCs/>
@@ -474,9 +474,8 @@
       <w:pPr>
         <w:numPr>
           <w:ilvl w:val="1"/>
-          <w:numId w:val="29"/>
+          <w:numId w:val="37"/>
         </w:numPr>
-        <w:spacing w:after="0"/>
         <w:rPr>
           <w:b/>
           <w:bCs/>
@@ -494,9 +493,8 @@
       <w:pPr>
         <w:numPr>
           <w:ilvl w:val="1"/>
-          <w:numId w:val="29"/>
+          <w:numId w:val="37"/>
         </w:numPr>
-        <w:spacing w:after="0"/>
         <w:rPr>
           <w:b/>
           <w:bCs/>
@@ -514,9 +512,8 @@
       <w:pPr>
         <w:numPr>
           <w:ilvl w:val="1"/>
-          <w:numId w:val="29"/>
+          <w:numId w:val="37"/>
         </w:numPr>
-        <w:spacing w:after="0"/>
         <w:rPr>
           <w:b/>
           <w:bCs/>
@@ -534,9 +531,8 @@
       <w:pPr>
         <w:numPr>
           <w:ilvl w:val="1"/>
-          <w:numId w:val="29"/>
+          <w:numId w:val="37"/>
         </w:numPr>
-        <w:spacing w:after="0"/>
         <w:rPr>
           <w:b/>
           <w:bCs/>
@@ -547,7 +543,6 @@
           <w:b/>
           <w:bCs/>
         </w:rPr>
-        <w:lastRenderedPageBreak/>
         <w:t>Unauthenticated users must see an error: "Please login to add items to cart".</w:t>
       </w:r>
     </w:p>
@@ -555,9 +550,8 @@
       <w:pPr>
         <w:numPr>
           <w:ilvl w:val="0"/>
-          <w:numId w:val="29"/>
+          <w:numId w:val="37"/>
         </w:numPr>
-        <w:spacing w:after="0"/>
         <w:rPr>
           <w:b/>
           <w:bCs/>
@@ -568,26 +562,28 @@
           <w:b/>
           <w:bCs/>
         </w:rPr>
-        <w:t>Source: SIQ_Product_01.</w:t>
+        <w:t>Source: SIQ_Product_01, SIQ_Product_02, SIQ_Product_03, SIQ_Product_04, SIQ_Product_05, SIQ_Product_06.</w:t>
       </w:r>
     </w:p>
     <w:p>
       <w:pPr>
-        <w:spacing w:after="0"/>
         <w:rPr>
           <w:b/>
           <w:bCs/>
         </w:rPr>
       </w:pPr>
       <w:r>
-        <w:pict w14:anchorId="1F6C9221">
-          <v:rect id="_x0000_i1036" style="width:0;height:1.5pt" o:hralign="center" o:bullet="t" o:hrstd="t" o:hr="t" fillcolor="#a0a0a0" stroked="f"/>
+        <w:rPr>
+          <w:b/>
+          <w:bCs/>
+        </w:rPr>
+        <w:pict w14:anchorId="4B13D561">
+          <v:rect id="_x0000_i1105" style="width:0;height:1.5pt" o:hralign="center" o:hrstd="t" o:hr="t" fillcolor="#a0a0a0" stroked="f"/>
         </w:pict>
       </w:r>
     </w:p>
     <w:p>
       <w:pPr>
-        <w:spacing w:after="0"/>
         <w:rPr>
           <w:b/>
           <w:bCs/>
@@ -605,9 +601,8 @@
       <w:pPr>
         <w:numPr>
           <w:ilvl w:val="0"/>
-          <w:numId w:val="30"/>
+          <w:numId w:val="38"/>
         </w:numPr>
-        <w:spacing w:after="0"/>
         <w:rPr>
           <w:b/>
           <w:bCs/>
@@ -625,9 +620,8 @@
       <w:pPr>
         <w:numPr>
           <w:ilvl w:val="0"/>
-          <w:numId w:val="30"/>
+          <w:numId w:val="38"/>
         </w:numPr>
-        <w:spacing w:after="0"/>
         <w:rPr>
           <w:b/>
           <w:bCs/>
@@ -638,16 +632,15 @@
           <w:b/>
           <w:bCs/>
         </w:rPr>
-        <w:t>New Details to Add:</w:t>
+        <w:t xml:space="preserve">Acceptance Criteria: </w:t>
       </w:r>
     </w:p>
     <w:p>
       <w:pPr>
         <w:numPr>
           <w:ilvl w:val="1"/>
-          <w:numId w:val="30"/>
+          <w:numId w:val="38"/>
         </w:numPr>
-        <w:spacing w:after="0"/>
         <w:rPr>
           <w:b/>
           <w:bCs/>
@@ -665,9 +658,8 @@
       <w:pPr>
         <w:numPr>
           <w:ilvl w:val="1"/>
-          <w:numId w:val="30"/>
+          <w:numId w:val="38"/>
         </w:numPr>
-        <w:spacing w:after="0"/>
         <w:rPr>
           <w:b/>
           <w:bCs/>
@@ -685,9 +677,8 @@
       <w:pPr>
         <w:numPr>
           <w:ilvl w:val="1"/>
-          <w:numId w:val="30"/>
+          <w:numId w:val="38"/>
         </w:numPr>
-        <w:spacing w:after="0"/>
         <w:rPr>
           <w:b/>
           <w:bCs/>
@@ -705,9 +696,8 @@
       <w:pPr>
         <w:numPr>
           <w:ilvl w:val="0"/>
-          <w:numId w:val="30"/>
+          <w:numId w:val="38"/>
         </w:numPr>
-        <w:spacing w:after="0"/>
         <w:rPr>
           <w:b/>
           <w:bCs/>
@@ -718,22 +708,36 @@
           <w:b/>
           <w:bCs/>
         </w:rPr>
-        <w:t>Source: SIQ_Cart_01.</w:t>
+        <w:t>Source: SIQ_Cart_01, SIQ_Cart_02, SIQ_Cart_03, SIQ_Cart_04, SIQ_Cart_05, SIQ_Cart_06, SIQ_Cart_07, SIQ_Cart_08.</w:t>
       </w:r>
     </w:p>
     <w:p>
       <w:pPr>
-        <w:spacing w:after="0"/>
+        <w:rPr>
+          <w:b/>
+          <w:bCs/>
+        </w:rPr>
       </w:pPr>
       <w:r>
-        <w:pict w14:anchorId="73657374">
-          <v:rect id="_x0000_i1029" style="width:0;height:1.5pt" o:hralign="center" o:hrstd="t" o:hr="t" fillcolor="#a0a0a0" stroked="f"/>
+        <w:rPr>
+          <w:b/>
+          <w:bCs/>
+        </w:rPr>
+        <w:pict w14:anchorId="52EDC6C6">
+          <v:rect id="_x0000_i1106" style="width:0;height:1.5pt" o:hralign="center" o:hrstd="t" o:hr="t" fillcolor="#a0a0a0" stroked="f"/>
         </w:pict>
       </w:r>
     </w:p>
     <w:p>
       <w:pPr>
-        <w:spacing w:after="0"/>
+        <w:rPr>
+          <w:b/>
+          <w:bCs/>
+        </w:rPr>
+      </w:pPr>
+    </w:p>
+    <w:p>
+      <w:pPr>
         <w:rPr>
           <w:b/>
           <w:bCs/>
@@ -744,6 +748,7 @@
           <w:b/>
           <w:bCs/>
         </w:rPr>
+        <w:lastRenderedPageBreak/>
         <w:t>CRS-FR-05: Checkout</w:t>
       </w:r>
     </w:p>
@@ -751,9 +756,8 @@
       <w:pPr>
         <w:numPr>
           <w:ilvl w:val="0"/>
-          <w:numId w:val="31"/>
+          <w:numId w:val="39"/>
         </w:numPr>
-        <w:spacing w:after="0"/>
         <w:rPr>
           <w:b/>
           <w:bCs/>
@@ -771,9 +775,8 @@
       <w:pPr>
         <w:numPr>
           <w:ilvl w:val="0"/>
-          <w:numId w:val="31"/>
+          <w:numId w:val="39"/>
         </w:numPr>
-        <w:spacing w:after="0"/>
         <w:rPr>
           <w:b/>
           <w:bCs/>
@@ -784,16 +787,15 @@
           <w:b/>
           <w:bCs/>
         </w:rPr>
-        <w:t>New Details to Add:</w:t>
+        <w:t xml:space="preserve">Acceptance Criteria: </w:t>
       </w:r>
     </w:p>
     <w:p>
       <w:pPr>
         <w:numPr>
           <w:ilvl w:val="1"/>
-          <w:numId w:val="31"/>
+          <w:numId w:val="39"/>
         </w:numPr>
-        <w:spacing w:after="0"/>
         <w:rPr>
           <w:b/>
           <w:bCs/>
@@ -811,9 +813,8 @@
       <w:pPr>
         <w:numPr>
           <w:ilvl w:val="1"/>
-          <w:numId w:val="31"/>
+          <w:numId w:val="39"/>
         </w:numPr>
-        <w:spacing w:after="0"/>
         <w:rPr>
           <w:b/>
           <w:bCs/>
@@ -831,9 +832,8 @@
       <w:pPr>
         <w:numPr>
           <w:ilvl w:val="1"/>
-          <w:numId w:val="31"/>
+          <w:numId w:val="39"/>
         </w:numPr>
-        <w:spacing w:after="0"/>
         <w:rPr>
           <w:b/>
           <w:bCs/>
@@ -851,9 +851,8 @@
       <w:pPr>
         <w:numPr>
           <w:ilvl w:val="1"/>
-          <w:numId w:val="31"/>
+          <w:numId w:val="39"/>
         </w:numPr>
-        <w:spacing w:after="0"/>
         <w:rPr>
           <w:b/>
           <w:bCs/>
@@ -871,9 +870,8 @@
       <w:pPr>
         <w:numPr>
           <w:ilvl w:val="0"/>
-          <w:numId w:val="31"/>
+          <w:numId w:val="39"/>
         </w:numPr>
-        <w:spacing w:after="0"/>
         <w:rPr>
           <w:b/>
           <w:bCs/>
@@ -884,22 +882,28 @@
           <w:b/>
           <w:bCs/>
         </w:rPr>
-        <w:t>Source: SIQ_checkout_01, SIQ_Checkout_02.</w:t>
+        <w:t>Source: SIQ_Checkout_01, SIQ_Checkout_02, SIQ_Checkout_03, SIQ_Checkout_04, SIQ_Checkout_05.</w:t>
       </w:r>
     </w:p>
     <w:p>
       <w:pPr>
-        <w:spacing w:after="0"/>
+        <w:rPr>
+          <w:b/>
+          <w:bCs/>
+        </w:rPr>
       </w:pPr>
       <w:r>
-        <w:pict w14:anchorId="367E3104">
-          <v:rect id="_x0000_i1030" style="width:0;height:1.5pt" o:hralign="center" o:hrstd="t" o:hr="t" fillcolor="#a0a0a0" stroked="f"/>
+        <w:rPr>
+          <w:b/>
+          <w:bCs/>
+        </w:rPr>
+        <w:pict w14:anchorId="06EF8049">
+          <v:rect id="_x0000_i1107" style="width:0;height:1.5pt" o:hralign="center" o:hrstd="t" o:hr="t" fillcolor="#a0a0a0" stroked="f"/>
         </w:pict>
       </w:r>
     </w:p>
     <w:p>
       <w:pPr>
-        <w:spacing w:after="0"/>
         <w:rPr>
           <w:b/>
           <w:bCs/>
@@ -917,9 +921,8 @@
       <w:pPr>
         <w:numPr>
           <w:ilvl w:val="0"/>
-          <w:numId w:val="32"/>
+          <w:numId w:val="40"/>
         </w:numPr>
-        <w:spacing w:after="0"/>
         <w:rPr>
           <w:b/>
           <w:bCs/>
@@ -937,9 +940,8 @@
       <w:pPr>
         <w:numPr>
           <w:ilvl w:val="0"/>
-          <w:numId w:val="32"/>
+          <w:numId w:val="40"/>
         </w:numPr>
-        <w:spacing w:after="0"/>
         <w:rPr>
           <w:b/>
           <w:bCs/>
@@ -950,16 +952,15 @@
           <w:b/>
           <w:bCs/>
         </w:rPr>
-        <w:t>New Details to Add:</w:t>
+        <w:t xml:space="preserve">Acceptance Criteria: </w:t>
       </w:r>
     </w:p>
     <w:p>
       <w:pPr>
         <w:numPr>
           <w:ilvl w:val="1"/>
-          <w:numId w:val="32"/>
+          <w:numId w:val="40"/>
         </w:numPr>
-        <w:spacing w:after="0"/>
         <w:rPr>
           <w:b/>
           <w:bCs/>
@@ -977,9 +978,8 @@
       <w:pPr>
         <w:numPr>
           <w:ilvl w:val="1"/>
-          <w:numId w:val="32"/>
+          <w:numId w:val="40"/>
         </w:numPr>
-        <w:spacing w:after="0"/>
         <w:rPr>
           <w:b/>
           <w:bCs/>
@@ -997,9 +997,8 @@
       <w:pPr>
         <w:numPr>
           <w:ilvl w:val="1"/>
-          <w:numId w:val="32"/>
+          <w:numId w:val="40"/>
         </w:numPr>
-        <w:spacing w:after="0"/>
         <w:rPr>
           <w:b/>
           <w:bCs/>
@@ -1017,9 +1016,8 @@
       <w:pPr>
         <w:numPr>
           <w:ilvl w:val="1"/>
-          <w:numId w:val="32"/>
+          <w:numId w:val="40"/>
         </w:numPr>
-        <w:spacing w:after="0"/>
         <w:rPr>
           <w:b/>
           <w:bCs/>
@@ -1037,9 +1035,8 @@
       <w:pPr>
         <w:numPr>
           <w:ilvl w:val="0"/>
-          <w:numId w:val="32"/>
+          <w:numId w:val="40"/>
         </w:numPr>
-        <w:spacing w:after="0"/>
         <w:rPr>
           <w:b/>
           <w:bCs/>
@@ -1055,23 +1052,66 @@
     </w:p>
     <w:p>
       <w:pPr>
-        <w:spacing w:after="0"/>
         <w:rPr>
           <w:b/>
           <w:bCs/>
         </w:rPr>
       </w:pPr>
       <w:r>
-        <w:lastRenderedPageBreak/>
-        <w:pict w14:anchorId="141605F2">
-          <v:rect id="_x0000_i1040" style="width:0;height:1.5pt" o:hralign="center" o:hrstd="t" o:hr="t" fillcolor="#a0a0a0" stroked="f"/>
+        <w:rPr>
+          <w:b/>
+          <w:bCs/>
+        </w:rPr>
+        <w:pict w14:anchorId="2D1928A4">
+          <v:rect id="_x0000_i1108" style="width:0;height:1.5pt" o:hralign="center" o:hrstd="t" o:hr="t" fillcolor="#a0a0a0" stroked="f"/>
         </w:pict>
       </w:r>
+    </w:p>
+    <w:p>
+      <w:pPr>
+        <w:rPr>
+          <w:b/>
+          <w:bCs/>
+        </w:rPr>
+      </w:pPr>
+    </w:p>
+    <w:p>
+      <w:pPr>
+        <w:rPr>
+          <w:b/>
+          <w:bCs/>
+        </w:rPr>
+      </w:pPr>
+    </w:p>
+    <w:p>
+      <w:pPr>
+        <w:rPr>
+          <w:b/>
+          <w:bCs/>
+        </w:rPr>
+      </w:pPr>
+    </w:p>
+    <w:p>
+      <w:pPr>
+        <w:rPr>
+          <w:b/>
+          <w:bCs/>
+        </w:rPr>
+      </w:pPr>
+    </w:p>
+    <w:p>
+      <w:pPr>
+        <w:rPr>
+          <w:b/>
+          <w:bCs/>
+        </w:rPr>
+      </w:pPr>
       <w:r>
         <w:rPr>
           <w:b/>
           <w:bCs/>
         </w:rPr>
+        <w:lastRenderedPageBreak/>
         <w:t>CRS-FR-07: Supplier Management</w:t>
       </w:r>
     </w:p>
@@ -1079,9 +1119,8 @@
       <w:pPr>
         <w:numPr>
           <w:ilvl w:val="0"/>
-          <w:numId w:val="33"/>
+          <w:numId w:val="41"/>
         </w:numPr>
-        <w:spacing w:after="0"/>
         <w:rPr>
           <w:b/>
           <w:bCs/>
@@ -1099,9 +1138,8 @@
       <w:pPr>
         <w:numPr>
           <w:ilvl w:val="0"/>
-          <w:numId w:val="33"/>
+          <w:numId w:val="41"/>
         </w:numPr>
-        <w:spacing w:after="0"/>
         <w:rPr>
           <w:b/>
           <w:bCs/>
@@ -1112,16 +1150,15 @@
           <w:b/>
           <w:bCs/>
         </w:rPr>
-        <w:t>New Details to Add:</w:t>
+        <w:t xml:space="preserve">Acceptance Criteria: </w:t>
       </w:r>
     </w:p>
     <w:p>
       <w:pPr>
         <w:numPr>
           <w:ilvl w:val="1"/>
-          <w:numId w:val="33"/>
+          <w:numId w:val="41"/>
         </w:numPr>
-        <w:spacing w:after="0"/>
         <w:rPr>
           <w:b/>
           <w:bCs/>
@@ -1139,9 +1176,8 @@
       <w:pPr>
         <w:numPr>
           <w:ilvl w:val="1"/>
-          <w:numId w:val="33"/>
+          <w:numId w:val="41"/>
         </w:numPr>
-        <w:spacing w:after="0"/>
         <w:rPr>
           <w:b/>
           <w:bCs/>
@@ -1159,9 +1195,8 @@
       <w:pPr>
         <w:numPr>
           <w:ilvl w:val="1"/>
-          <w:numId w:val="33"/>
+          <w:numId w:val="41"/>
         </w:numPr>
-        <w:spacing w:after="0"/>
         <w:rPr>
           <w:b/>
           <w:bCs/>
@@ -1179,9 +1214,8 @@
       <w:pPr>
         <w:numPr>
           <w:ilvl w:val="1"/>
-          <w:numId w:val="33"/>
+          <w:numId w:val="41"/>
         </w:numPr>
-        <w:spacing w:after="0"/>
         <w:rPr>
           <w:b/>
           <w:bCs/>
@@ -1199,9 +1233,8 @@
       <w:pPr>
         <w:numPr>
           <w:ilvl w:val="0"/>
-          <w:numId w:val="33"/>
+          <w:numId w:val="41"/>
         </w:numPr>
-        <w:spacing w:after="0"/>
         <w:rPr>
           <w:b/>
           <w:bCs/>
@@ -1217,17 +1250,23 @@
     </w:p>
     <w:p>
       <w:pPr>
-        <w:spacing w:after="0"/>
+        <w:rPr>
+          <w:b/>
+          <w:bCs/>
+        </w:rPr>
       </w:pPr>
       <w:r>
-        <w:pict w14:anchorId="6AE78854">
-          <v:rect id="_x0000_i1042" style="width:0;height:1.5pt" o:hralign="center" o:hrstd="t" o:hr="t" fillcolor="#a0a0a0" stroked="f"/>
+        <w:rPr>
+          <w:b/>
+          <w:bCs/>
+        </w:rPr>
+        <w:pict w14:anchorId="3938F74B">
+          <v:rect id="_x0000_i1109" style="width:0;height:1.5pt" o:hralign="center" o:hrstd="t" o:hr="t" fillcolor="#a0a0a0" stroked="f"/>
         </w:pict>
       </w:r>
     </w:p>
     <w:p>
       <w:pPr>
-        <w:spacing w:after="0"/>
         <w:rPr>
           <w:b/>
           <w:bCs/>
@@ -1238,16 +1277,15 @@
           <w:b/>
           <w:bCs/>
         </w:rPr>
-        <w:t>CRS-FR-08: User Profile (New Section)</w:t>
+        <w:t>CRS-FR-08: User Profile</w:t>
       </w:r>
     </w:p>
     <w:p>
       <w:pPr>
         <w:numPr>
           <w:ilvl w:val="0"/>
-          <w:numId w:val="34"/>
+          <w:numId w:val="42"/>
         </w:numPr>
-        <w:spacing w:after="0"/>
         <w:rPr>
           <w:b/>
           <w:bCs/>
@@ -1265,9 +1303,8 @@
       <w:pPr>
         <w:numPr>
           <w:ilvl w:val="0"/>
-          <w:numId w:val="34"/>
+          <w:numId w:val="42"/>
         </w:numPr>
-        <w:spacing w:after="0"/>
         <w:rPr>
           <w:b/>
           <w:bCs/>
@@ -1278,16 +1315,15 @@
           <w:b/>
           <w:bCs/>
         </w:rPr>
-        <w:t>Details:</w:t>
+        <w:t xml:space="preserve">Acceptance Criteria: </w:t>
       </w:r>
     </w:p>
     <w:p>
       <w:pPr>
         <w:numPr>
           <w:ilvl w:val="1"/>
-          <w:numId w:val="34"/>
+          <w:numId w:val="42"/>
         </w:numPr>
-        <w:spacing w:after="0"/>
         <w:rPr>
           <w:b/>
           <w:bCs/>
@@ -1305,9 +1341,8 @@
       <w:pPr>
         <w:numPr>
           <w:ilvl w:val="1"/>
-          <w:numId w:val="34"/>
+          <w:numId w:val="42"/>
         </w:numPr>
-        <w:spacing w:after="0"/>
         <w:rPr>
           <w:b/>
           <w:bCs/>
@@ -1325,9 +1360,8 @@
       <w:pPr>
         <w:numPr>
           <w:ilvl w:val="1"/>
-          <w:numId w:val="34"/>
+          <w:numId w:val="42"/>
         </w:numPr>
-        <w:spacing w:after="0"/>
         <w:rPr>
           <w:b/>
           <w:bCs/>
@@ -1345,9 +1379,8 @@
       <w:pPr>
         <w:numPr>
           <w:ilvl w:val="0"/>
-          <w:numId w:val="34"/>
+          <w:numId w:val="42"/>
         </w:numPr>
-        <w:spacing w:after="0"/>
         <w:rPr>
           <w:b/>
           <w:bCs/>
@@ -1361,15 +1394,7 @@
         <w:t>Source: SRS-FN-Profile-001, SRS-FN-Profile-002.</w:t>
       </w:r>
     </w:p>
-    <w:p>
-      <w:pPr>
-        <w:spacing w:after="0"/>
-        <w:rPr>
-          <w:b/>
-          <w:bCs/>
-        </w:rPr>
-      </w:pPr>
-    </w:p>
+    <w:p/>
     <w:sectPr>
       <w:pgSz w:w="12240" w:h="15840"/>
       <w:pgMar w:top="1440" w:right="1440" w:bottom="1440" w:left="1440" w:header="720" w:footer="720" w:gutter="0"/>
@@ -1384,7 +1409,7 @@
 <w:numbering xmlns:wpc="http://schemas.microsoft.com/office/word/2010/wordprocessingCanvas" xmlns:cx="http://schemas.microsoft.com/office/drawing/2014/chartex" xmlns:cx1="http://schemas.microsoft.com/office/drawing/2015/9/8/chartex" xmlns:cx2="http://schemas.microsoft.com/office/drawing/2015/10/21/chartex" xmlns:cx3="http://schemas.microsoft.com/office/drawing/2016/5/9/chartex" xmlns:cx4="http://schemas.microsoft.com/office/drawing/2016/5/10/chartex" xmlns:cx5="http://schemas.microsoft.com/office/drawing/2016/5/11/chartex" xmlns:cx6="http://schemas.microsoft.com/office/drawing/2016/5/12/chartex" xmlns:cx7="http://schemas.microsoft.com/office/drawing/2016/5/13/chartex" xmlns:cx8="http://schemas.microsoft.com/office/drawing/2016/5/14/chartex" xmlns:mc="http://schemas.openxmlformats.org/markup-compatibility/2006" xmlns:aink="http://schemas.microsoft.com/office/drawing/2016/ink" xmlns:am3d="http://schemas.microsoft.com/office/drawing/2017/model3d" xmlns:o="urn:schemas-microsoft-com:office:office" xmlns:oel="http://schemas.microsoft.com/office/2019/extlst" xmlns:r="http://schemas.openxmlformats.org/officeDocument/2006/relationships" xmlns:m="http://schemas.openxmlformats.org/officeDocument/2006/math" xmlns:v="urn:schemas-microsoft-com:vml" xmlns:wp14="http://schemas.microsoft.com/office/word/2010/wordprocessingDrawing" xmlns:wp="http://schemas.openxmlformats.org/drawingml/2006/wordprocessingDrawing" xmlns:w10="urn:schemas-microsoft-com:office:word" xmlns:w="http://schemas.openxmlformats.org/wordprocessingml/2006/main" xmlns:w14="http://schemas.microsoft.com/office/word/2010/wordml" xmlns:w15="http://schemas.microsoft.com/office/word/2012/wordml" xmlns:w16cex="http://schemas.microsoft.com/office/word/2018/wordml/cex" xmlns:w16cid="http://schemas.microsoft.com/office/word/2016/wordml/cid" xmlns:w16="http://schemas.microsoft.com/office/word/2018/wordml" xmlns:w16du="http://schemas.microsoft.com/office/word/2023/wordml/word16du" xmlns:w16sdtdh="http://schemas.microsoft.com/office/word/2020/wordml/sdtdatahash" xmlns:w16sdtfl="http://schemas.microsoft.com/office/word/2024/wordml/sdtformatlock" xmlns:w16se="http://schemas.microsoft.com/office/word/2015/wordml/symex" xmlns:wpg="http://schemas.microsoft.com/office/word/2010/wordprocessingGroup" xmlns:wpi="http://schemas.microsoft.com/office/word/2010/wordprocessingInk" xmlns:wne="http://schemas.microsoft.com/office/word/2006/wordml" xmlns:wps="http://schemas.microsoft.com/office/word/2010/wordprocessingShape" mc:Ignorable="w14 w15 w16se w16cid w16 w16cex w16sdtdh w16sdtfl w16du wp14">
   <w:numPicBullet w:numPicBulletId="0">
     <w:pict>
-      <v:rect id="_x0000_i1072" style="width:0;height:1.5pt" o:hralign="center" o:bullet="t" o:hrstd="t" o:hr="t" fillcolor="#a0a0a0" stroked="f"/>
+      <v:rect id="_x0000_i1044" style="width:0;height:1.5pt" o:hralign="center" o:bullet="t" o:hrstd="t" o:hr="t" fillcolor="#a0a0a0" stroked="f"/>
     </w:pict>
   </w:numPicBullet>
   <w:abstractNum w:abstractNumId="0" w15:restartNumberingAfterBreak="0">
@@ -1686,6 +1711,155 @@
     </w:lvl>
   </w:abstractNum>
   <w:abstractNum w:abstractNumId="2" w15:restartNumberingAfterBreak="0">
+    <w:nsid w:val="05AA6E4E"/>
+    <w:multiLevelType w:val="multilevel"/>
+    <w:tmpl w:val="E7F40BA6"/>
+    <w:lvl w:ilvl="0">
+      <w:start w:val="1"/>
+      <w:numFmt w:val="bullet"/>
+      <w:lvlText w:val=""/>
+      <w:lvlJc w:val="left"/>
+      <w:pPr>
+        <w:tabs>
+          <w:tab w:val="num" w:pos="720"/>
+        </w:tabs>
+        <w:ind w:left="720" w:hanging="360"/>
+      </w:pPr>
+      <w:rPr>
+        <w:rFonts w:ascii="Symbol" w:hAnsi="Symbol" w:hint="default"/>
+        <w:sz w:val="20"/>
+      </w:rPr>
+    </w:lvl>
+    <w:lvl w:ilvl="1">
+      <w:start w:val="1"/>
+      <w:numFmt w:val="bullet"/>
+      <w:lvlText w:val="o"/>
+      <w:lvlJc w:val="left"/>
+      <w:pPr>
+        <w:tabs>
+          <w:tab w:val="num" w:pos="1440"/>
+        </w:tabs>
+        <w:ind w:left="1440" w:hanging="360"/>
+      </w:pPr>
+      <w:rPr>
+        <w:rFonts w:ascii="Courier New" w:hAnsi="Courier New" w:hint="default"/>
+        <w:sz w:val="20"/>
+      </w:rPr>
+    </w:lvl>
+    <w:lvl w:ilvl="2" w:tentative="1">
+      <w:start w:val="1"/>
+      <w:numFmt w:val="bullet"/>
+      <w:lvlText w:val=""/>
+      <w:lvlJc w:val="left"/>
+      <w:pPr>
+        <w:tabs>
+          <w:tab w:val="num" w:pos="2160"/>
+        </w:tabs>
+        <w:ind w:left="2160" w:hanging="360"/>
+      </w:pPr>
+      <w:rPr>
+        <w:rFonts w:ascii="Wingdings" w:hAnsi="Wingdings" w:hint="default"/>
+        <w:sz w:val="20"/>
+      </w:rPr>
+    </w:lvl>
+    <w:lvl w:ilvl="3" w:tentative="1">
+      <w:start w:val="1"/>
+      <w:numFmt w:val="bullet"/>
+      <w:lvlText w:val=""/>
+      <w:lvlJc w:val="left"/>
+      <w:pPr>
+        <w:tabs>
+          <w:tab w:val="num" w:pos="2880"/>
+        </w:tabs>
+        <w:ind w:left="2880" w:hanging="360"/>
+      </w:pPr>
+      <w:rPr>
+        <w:rFonts w:ascii="Wingdings" w:hAnsi="Wingdings" w:hint="default"/>
+        <w:sz w:val="20"/>
+      </w:rPr>
+    </w:lvl>
+    <w:lvl w:ilvl="4" w:tentative="1">
+      <w:start w:val="1"/>
+      <w:numFmt w:val="bullet"/>
+      <w:lvlText w:val=""/>
+      <w:lvlJc w:val="left"/>
+      <w:pPr>
+        <w:tabs>
+          <w:tab w:val="num" w:pos="3600"/>
+        </w:tabs>
+        <w:ind w:left="3600" w:hanging="360"/>
+      </w:pPr>
+      <w:rPr>
+        <w:rFonts w:ascii="Wingdings" w:hAnsi="Wingdings" w:hint="default"/>
+        <w:sz w:val="20"/>
+      </w:rPr>
+    </w:lvl>
+    <w:lvl w:ilvl="5" w:tentative="1">
+      <w:start w:val="1"/>
+      <w:numFmt w:val="bullet"/>
+      <w:lvlText w:val=""/>
+      <w:lvlJc w:val="left"/>
+      <w:pPr>
+        <w:tabs>
+          <w:tab w:val="num" w:pos="4320"/>
+        </w:tabs>
+        <w:ind w:left="4320" w:hanging="360"/>
+      </w:pPr>
+      <w:rPr>
+        <w:rFonts w:ascii="Wingdings" w:hAnsi="Wingdings" w:hint="default"/>
+        <w:sz w:val="20"/>
+      </w:rPr>
+    </w:lvl>
+    <w:lvl w:ilvl="6" w:tentative="1">
+      <w:start w:val="1"/>
+      <w:numFmt w:val="bullet"/>
+      <w:lvlText w:val=""/>
+      <w:lvlJc w:val="left"/>
+      <w:pPr>
+        <w:tabs>
+          <w:tab w:val="num" w:pos="5040"/>
+        </w:tabs>
+        <w:ind w:left="5040" w:hanging="360"/>
+      </w:pPr>
+      <w:rPr>
+        <w:rFonts w:ascii="Wingdings" w:hAnsi="Wingdings" w:hint="default"/>
+        <w:sz w:val="20"/>
+      </w:rPr>
+    </w:lvl>
+    <w:lvl w:ilvl="7" w:tentative="1">
+      <w:start w:val="1"/>
+      <w:numFmt w:val="bullet"/>
+      <w:lvlText w:val=""/>
+      <w:lvlJc w:val="left"/>
+      <w:pPr>
+        <w:tabs>
+          <w:tab w:val="num" w:pos="5760"/>
+        </w:tabs>
+        <w:ind w:left="5760" w:hanging="360"/>
+      </w:pPr>
+      <w:rPr>
+        <w:rFonts w:ascii="Wingdings" w:hAnsi="Wingdings" w:hint="default"/>
+        <w:sz w:val="20"/>
+      </w:rPr>
+    </w:lvl>
+    <w:lvl w:ilvl="8" w:tentative="1">
+      <w:start w:val="1"/>
+      <w:numFmt w:val="bullet"/>
+      <w:lvlText w:val=""/>
+      <w:lvlJc w:val="left"/>
+      <w:pPr>
+        <w:tabs>
+          <w:tab w:val="num" w:pos="6480"/>
+        </w:tabs>
+        <w:ind w:left="6480" w:hanging="360"/>
+      </w:pPr>
+      <w:rPr>
+        <w:rFonts w:ascii="Wingdings" w:hAnsi="Wingdings" w:hint="default"/>
+        <w:sz w:val="20"/>
+      </w:rPr>
+    </w:lvl>
+  </w:abstractNum>
+  <w:abstractNum w:abstractNumId="3" w15:restartNumberingAfterBreak="0">
     <w:nsid w:val="0D9255C5"/>
     <w:multiLevelType w:val="multilevel"/>
     <w:tmpl w:val="38E8771A"/>
@@ -1834,7 +2008,156 @@
       </w:rPr>
     </w:lvl>
   </w:abstractNum>
-  <w:abstractNum w:abstractNumId="3" w15:restartNumberingAfterBreak="0">
+  <w:abstractNum w:abstractNumId="4" w15:restartNumberingAfterBreak="0">
+    <w:nsid w:val="0E185A2D"/>
+    <w:multiLevelType w:val="multilevel"/>
+    <w:tmpl w:val="88906BD0"/>
+    <w:lvl w:ilvl="0">
+      <w:start w:val="1"/>
+      <w:numFmt w:val="bullet"/>
+      <w:lvlText w:val=""/>
+      <w:lvlJc w:val="left"/>
+      <w:pPr>
+        <w:tabs>
+          <w:tab w:val="num" w:pos="720"/>
+        </w:tabs>
+        <w:ind w:left="720" w:hanging="360"/>
+      </w:pPr>
+      <w:rPr>
+        <w:rFonts w:ascii="Symbol" w:hAnsi="Symbol" w:hint="default"/>
+        <w:sz w:val="20"/>
+      </w:rPr>
+    </w:lvl>
+    <w:lvl w:ilvl="1">
+      <w:start w:val="1"/>
+      <w:numFmt w:val="bullet"/>
+      <w:lvlText w:val="o"/>
+      <w:lvlJc w:val="left"/>
+      <w:pPr>
+        <w:tabs>
+          <w:tab w:val="num" w:pos="1440"/>
+        </w:tabs>
+        <w:ind w:left="1440" w:hanging="360"/>
+      </w:pPr>
+      <w:rPr>
+        <w:rFonts w:ascii="Courier New" w:hAnsi="Courier New" w:hint="default"/>
+        <w:sz w:val="20"/>
+      </w:rPr>
+    </w:lvl>
+    <w:lvl w:ilvl="2" w:tentative="1">
+      <w:start w:val="1"/>
+      <w:numFmt w:val="bullet"/>
+      <w:lvlText w:val=""/>
+      <w:lvlJc w:val="left"/>
+      <w:pPr>
+        <w:tabs>
+          <w:tab w:val="num" w:pos="2160"/>
+        </w:tabs>
+        <w:ind w:left="2160" w:hanging="360"/>
+      </w:pPr>
+      <w:rPr>
+        <w:rFonts w:ascii="Wingdings" w:hAnsi="Wingdings" w:hint="default"/>
+        <w:sz w:val="20"/>
+      </w:rPr>
+    </w:lvl>
+    <w:lvl w:ilvl="3" w:tentative="1">
+      <w:start w:val="1"/>
+      <w:numFmt w:val="bullet"/>
+      <w:lvlText w:val=""/>
+      <w:lvlJc w:val="left"/>
+      <w:pPr>
+        <w:tabs>
+          <w:tab w:val="num" w:pos="2880"/>
+        </w:tabs>
+        <w:ind w:left="2880" w:hanging="360"/>
+      </w:pPr>
+      <w:rPr>
+        <w:rFonts w:ascii="Wingdings" w:hAnsi="Wingdings" w:hint="default"/>
+        <w:sz w:val="20"/>
+      </w:rPr>
+    </w:lvl>
+    <w:lvl w:ilvl="4" w:tentative="1">
+      <w:start w:val="1"/>
+      <w:numFmt w:val="bullet"/>
+      <w:lvlText w:val=""/>
+      <w:lvlJc w:val="left"/>
+      <w:pPr>
+        <w:tabs>
+          <w:tab w:val="num" w:pos="3600"/>
+        </w:tabs>
+        <w:ind w:left="3600" w:hanging="360"/>
+      </w:pPr>
+      <w:rPr>
+        <w:rFonts w:ascii="Wingdings" w:hAnsi="Wingdings" w:hint="default"/>
+        <w:sz w:val="20"/>
+      </w:rPr>
+    </w:lvl>
+    <w:lvl w:ilvl="5" w:tentative="1">
+      <w:start w:val="1"/>
+      <w:numFmt w:val="bullet"/>
+      <w:lvlText w:val=""/>
+      <w:lvlJc w:val="left"/>
+      <w:pPr>
+        <w:tabs>
+          <w:tab w:val="num" w:pos="4320"/>
+        </w:tabs>
+        <w:ind w:left="4320" w:hanging="360"/>
+      </w:pPr>
+      <w:rPr>
+        <w:rFonts w:ascii="Wingdings" w:hAnsi="Wingdings" w:hint="default"/>
+        <w:sz w:val="20"/>
+      </w:rPr>
+    </w:lvl>
+    <w:lvl w:ilvl="6" w:tentative="1">
+      <w:start w:val="1"/>
+      <w:numFmt w:val="bullet"/>
+      <w:lvlText w:val=""/>
+      <w:lvlJc w:val="left"/>
+      <w:pPr>
+        <w:tabs>
+          <w:tab w:val="num" w:pos="5040"/>
+        </w:tabs>
+        <w:ind w:left="5040" w:hanging="360"/>
+      </w:pPr>
+      <w:rPr>
+        <w:rFonts w:ascii="Wingdings" w:hAnsi="Wingdings" w:hint="default"/>
+        <w:sz w:val="20"/>
+      </w:rPr>
+    </w:lvl>
+    <w:lvl w:ilvl="7" w:tentative="1">
+      <w:start w:val="1"/>
+      <w:numFmt w:val="bullet"/>
+      <w:lvlText w:val=""/>
+      <w:lvlJc w:val="left"/>
+      <w:pPr>
+        <w:tabs>
+          <w:tab w:val="num" w:pos="5760"/>
+        </w:tabs>
+        <w:ind w:left="5760" w:hanging="360"/>
+      </w:pPr>
+      <w:rPr>
+        <w:rFonts w:ascii="Wingdings" w:hAnsi="Wingdings" w:hint="default"/>
+        <w:sz w:val="20"/>
+      </w:rPr>
+    </w:lvl>
+    <w:lvl w:ilvl="8" w:tentative="1">
+      <w:start w:val="1"/>
+      <w:numFmt w:val="bullet"/>
+      <w:lvlText w:val=""/>
+      <w:lvlJc w:val="left"/>
+      <w:pPr>
+        <w:tabs>
+          <w:tab w:val="num" w:pos="6480"/>
+        </w:tabs>
+        <w:ind w:left="6480" w:hanging="360"/>
+      </w:pPr>
+      <w:rPr>
+        <w:rFonts w:ascii="Wingdings" w:hAnsi="Wingdings" w:hint="default"/>
+        <w:sz w:val="20"/>
+      </w:rPr>
+    </w:lvl>
+  </w:abstractNum>
+  <w:abstractNum w:abstractNumId="5" w15:restartNumberingAfterBreak="0">
     <w:nsid w:val="0E760743"/>
     <w:multiLevelType w:val="multilevel"/>
     <w:tmpl w:val="877C4A8C"/>
@@ -1983,7 +2306,7 @@
       </w:rPr>
     </w:lvl>
   </w:abstractNum>
-  <w:abstractNum w:abstractNumId="4" w15:restartNumberingAfterBreak="0">
+  <w:abstractNum w:abstractNumId="6" w15:restartNumberingAfterBreak="0">
     <w:nsid w:val="1C216420"/>
     <w:multiLevelType w:val="multilevel"/>
     <w:tmpl w:val="DB34ED72"/>
@@ -2132,7 +2455,7 @@
       </w:rPr>
     </w:lvl>
   </w:abstractNum>
-  <w:abstractNum w:abstractNumId="5" w15:restartNumberingAfterBreak="0">
+  <w:abstractNum w:abstractNumId="7" w15:restartNumberingAfterBreak="0">
     <w:nsid w:val="1F5E13B6"/>
     <w:multiLevelType w:val="multilevel"/>
     <w:tmpl w:val="B9023216"/>
@@ -2281,7 +2604,7 @@
       </w:rPr>
     </w:lvl>
   </w:abstractNum>
-  <w:abstractNum w:abstractNumId="6" w15:restartNumberingAfterBreak="0">
+  <w:abstractNum w:abstractNumId="8" w15:restartNumberingAfterBreak="0">
     <w:nsid w:val="226368A9"/>
     <w:multiLevelType w:val="multilevel"/>
     <w:tmpl w:val="D31ECDE4"/>
@@ -2430,7 +2753,156 @@
       </w:rPr>
     </w:lvl>
   </w:abstractNum>
-  <w:abstractNum w:abstractNumId="7" w15:restartNumberingAfterBreak="0">
+  <w:abstractNum w:abstractNumId="9" w15:restartNumberingAfterBreak="0">
+    <w:nsid w:val="253226D9"/>
+    <w:multiLevelType w:val="multilevel"/>
+    <w:tmpl w:val="23500D46"/>
+    <w:lvl w:ilvl="0">
+      <w:start w:val="1"/>
+      <w:numFmt w:val="bullet"/>
+      <w:lvlText w:val=""/>
+      <w:lvlJc w:val="left"/>
+      <w:pPr>
+        <w:tabs>
+          <w:tab w:val="num" w:pos="720"/>
+        </w:tabs>
+        <w:ind w:left="720" w:hanging="360"/>
+      </w:pPr>
+      <w:rPr>
+        <w:rFonts w:ascii="Symbol" w:hAnsi="Symbol" w:hint="default"/>
+        <w:sz w:val="20"/>
+      </w:rPr>
+    </w:lvl>
+    <w:lvl w:ilvl="1">
+      <w:start w:val="1"/>
+      <w:numFmt w:val="bullet"/>
+      <w:lvlText w:val="o"/>
+      <w:lvlJc w:val="left"/>
+      <w:pPr>
+        <w:tabs>
+          <w:tab w:val="num" w:pos="1440"/>
+        </w:tabs>
+        <w:ind w:left="1440" w:hanging="360"/>
+      </w:pPr>
+      <w:rPr>
+        <w:rFonts w:ascii="Courier New" w:hAnsi="Courier New" w:hint="default"/>
+        <w:sz w:val="20"/>
+      </w:rPr>
+    </w:lvl>
+    <w:lvl w:ilvl="2" w:tentative="1">
+      <w:start w:val="1"/>
+      <w:numFmt w:val="bullet"/>
+      <w:lvlText w:val=""/>
+      <w:lvlJc w:val="left"/>
+      <w:pPr>
+        <w:tabs>
+          <w:tab w:val="num" w:pos="2160"/>
+        </w:tabs>
+        <w:ind w:left="2160" w:hanging="360"/>
+      </w:pPr>
+      <w:rPr>
+        <w:rFonts w:ascii="Wingdings" w:hAnsi="Wingdings" w:hint="default"/>
+        <w:sz w:val="20"/>
+      </w:rPr>
+    </w:lvl>
+    <w:lvl w:ilvl="3" w:tentative="1">
+      <w:start w:val="1"/>
+      <w:numFmt w:val="bullet"/>
+      <w:lvlText w:val=""/>
+      <w:lvlJc w:val="left"/>
+      <w:pPr>
+        <w:tabs>
+          <w:tab w:val="num" w:pos="2880"/>
+        </w:tabs>
+        <w:ind w:left="2880" w:hanging="360"/>
+      </w:pPr>
+      <w:rPr>
+        <w:rFonts w:ascii="Wingdings" w:hAnsi="Wingdings" w:hint="default"/>
+        <w:sz w:val="20"/>
+      </w:rPr>
+    </w:lvl>
+    <w:lvl w:ilvl="4" w:tentative="1">
+      <w:start w:val="1"/>
+      <w:numFmt w:val="bullet"/>
+      <w:lvlText w:val=""/>
+      <w:lvlJc w:val="left"/>
+      <w:pPr>
+        <w:tabs>
+          <w:tab w:val="num" w:pos="3600"/>
+        </w:tabs>
+        <w:ind w:left="3600" w:hanging="360"/>
+      </w:pPr>
+      <w:rPr>
+        <w:rFonts w:ascii="Wingdings" w:hAnsi="Wingdings" w:hint="default"/>
+        <w:sz w:val="20"/>
+      </w:rPr>
+    </w:lvl>
+    <w:lvl w:ilvl="5" w:tentative="1">
+      <w:start w:val="1"/>
+      <w:numFmt w:val="bullet"/>
+      <w:lvlText w:val=""/>
+      <w:lvlJc w:val="left"/>
+      <w:pPr>
+        <w:tabs>
+          <w:tab w:val="num" w:pos="4320"/>
+        </w:tabs>
+        <w:ind w:left="4320" w:hanging="360"/>
+      </w:pPr>
+      <w:rPr>
+        <w:rFonts w:ascii="Wingdings" w:hAnsi="Wingdings" w:hint="default"/>
+        <w:sz w:val="20"/>
+      </w:rPr>
+    </w:lvl>
+    <w:lvl w:ilvl="6" w:tentative="1">
+      <w:start w:val="1"/>
+      <w:numFmt w:val="bullet"/>
+      <w:lvlText w:val=""/>
+      <w:lvlJc w:val="left"/>
+      <w:pPr>
+        <w:tabs>
+          <w:tab w:val="num" w:pos="5040"/>
+        </w:tabs>
+        <w:ind w:left="5040" w:hanging="360"/>
+      </w:pPr>
+      <w:rPr>
+        <w:rFonts w:ascii="Wingdings" w:hAnsi="Wingdings" w:hint="default"/>
+        <w:sz w:val="20"/>
+      </w:rPr>
+    </w:lvl>
+    <w:lvl w:ilvl="7" w:tentative="1">
+      <w:start w:val="1"/>
+      <w:numFmt w:val="bullet"/>
+      <w:lvlText w:val=""/>
+      <w:lvlJc w:val="left"/>
+      <w:pPr>
+        <w:tabs>
+          <w:tab w:val="num" w:pos="5760"/>
+        </w:tabs>
+        <w:ind w:left="5760" w:hanging="360"/>
+      </w:pPr>
+      <w:rPr>
+        <w:rFonts w:ascii="Wingdings" w:hAnsi="Wingdings" w:hint="default"/>
+        <w:sz w:val="20"/>
+      </w:rPr>
+    </w:lvl>
+    <w:lvl w:ilvl="8" w:tentative="1">
+      <w:start w:val="1"/>
+      <w:numFmt w:val="bullet"/>
+      <w:lvlText w:val=""/>
+      <w:lvlJc w:val="left"/>
+      <w:pPr>
+        <w:tabs>
+          <w:tab w:val="num" w:pos="6480"/>
+        </w:tabs>
+        <w:ind w:left="6480" w:hanging="360"/>
+      </w:pPr>
+      <w:rPr>
+        <w:rFonts w:ascii="Wingdings" w:hAnsi="Wingdings" w:hint="default"/>
+        <w:sz w:val="20"/>
+      </w:rPr>
+    </w:lvl>
+  </w:abstractNum>
+  <w:abstractNum w:abstractNumId="10" w15:restartNumberingAfterBreak="0">
     <w:nsid w:val="256B45A8"/>
     <w:multiLevelType w:val="multilevel"/>
     <w:tmpl w:val="FB00BB88"/>
@@ -2579,7 +3051,7 @@
       </w:rPr>
     </w:lvl>
   </w:abstractNum>
-  <w:abstractNum w:abstractNumId="8" w15:restartNumberingAfterBreak="0">
+  <w:abstractNum w:abstractNumId="11" w15:restartNumberingAfterBreak="0">
     <w:nsid w:val="271A50C3"/>
     <w:multiLevelType w:val="multilevel"/>
     <w:tmpl w:val="FB0CA1CA"/>
@@ -2728,7 +3200,156 @@
       </w:rPr>
     </w:lvl>
   </w:abstractNum>
-  <w:abstractNum w:abstractNumId="9" w15:restartNumberingAfterBreak="0">
+  <w:abstractNum w:abstractNumId="12" w15:restartNumberingAfterBreak="0">
+    <w:nsid w:val="2BEB223B"/>
+    <w:multiLevelType w:val="multilevel"/>
+    <w:tmpl w:val="F942161E"/>
+    <w:lvl w:ilvl="0">
+      <w:start w:val="1"/>
+      <w:numFmt w:val="bullet"/>
+      <w:lvlText w:val=""/>
+      <w:lvlJc w:val="left"/>
+      <w:pPr>
+        <w:tabs>
+          <w:tab w:val="num" w:pos="720"/>
+        </w:tabs>
+        <w:ind w:left="720" w:hanging="360"/>
+      </w:pPr>
+      <w:rPr>
+        <w:rFonts w:ascii="Symbol" w:hAnsi="Symbol" w:hint="default"/>
+        <w:sz w:val="20"/>
+      </w:rPr>
+    </w:lvl>
+    <w:lvl w:ilvl="1">
+      <w:start w:val="1"/>
+      <w:numFmt w:val="bullet"/>
+      <w:lvlText w:val="o"/>
+      <w:lvlJc w:val="left"/>
+      <w:pPr>
+        <w:tabs>
+          <w:tab w:val="num" w:pos="1440"/>
+        </w:tabs>
+        <w:ind w:left="1440" w:hanging="360"/>
+      </w:pPr>
+      <w:rPr>
+        <w:rFonts w:ascii="Courier New" w:hAnsi="Courier New" w:hint="default"/>
+        <w:sz w:val="20"/>
+      </w:rPr>
+    </w:lvl>
+    <w:lvl w:ilvl="2" w:tentative="1">
+      <w:start w:val="1"/>
+      <w:numFmt w:val="bullet"/>
+      <w:lvlText w:val=""/>
+      <w:lvlJc w:val="left"/>
+      <w:pPr>
+        <w:tabs>
+          <w:tab w:val="num" w:pos="2160"/>
+        </w:tabs>
+        <w:ind w:left="2160" w:hanging="360"/>
+      </w:pPr>
+      <w:rPr>
+        <w:rFonts w:ascii="Wingdings" w:hAnsi="Wingdings" w:hint="default"/>
+        <w:sz w:val="20"/>
+      </w:rPr>
+    </w:lvl>
+    <w:lvl w:ilvl="3" w:tentative="1">
+      <w:start w:val="1"/>
+      <w:numFmt w:val="bullet"/>
+      <w:lvlText w:val=""/>
+      <w:lvlJc w:val="left"/>
+      <w:pPr>
+        <w:tabs>
+          <w:tab w:val="num" w:pos="2880"/>
+        </w:tabs>
+        <w:ind w:left="2880" w:hanging="360"/>
+      </w:pPr>
+      <w:rPr>
+        <w:rFonts w:ascii="Wingdings" w:hAnsi="Wingdings" w:hint="default"/>
+        <w:sz w:val="20"/>
+      </w:rPr>
+    </w:lvl>
+    <w:lvl w:ilvl="4" w:tentative="1">
+      <w:start w:val="1"/>
+      <w:numFmt w:val="bullet"/>
+      <w:lvlText w:val=""/>
+      <w:lvlJc w:val="left"/>
+      <w:pPr>
+        <w:tabs>
+          <w:tab w:val="num" w:pos="3600"/>
+        </w:tabs>
+        <w:ind w:left="3600" w:hanging="360"/>
+      </w:pPr>
+      <w:rPr>
+        <w:rFonts w:ascii="Wingdings" w:hAnsi="Wingdings" w:hint="default"/>
+        <w:sz w:val="20"/>
+      </w:rPr>
+    </w:lvl>
+    <w:lvl w:ilvl="5" w:tentative="1">
+      <w:start w:val="1"/>
+      <w:numFmt w:val="bullet"/>
+      <w:lvlText w:val=""/>
+      <w:lvlJc w:val="left"/>
+      <w:pPr>
+        <w:tabs>
+          <w:tab w:val="num" w:pos="4320"/>
+        </w:tabs>
+        <w:ind w:left="4320" w:hanging="360"/>
+      </w:pPr>
+      <w:rPr>
+        <w:rFonts w:ascii="Wingdings" w:hAnsi="Wingdings" w:hint="default"/>
+        <w:sz w:val="20"/>
+      </w:rPr>
+    </w:lvl>
+    <w:lvl w:ilvl="6" w:tentative="1">
+      <w:start w:val="1"/>
+      <w:numFmt w:val="bullet"/>
+      <w:lvlText w:val=""/>
+      <w:lvlJc w:val="left"/>
+      <w:pPr>
+        <w:tabs>
+          <w:tab w:val="num" w:pos="5040"/>
+        </w:tabs>
+        <w:ind w:left="5040" w:hanging="360"/>
+      </w:pPr>
+      <w:rPr>
+        <w:rFonts w:ascii="Wingdings" w:hAnsi="Wingdings" w:hint="default"/>
+        <w:sz w:val="20"/>
+      </w:rPr>
+    </w:lvl>
+    <w:lvl w:ilvl="7" w:tentative="1">
+      <w:start w:val="1"/>
+      <w:numFmt w:val="bullet"/>
+      <w:lvlText w:val=""/>
+      <w:lvlJc w:val="left"/>
+      <w:pPr>
+        <w:tabs>
+          <w:tab w:val="num" w:pos="5760"/>
+        </w:tabs>
+        <w:ind w:left="5760" w:hanging="360"/>
+      </w:pPr>
+      <w:rPr>
+        <w:rFonts w:ascii="Wingdings" w:hAnsi="Wingdings" w:hint="default"/>
+        <w:sz w:val="20"/>
+      </w:rPr>
+    </w:lvl>
+    <w:lvl w:ilvl="8" w:tentative="1">
+      <w:start w:val="1"/>
+      <w:numFmt w:val="bullet"/>
+      <w:lvlText w:val=""/>
+      <w:lvlJc w:val="left"/>
+      <w:pPr>
+        <w:tabs>
+          <w:tab w:val="num" w:pos="6480"/>
+        </w:tabs>
+        <w:ind w:left="6480" w:hanging="360"/>
+      </w:pPr>
+      <w:rPr>
+        <w:rFonts w:ascii="Wingdings" w:hAnsi="Wingdings" w:hint="default"/>
+        <w:sz w:val="20"/>
+      </w:rPr>
+    </w:lvl>
+  </w:abstractNum>
+  <w:abstractNum w:abstractNumId="13" w15:restartNumberingAfterBreak="0">
     <w:nsid w:val="2DB9439A"/>
     <w:multiLevelType w:val="multilevel"/>
     <w:tmpl w:val="657E04D0"/>
@@ -2877,7 +3498,7 @@
       </w:rPr>
     </w:lvl>
   </w:abstractNum>
-  <w:abstractNum w:abstractNumId="10" w15:restartNumberingAfterBreak="0">
+  <w:abstractNum w:abstractNumId="14" w15:restartNumberingAfterBreak="0">
     <w:nsid w:val="32453FBE"/>
     <w:multiLevelType w:val="multilevel"/>
     <w:tmpl w:val="3B4C1FBA"/>
@@ -3026,7 +3647,7 @@
       </w:rPr>
     </w:lvl>
   </w:abstractNum>
-  <w:abstractNum w:abstractNumId="11" w15:restartNumberingAfterBreak="0">
+  <w:abstractNum w:abstractNumId="15" w15:restartNumberingAfterBreak="0">
     <w:nsid w:val="36342016"/>
     <w:multiLevelType w:val="multilevel"/>
     <w:tmpl w:val="440CF7DE"/>
@@ -3175,7 +3796,7 @@
       </w:rPr>
     </w:lvl>
   </w:abstractNum>
-  <w:abstractNum w:abstractNumId="12" w15:restartNumberingAfterBreak="0">
+  <w:abstractNum w:abstractNumId="16" w15:restartNumberingAfterBreak="0">
     <w:nsid w:val="38EC6DA4"/>
     <w:multiLevelType w:val="multilevel"/>
     <w:tmpl w:val="14A08C06"/>
@@ -3324,7 +3945,7 @@
       </w:rPr>
     </w:lvl>
   </w:abstractNum>
-  <w:abstractNum w:abstractNumId="13" w15:restartNumberingAfterBreak="0">
+  <w:abstractNum w:abstractNumId="17" w15:restartNumberingAfterBreak="0">
     <w:nsid w:val="38FB31C3"/>
     <w:multiLevelType w:val="multilevel"/>
     <w:tmpl w:val="A1E8DF88"/>
@@ -3473,7 +4094,7 @@
       </w:rPr>
     </w:lvl>
   </w:abstractNum>
-  <w:abstractNum w:abstractNumId="14" w15:restartNumberingAfterBreak="0">
+  <w:abstractNum w:abstractNumId="18" w15:restartNumberingAfterBreak="0">
     <w:nsid w:val="3E0E5A7D"/>
     <w:multiLevelType w:val="multilevel"/>
     <w:tmpl w:val="577CCC58"/>
@@ -3622,7 +4243,7 @@
       </w:rPr>
     </w:lvl>
   </w:abstractNum>
-  <w:abstractNum w:abstractNumId="15" w15:restartNumberingAfterBreak="0">
+  <w:abstractNum w:abstractNumId="19" w15:restartNumberingAfterBreak="0">
     <w:nsid w:val="3FF1452E"/>
     <w:multiLevelType w:val="multilevel"/>
     <w:tmpl w:val="7E6EEAA2"/>
@@ -3771,7 +4392,156 @@
       </w:rPr>
     </w:lvl>
   </w:abstractNum>
-  <w:abstractNum w:abstractNumId="16" w15:restartNumberingAfterBreak="0">
+  <w:abstractNum w:abstractNumId="20" w15:restartNumberingAfterBreak="0">
+    <w:nsid w:val="41DB3CE9"/>
+    <w:multiLevelType w:val="multilevel"/>
+    <w:tmpl w:val="E6D4D3DA"/>
+    <w:lvl w:ilvl="0">
+      <w:start w:val="1"/>
+      <w:numFmt w:val="bullet"/>
+      <w:lvlText w:val=""/>
+      <w:lvlJc w:val="left"/>
+      <w:pPr>
+        <w:tabs>
+          <w:tab w:val="num" w:pos="720"/>
+        </w:tabs>
+        <w:ind w:left="720" w:hanging="360"/>
+      </w:pPr>
+      <w:rPr>
+        <w:rFonts w:ascii="Symbol" w:hAnsi="Symbol" w:hint="default"/>
+        <w:sz w:val="20"/>
+      </w:rPr>
+    </w:lvl>
+    <w:lvl w:ilvl="1">
+      <w:start w:val="1"/>
+      <w:numFmt w:val="bullet"/>
+      <w:lvlText w:val="o"/>
+      <w:lvlJc w:val="left"/>
+      <w:pPr>
+        <w:tabs>
+          <w:tab w:val="num" w:pos="1440"/>
+        </w:tabs>
+        <w:ind w:left="1440" w:hanging="360"/>
+      </w:pPr>
+      <w:rPr>
+        <w:rFonts w:ascii="Courier New" w:hAnsi="Courier New" w:hint="default"/>
+        <w:sz w:val="20"/>
+      </w:rPr>
+    </w:lvl>
+    <w:lvl w:ilvl="2" w:tentative="1">
+      <w:start w:val="1"/>
+      <w:numFmt w:val="bullet"/>
+      <w:lvlText w:val=""/>
+      <w:lvlJc w:val="left"/>
+      <w:pPr>
+        <w:tabs>
+          <w:tab w:val="num" w:pos="2160"/>
+        </w:tabs>
+        <w:ind w:left="2160" w:hanging="360"/>
+      </w:pPr>
+      <w:rPr>
+        <w:rFonts w:ascii="Wingdings" w:hAnsi="Wingdings" w:hint="default"/>
+        <w:sz w:val="20"/>
+      </w:rPr>
+    </w:lvl>
+    <w:lvl w:ilvl="3" w:tentative="1">
+      <w:start w:val="1"/>
+      <w:numFmt w:val="bullet"/>
+      <w:lvlText w:val=""/>
+      <w:lvlJc w:val="left"/>
+      <w:pPr>
+        <w:tabs>
+          <w:tab w:val="num" w:pos="2880"/>
+        </w:tabs>
+        <w:ind w:left="2880" w:hanging="360"/>
+      </w:pPr>
+      <w:rPr>
+        <w:rFonts w:ascii="Wingdings" w:hAnsi="Wingdings" w:hint="default"/>
+        <w:sz w:val="20"/>
+      </w:rPr>
+    </w:lvl>
+    <w:lvl w:ilvl="4" w:tentative="1">
+      <w:start w:val="1"/>
+      <w:numFmt w:val="bullet"/>
+      <w:lvlText w:val=""/>
+      <w:lvlJc w:val="left"/>
+      <w:pPr>
+        <w:tabs>
+          <w:tab w:val="num" w:pos="3600"/>
+        </w:tabs>
+        <w:ind w:left="3600" w:hanging="360"/>
+      </w:pPr>
+      <w:rPr>
+        <w:rFonts w:ascii="Wingdings" w:hAnsi="Wingdings" w:hint="default"/>
+        <w:sz w:val="20"/>
+      </w:rPr>
+    </w:lvl>
+    <w:lvl w:ilvl="5" w:tentative="1">
+      <w:start w:val="1"/>
+      <w:numFmt w:val="bullet"/>
+      <w:lvlText w:val=""/>
+      <w:lvlJc w:val="left"/>
+      <w:pPr>
+        <w:tabs>
+          <w:tab w:val="num" w:pos="4320"/>
+        </w:tabs>
+        <w:ind w:left="4320" w:hanging="360"/>
+      </w:pPr>
+      <w:rPr>
+        <w:rFonts w:ascii="Wingdings" w:hAnsi="Wingdings" w:hint="default"/>
+        <w:sz w:val="20"/>
+      </w:rPr>
+    </w:lvl>
+    <w:lvl w:ilvl="6" w:tentative="1">
+      <w:start w:val="1"/>
+      <w:numFmt w:val="bullet"/>
+      <w:lvlText w:val=""/>
+      <w:lvlJc w:val="left"/>
+      <w:pPr>
+        <w:tabs>
+          <w:tab w:val="num" w:pos="5040"/>
+        </w:tabs>
+        <w:ind w:left="5040" w:hanging="360"/>
+      </w:pPr>
+      <w:rPr>
+        <w:rFonts w:ascii="Wingdings" w:hAnsi="Wingdings" w:hint="default"/>
+        <w:sz w:val="20"/>
+      </w:rPr>
+    </w:lvl>
+    <w:lvl w:ilvl="7" w:tentative="1">
+      <w:start w:val="1"/>
+      <w:numFmt w:val="bullet"/>
+      <w:lvlText w:val=""/>
+      <w:lvlJc w:val="left"/>
+      <w:pPr>
+        <w:tabs>
+          <w:tab w:val="num" w:pos="5760"/>
+        </w:tabs>
+        <w:ind w:left="5760" w:hanging="360"/>
+      </w:pPr>
+      <w:rPr>
+        <w:rFonts w:ascii="Wingdings" w:hAnsi="Wingdings" w:hint="default"/>
+        <w:sz w:val="20"/>
+      </w:rPr>
+    </w:lvl>
+    <w:lvl w:ilvl="8" w:tentative="1">
+      <w:start w:val="1"/>
+      <w:numFmt w:val="bullet"/>
+      <w:lvlText w:val=""/>
+      <w:lvlJc w:val="left"/>
+      <w:pPr>
+        <w:tabs>
+          <w:tab w:val="num" w:pos="6480"/>
+        </w:tabs>
+        <w:ind w:left="6480" w:hanging="360"/>
+      </w:pPr>
+      <w:rPr>
+        <w:rFonts w:ascii="Wingdings" w:hAnsi="Wingdings" w:hint="default"/>
+        <w:sz w:val="20"/>
+      </w:rPr>
+    </w:lvl>
+  </w:abstractNum>
+  <w:abstractNum w:abstractNumId="21" w15:restartNumberingAfterBreak="0">
     <w:nsid w:val="453B1877"/>
     <w:multiLevelType w:val="multilevel"/>
     <w:tmpl w:val="64DCD548"/>
@@ -3920,7 +4690,7 @@
       </w:rPr>
     </w:lvl>
   </w:abstractNum>
-  <w:abstractNum w:abstractNumId="17" w15:restartNumberingAfterBreak="0">
+  <w:abstractNum w:abstractNumId="22" w15:restartNumberingAfterBreak="0">
     <w:nsid w:val="4A125AEC"/>
     <w:multiLevelType w:val="hybridMultilevel"/>
     <w:tmpl w:val="12FC8A82"/>
@@ -4009,7 +4779,156 @@
       </w:pPr>
     </w:lvl>
   </w:abstractNum>
-  <w:abstractNum w:abstractNumId="18" w15:restartNumberingAfterBreak="0">
+  <w:abstractNum w:abstractNumId="23" w15:restartNumberingAfterBreak="0">
+    <w:nsid w:val="4A446723"/>
+    <w:multiLevelType w:val="multilevel"/>
+    <w:tmpl w:val="EB8E65BC"/>
+    <w:lvl w:ilvl="0">
+      <w:start w:val="1"/>
+      <w:numFmt w:val="bullet"/>
+      <w:lvlText w:val=""/>
+      <w:lvlJc w:val="left"/>
+      <w:pPr>
+        <w:tabs>
+          <w:tab w:val="num" w:pos="720"/>
+        </w:tabs>
+        <w:ind w:left="720" w:hanging="360"/>
+      </w:pPr>
+      <w:rPr>
+        <w:rFonts w:ascii="Symbol" w:hAnsi="Symbol" w:hint="default"/>
+        <w:sz w:val="20"/>
+      </w:rPr>
+    </w:lvl>
+    <w:lvl w:ilvl="1">
+      <w:start w:val="1"/>
+      <w:numFmt w:val="bullet"/>
+      <w:lvlText w:val="o"/>
+      <w:lvlJc w:val="left"/>
+      <w:pPr>
+        <w:tabs>
+          <w:tab w:val="num" w:pos="1440"/>
+        </w:tabs>
+        <w:ind w:left="1440" w:hanging="360"/>
+      </w:pPr>
+      <w:rPr>
+        <w:rFonts w:ascii="Courier New" w:hAnsi="Courier New" w:hint="default"/>
+        <w:sz w:val="20"/>
+      </w:rPr>
+    </w:lvl>
+    <w:lvl w:ilvl="2" w:tentative="1">
+      <w:start w:val="1"/>
+      <w:numFmt w:val="bullet"/>
+      <w:lvlText w:val=""/>
+      <w:lvlJc w:val="left"/>
+      <w:pPr>
+        <w:tabs>
+          <w:tab w:val="num" w:pos="2160"/>
+        </w:tabs>
+        <w:ind w:left="2160" w:hanging="360"/>
+      </w:pPr>
+      <w:rPr>
+        <w:rFonts w:ascii="Wingdings" w:hAnsi="Wingdings" w:hint="default"/>
+        <w:sz w:val="20"/>
+      </w:rPr>
+    </w:lvl>
+    <w:lvl w:ilvl="3" w:tentative="1">
+      <w:start w:val="1"/>
+      <w:numFmt w:val="bullet"/>
+      <w:lvlText w:val=""/>
+      <w:lvlJc w:val="left"/>
+      <w:pPr>
+        <w:tabs>
+          <w:tab w:val="num" w:pos="2880"/>
+        </w:tabs>
+        <w:ind w:left="2880" w:hanging="360"/>
+      </w:pPr>
+      <w:rPr>
+        <w:rFonts w:ascii="Wingdings" w:hAnsi="Wingdings" w:hint="default"/>
+        <w:sz w:val="20"/>
+      </w:rPr>
+    </w:lvl>
+    <w:lvl w:ilvl="4" w:tentative="1">
+      <w:start w:val="1"/>
+      <w:numFmt w:val="bullet"/>
+      <w:lvlText w:val=""/>
+      <w:lvlJc w:val="left"/>
+      <w:pPr>
+        <w:tabs>
+          <w:tab w:val="num" w:pos="3600"/>
+        </w:tabs>
+        <w:ind w:left="3600" w:hanging="360"/>
+      </w:pPr>
+      <w:rPr>
+        <w:rFonts w:ascii="Wingdings" w:hAnsi="Wingdings" w:hint="default"/>
+        <w:sz w:val="20"/>
+      </w:rPr>
+    </w:lvl>
+    <w:lvl w:ilvl="5" w:tentative="1">
+      <w:start w:val="1"/>
+      <w:numFmt w:val="bullet"/>
+      <w:lvlText w:val=""/>
+      <w:lvlJc w:val="left"/>
+      <w:pPr>
+        <w:tabs>
+          <w:tab w:val="num" w:pos="4320"/>
+        </w:tabs>
+        <w:ind w:left="4320" w:hanging="360"/>
+      </w:pPr>
+      <w:rPr>
+        <w:rFonts w:ascii="Wingdings" w:hAnsi="Wingdings" w:hint="default"/>
+        <w:sz w:val="20"/>
+      </w:rPr>
+    </w:lvl>
+    <w:lvl w:ilvl="6" w:tentative="1">
+      <w:start w:val="1"/>
+      <w:numFmt w:val="bullet"/>
+      <w:lvlText w:val=""/>
+      <w:lvlJc w:val="left"/>
+      <w:pPr>
+        <w:tabs>
+          <w:tab w:val="num" w:pos="5040"/>
+        </w:tabs>
+        <w:ind w:left="5040" w:hanging="360"/>
+      </w:pPr>
+      <w:rPr>
+        <w:rFonts w:ascii="Wingdings" w:hAnsi="Wingdings" w:hint="default"/>
+        <w:sz w:val="20"/>
+      </w:rPr>
+    </w:lvl>
+    <w:lvl w:ilvl="7" w:tentative="1">
+      <w:start w:val="1"/>
+      <w:numFmt w:val="bullet"/>
+      <w:lvlText w:val=""/>
+      <w:lvlJc w:val="left"/>
+      <w:pPr>
+        <w:tabs>
+          <w:tab w:val="num" w:pos="5760"/>
+        </w:tabs>
+        <w:ind w:left="5760" w:hanging="360"/>
+      </w:pPr>
+      <w:rPr>
+        <w:rFonts w:ascii="Wingdings" w:hAnsi="Wingdings" w:hint="default"/>
+        <w:sz w:val="20"/>
+      </w:rPr>
+    </w:lvl>
+    <w:lvl w:ilvl="8" w:tentative="1">
+      <w:start w:val="1"/>
+      <w:numFmt w:val="bullet"/>
+      <w:lvlText w:val=""/>
+      <w:lvlJc w:val="left"/>
+      <w:pPr>
+        <w:tabs>
+          <w:tab w:val="num" w:pos="6480"/>
+        </w:tabs>
+        <w:ind w:left="6480" w:hanging="360"/>
+      </w:pPr>
+      <w:rPr>
+        <w:rFonts w:ascii="Wingdings" w:hAnsi="Wingdings" w:hint="default"/>
+        <w:sz w:val="20"/>
+      </w:rPr>
+    </w:lvl>
+  </w:abstractNum>
+  <w:abstractNum w:abstractNumId="24" w15:restartNumberingAfterBreak="0">
     <w:nsid w:val="4E0E2FBA"/>
     <w:multiLevelType w:val="multilevel"/>
     <w:tmpl w:val="3B68754A"/>
@@ -4158,7 +5077,7 @@
       </w:rPr>
     </w:lvl>
   </w:abstractNum>
-  <w:abstractNum w:abstractNumId="19" w15:restartNumberingAfterBreak="0">
+  <w:abstractNum w:abstractNumId="25" w15:restartNumberingAfterBreak="0">
     <w:nsid w:val="501C0BC8"/>
     <w:multiLevelType w:val="hybridMultilevel"/>
     <w:tmpl w:val="48C2AE4C"/>
@@ -4244,7 +5163,7 @@
       </w:pPr>
     </w:lvl>
   </w:abstractNum>
-  <w:abstractNum w:abstractNumId="20" w15:restartNumberingAfterBreak="0">
+  <w:abstractNum w:abstractNumId="26" w15:restartNumberingAfterBreak="0">
     <w:nsid w:val="55027B93"/>
     <w:multiLevelType w:val="hybridMultilevel"/>
     <w:tmpl w:val="1A86F2C6"/>
@@ -4357,7 +5276,7 @@
       </w:rPr>
     </w:lvl>
   </w:abstractNum>
-  <w:abstractNum w:abstractNumId="21" w15:restartNumberingAfterBreak="0">
+  <w:abstractNum w:abstractNumId="27" w15:restartNumberingAfterBreak="0">
     <w:nsid w:val="56537A68"/>
     <w:multiLevelType w:val="multilevel"/>
     <w:tmpl w:val="83FE2AC8"/>
@@ -4506,7 +5425,7 @@
       </w:rPr>
     </w:lvl>
   </w:abstractNum>
-  <w:abstractNum w:abstractNumId="22" w15:restartNumberingAfterBreak="0">
+  <w:abstractNum w:abstractNumId="28" w15:restartNumberingAfterBreak="0">
     <w:nsid w:val="5E0C38CB"/>
     <w:multiLevelType w:val="multilevel"/>
     <w:tmpl w:val="EA30CF9E"/>
@@ -4655,7 +5574,7 @@
       </w:rPr>
     </w:lvl>
   </w:abstractNum>
-  <w:abstractNum w:abstractNumId="23" w15:restartNumberingAfterBreak="0">
+  <w:abstractNum w:abstractNumId="29" w15:restartNumberingAfterBreak="0">
     <w:nsid w:val="5E7C7F69"/>
     <w:multiLevelType w:val="multilevel"/>
     <w:tmpl w:val="5B0655AC"/>
@@ -4804,7 +5723,7 @@
       </w:rPr>
     </w:lvl>
   </w:abstractNum>
-  <w:abstractNum w:abstractNumId="24" w15:restartNumberingAfterBreak="0">
+  <w:abstractNum w:abstractNumId="30" w15:restartNumberingAfterBreak="0">
     <w:nsid w:val="5F6C0A0E"/>
     <w:multiLevelType w:val="hybridMultilevel"/>
     <w:tmpl w:val="73642608"/>
@@ -4893,7 +5812,7 @@
       </w:pPr>
     </w:lvl>
   </w:abstractNum>
-  <w:abstractNum w:abstractNumId="25" w15:restartNumberingAfterBreak="0">
+  <w:abstractNum w:abstractNumId="31" w15:restartNumberingAfterBreak="0">
     <w:nsid w:val="63230E7D"/>
     <w:multiLevelType w:val="multilevel"/>
     <w:tmpl w:val="2A624A7A"/>
@@ -5042,7 +5961,7 @@
       </w:rPr>
     </w:lvl>
   </w:abstractNum>
-  <w:abstractNum w:abstractNumId="26" w15:restartNumberingAfterBreak="0">
+  <w:abstractNum w:abstractNumId="32" w15:restartNumberingAfterBreak="0">
     <w:nsid w:val="639D5CA7"/>
     <w:multiLevelType w:val="hybridMultilevel"/>
     <w:tmpl w:val="BFA827E8"/>
@@ -5131,7 +6050,7 @@
       </w:pPr>
     </w:lvl>
   </w:abstractNum>
-  <w:abstractNum w:abstractNumId="27" w15:restartNumberingAfterBreak="0">
+  <w:abstractNum w:abstractNumId="33" w15:restartNumberingAfterBreak="0">
     <w:nsid w:val="640267F2"/>
     <w:multiLevelType w:val="multilevel"/>
     <w:tmpl w:val="03C620C2"/>
@@ -5280,7 +6199,7 @@
       </w:rPr>
     </w:lvl>
   </w:abstractNum>
-  <w:abstractNum w:abstractNumId="28" w15:restartNumberingAfterBreak="0">
+  <w:abstractNum w:abstractNumId="34" w15:restartNumberingAfterBreak="0">
     <w:nsid w:val="668A169F"/>
     <w:multiLevelType w:val="multilevel"/>
     <w:tmpl w:val="0C4E807C"/>
@@ -5429,7 +6348,7 @@
       </w:rPr>
     </w:lvl>
   </w:abstractNum>
-  <w:abstractNum w:abstractNumId="29" w15:restartNumberingAfterBreak="0">
+  <w:abstractNum w:abstractNumId="35" w15:restartNumberingAfterBreak="0">
     <w:nsid w:val="68A8499B"/>
     <w:multiLevelType w:val="multilevel"/>
     <w:tmpl w:val="FACCF2C2"/>
@@ -5578,7 +6497,7 @@
       </w:rPr>
     </w:lvl>
   </w:abstractNum>
-  <w:abstractNum w:abstractNumId="30" w15:restartNumberingAfterBreak="0">
+  <w:abstractNum w:abstractNumId="36" w15:restartNumberingAfterBreak="0">
     <w:nsid w:val="6D5E0739"/>
     <w:multiLevelType w:val="multilevel"/>
     <w:tmpl w:val="9D8EFACC"/>
@@ -5727,7 +6646,156 @@
       </w:rPr>
     </w:lvl>
   </w:abstractNum>
-  <w:abstractNum w:abstractNumId="31" w15:restartNumberingAfterBreak="0">
+  <w:abstractNum w:abstractNumId="37" w15:restartNumberingAfterBreak="0">
+    <w:nsid w:val="6FD63AAF"/>
+    <w:multiLevelType w:val="multilevel"/>
+    <w:tmpl w:val="18ACFC6A"/>
+    <w:lvl w:ilvl="0">
+      <w:start w:val="1"/>
+      <w:numFmt w:val="bullet"/>
+      <w:lvlText w:val=""/>
+      <w:lvlJc w:val="left"/>
+      <w:pPr>
+        <w:tabs>
+          <w:tab w:val="num" w:pos="720"/>
+        </w:tabs>
+        <w:ind w:left="720" w:hanging="360"/>
+      </w:pPr>
+      <w:rPr>
+        <w:rFonts w:ascii="Symbol" w:hAnsi="Symbol" w:hint="default"/>
+        <w:sz w:val="20"/>
+      </w:rPr>
+    </w:lvl>
+    <w:lvl w:ilvl="1">
+      <w:start w:val="1"/>
+      <w:numFmt w:val="bullet"/>
+      <w:lvlText w:val="o"/>
+      <w:lvlJc w:val="left"/>
+      <w:pPr>
+        <w:tabs>
+          <w:tab w:val="num" w:pos="1440"/>
+        </w:tabs>
+        <w:ind w:left="1440" w:hanging="360"/>
+      </w:pPr>
+      <w:rPr>
+        <w:rFonts w:ascii="Courier New" w:hAnsi="Courier New" w:hint="default"/>
+        <w:sz w:val="20"/>
+      </w:rPr>
+    </w:lvl>
+    <w:lvl w:ilvl="2" w:tentative="1">
+      <w:start w:val="1"/>
+      <w:numFmt w:val="bullet"/>
+      <w:lvlText w:val=""/>
+      <w:lvlJc w:val="left"/>
+      <w:pPr>
+        <w:tabs>
+          <w:tab w:val="num" w:pos="2160"/>
+        </w:tabs>
+        <w:ind w:left="2160" w:hanging="360"/>
+      </w:pPr>
+      <w:rPr>
+        <w:rFonts w:ascii="Wingdings" w:hAnsi="Wingdings" w:hint="default"/>
+        <w:sz w:val="20"/>
+      </w:rPr>
+    </w:lvl>
+    <w:lvl w:ilvl="3" w:tentative="1">
+      <w:start w:val="1"/>
+      <w:numFmt w:val="bullet"/>
+      <w:lvlText w:val=""/>
+      <w:lvlJc w:val="left"/>
+      <w:pPr>
+        <w:tabs>
+          <w:tab w:val="num" w:pos="2880"/>
+        </w:tabs>
+        <w:ind w:left="2880" w:hanging="360"/>
+      </w:pPr>
+      <w:rPr>
+        <w:rFonts w:ascii="Wingdings" w:hAnsi="Wingdings" w:hint="default"/>
+        <w:sz w:val="20"/>
+      </w:rPr>
+    </w:lvl>
+    <w:lvl w:ilvl="4" w:tentative="1">
+      <w:start w:val="1"/>
+      <w:numFmt w:val="bullet"/>
+      <w:lvlText w:val=""/>
+      <w:lvlJc w:val="left"/>
+      <w:pPr>
+        <w:tabs>
+          <w:tab w:val="num" w:pos="3600"/>
+        </w:tabs>
+        <w:ind w:left="3600" w:hanging="360"/>
+      </w:pPr>
+      <w:rPr>
+        <w:rFonts w:ascii="Wingdings" w:hAnsi="Wingdings" w:hint="default"/>
+        <w:sz w:val="20"/>
+      </w:rPr>
+    </w:lvl>
+    <w:lvl w:ilvl="5" w:tentative="1">
+      <w:start w:val="1"/>
+      <w:numFmt w:val="bullet"/>
+      <w:lvlText w:val=""/>
+      <w:lvlJc w:val="left"/>
+      <w:pPr>
+        <w:tabs>
+          <w:tab w:val="num" w:pos="4320"/>
+        </w:tabs>
+        <w:ind w:left="4320" w:hanging="360"/>
+      </w:pPr>
+      <w:rPr>
+        <w:rFonts w:ascii="Wingdings" w:hAnsi="Wingdings" w:hint="default"/>
+        <w:sz w:val="20"/>
+      </w:rPr>
+    </w:lvl>
+    <w:lvl w:ilvl="6" w:tentative="1">
+      <w:start w:val="1"/>
+      <w:numFmt w:val="bullet"/>
+      <w:lvlText w:val=""/>
+      <w:lvlJc w:val="left"/>
+      <w:pPr>
+        <w:tabs>
+          <w:tab w:val="num" w:pos="5040"/>
+        </w:tabs>
+        <w:ind w:left="5040" w:hanging="360"/>
+      </w:pPr>
+      <w:rPr>
+        <w:rFonts w:ascii="Wingdings" w:hAnsi="Wingdings" w:hint="default"/>
+        <w:sz w:val="20"/>
+      </w:rPr>
+    </w:lvl>
+    <w:lvl w:ilvl="7" w:tentative="1">
+      <w:start w:val="1"/>
+      <w:numFmt w:val="bullet"/>
+      <w:lvlText w:val=""/>
+      <w:lvlJc w:val="left"/>
+      <w:pPr>
+        <w:tabs>
+          <w:tab w:val="num" w:pos="5760"/>
+        </w:tabs>
+        <w:ind w:left="5760" w:hanging="360"/>
+      </w:pPr>
+      <w:rPr>
+        <w:rFonts w:ascii="Wingdings" w:hAnsi="Wingdings" w:hint="default"/>
+        <w:sz w:val="20"/>
+      </w:rPr>
+    </w:lvl>
+    <w:lvl w:ilvl="8" w:tentative="1">
+      <w:start w:val="1"/>
+      <w:numFmt w:val="bullet"/>
+      <w:lvlText w:val=""/>
+      <w:lvlJc w:val="left"/>
+      <w:pPr>
+        <w:tabs>
+          <w:tab w:val="num" w:pos="6480"/>
+        </w:tabs>
+        <w:ind w:left="6480" w:hanging="360"/>
+      </w:pPr>
+      <w:rPr>
+        <w:rFonts w:ascii="Wingdings" w:hAnsi="Wingdings" w:hint="default"/>
+        <w:sz w:val="20"/>
+      </w:rPr>
+    </w:lvl>
+  </w:abstractNum>
+  <w:abstractNum w:abstractNumId="38" w15:restartNumberingAfterBreak="0">
     <w:nsid w:val="6FDE59D8"/>
     <w:multiLevelType w:val="multilevel"/>
     <w:tmpl w:val="E29C3E9E"/>
@@ -5876,7 +6944,7 @@
       </w:rPr>
     </w:lvl>
   </w:abstractNum>
-  <w:abstractNum w:abstractNumId="32" w15:restartNumberingAfterBreak="0">
+  <w:abstractNum w:abstractNumId="39" w15:restartNumberingAfterBreak="0">
     <w:nsid w:val="729F13A6"/>
     <w:multiLevelType w:val="multilevel"/>
     <w:tmpl w:val="1772BE56"/>
@@ -6025,7 +7093,156 @@
       </w:rPr>
     </w:lvl>
   </w:abstractNum>
-  <w:abstractNum w:abstractNumId="33" w15:restartNumberingAfterBreak="0">
+  <w:abstractNum w:abstractNumId="40" w15:restartNumberingAfterBreak="0">
+    <w:nsid w:val="72F90F6D"/>
+    <w:multiLevelType w:val="multilevel"/>
+    <w:tmpl w:val="FCF634EA"/>
+    <w:lvl w:ilvl="0">
+      <w:start w:val="1"/>
+      <w:numFmt w:val="bullet"/>
+      <w:lvlText w:val=""/>
+      <w:lvlJc w:val="left"/>
+      <w:pPr>
+        <w:tabs>
+          <w:tab w:val="num" w:pos="720"/>
+        </w:tabs>
+        <w:ind w:left="720" w:hanging="360"/>
+      </w:pPr>
+      <w:rPr>
+        <w:rFonts w:ascii="Symbol" w:hAnsi="Symbol" w:hint="default"/>
+        <w:sz w:val="20"/>
+      </w:rPr>
+    </w:lvl>
+    <w:lvl w:ilvl="1">
+      <w:start w:val="1"/>
+      <w:numFmt w:val="bullet"/>
+      <w:lvlText w:val="o"/>
+      <w:lvlJc w:val="left"/>
+      <w:pPr>
+        <w:tabs>
+          <w:tab w:val="num" w:pos="1440"/>
+        </w:tabs>
+        <w:ind w:left="1440" w:hanging="360"/>
+      </w:pPr>
+      <w:rPr>
+        <w:rFonts w:ascii="Courier New" w:hAnsi="Courier New" w:hint="default"/>
+        <w:sz w:val="20"/>
+      </w:rPr>
+    </w:lvl>
+    <w:lvl w:ilvl="2" w:tentative="1">
+      <w:start w:val="1"/>
+      <w:numFmt w:val="bullet"/>
+      <w:lvlText w:val=""/>
+      <w:lvlJc w:val="left"/>
+      <w:pPr>
+        <w:tabs>
+          <w:tab w:val="num" w:pos="2160"/>
+        </w:tabs>
+        <w:ind w:left="2160" w:hanging="360"/>
+      </w:pPr>
+      <w:rPr>
+        <w:rFonts w:ascii="Wingdings" w:hAnsi="Wingdings" w:hint="default"/>
+        <w:sz w:val="20"/>
+      </w:rPr>
+    </w:lvl>
+    <w:lvl w:ilvl="3" w:tentative="1">
+      <w:start w:val="1"/>
+      <w:numFmt w:val="bullet"/>
+      <w:lvlText w:val=""/>
+      <w:lvlJc w:val="left"/>
+      <w:pPr>
+        <w:tabs>
+          <w:tab w:val="num" w:pos="2880"/>
+        </w:tabs>
+        <w:ind w:left="2880" w:hanging="360"/>
+      </w:pPr>
+      <w:rPr>
+        <w:rFonts w:ascii="Wingdings" w:hAnsi="Wingdings" w:hint="default"/>
+        <w:sz w:val="20"/>
+      </w:rPr>
+    </w:lvl>
+    <w:lvl w:ilvl="4" w:tentative="1">
+      <w:start w:val="1"/>
+      <w:numFmt w:val="bullet"/>
+      <w:lvlText w:val=""/>
+      <w:lvlJc w:val="left"/>
+      <w:pPr>
+        <w:tabs>
+          <w:tab w:val="num" w:pos="3600"/>
+        </w:tabs>
+        <w:ind w:left="3600" w:hanging="360"/>
+      </w:pPr>
+      <w:rPr>
+        <w:rFonts w:ascii="Wingdings" w:hAnsi="Wingdings" w:hint="default"/>
+        <w:sz w:val="20"/>
+      </w:rPr>
+    </w:lvl>
+    <w:lvl w:ilvl="5" w:tentative="1">
+      <w:start w:val="1"/>
+      <w:numFmt w:val="bullet"/>
+      <w:lvlText w:val=""/>
+      <w:lvlJc w:val="left"/>
+      <w:pPr>
+        <w:tabs>
+          <w:tab w:val="num" w:pos="4320"/>
+        </w:tabs>
+        <w:ind w:left="4320" w:hanging="360"/>
+      </w:pPr>
+      <w:rPr>
+        <w:rFonts w:ascii="Wingdings" w:hAnsi="Wingdings" w:hint="default"/>
+        <w:sz w:val="20"/>
+      </w:rPr>
+    </w:lvl>
+    <w:lvl w:ilvl="6" w:tentative="1">
+      <w:start w:val="1"/>
+      <w:numFmt w:val="bullet"/>
+      <w:lvlText w:val=""/>
+      <w:lvlJc w:val="left"/>
+      <w:pPr>
+        <w:tabs>
+          <w:tab w:val="num" w:pos="5040"/>
+        </w:tabs>
+        <w:ind w:left="5040" w:hanging="360"/>
+      </w:pPr>
+      <w:rPr>
+        <w:rFonts w:ascii="Wingdings" w:hAnsi="Wingdings" w:hint="default"/>
+        <w:sz w:val="20"/>
+      </w:rPr>
+    </w:lvl>
+    <w:lvl w:ilvl="7" w:tentative="1">
+      <w:start w:val="1"/>
+      <w:numFmt w:val="bullet"/>
+      <w:lvlText w:val=""/>
+      <w:lvlJc w:val="left"/>
+      <w:pPr>
+        <w:tabs>
+          <w:tab w:val="num" w:pos="5760"/>
+        </w:tabs>
+        <w:ind w:left="5760" w:hanging="360"/>
+      </w:pPr>
+      <w:rPr>
+        <w:rFonts w:ascii="Wingdings" w:hAnsi="Wingdings" w:hint="default"/>
+        <w:sz w:val="20"/>
+      </w:rPr>
+    </w:lvl>
+    <w:lvl w:ilvl="8" w:tentative="1">
+      <w:start w:val="1"/>
+      <w:numFmt w:val="bullet"/>
+      <w:lvlText w:val=""/>
+      <w:lvlJc w:val="left"/>
+      <w:pPr>
+        <w:tabs>
+          <w:tab w:val="num" w:pos="6480"/>
+        </w:tabs>
+        <w:ind w:left="6480" w:hanging="360"/>
+      </w:pPr>
+      <w:rPr>
+        <w:rFonts w:ascii="Wingdings" w:hAnsi="Wingdings" w:hint="default"/>
+        <w:sz w:val="20"/>
+      </w:rPr>
+    </w:lvl>
+  </w:abstractNum>
+  <w:abstractNum w:abstractNumId="41" w15:restartNumberingAfterBreak="0">
     <w:nsid w:val="77536F60"/>
     <w:multiLevelType w:val="multilevel"/>
     <w:tmpl w:val="2840967E"/>
@@ -6175,106 +7392,130 @@
     </w:lvl>
   </w:abstractNum>
   <w:num w:numId="1" w16cid:durableId="887111876">
-    <w:abstractNumId w:val="22"/>
+    <w:abstractNumId w:val="28"/>
   </w:num>
   <w:num w:numId="2" w16cid:durableId="1285383682">
-    <w:abstractNumId w:val="21"/>
+    <w:abstractNumId w:val="27"/>
   </w:num>
   <w:num w:numId="3" w16cid:durableId="406537982">
+    <w:abstractNumId w:val="11"/>
+  </w:num>
+  <w:num w:numId="4" w16cid:durableId="811561715">
+    <w:abstractNumId w:val="16"/>
+  </w:num>
+  <w:num w:numId="5" w16cid:durableId="1737044795">
+    <w:abstractNumId w:val="7"/>
+  </w:num>
+  <w:num w:numId="6" w16cid:durableId="1095398183">
+    <w:abstractNumId w:val="3"/>
+  </w:num>
+  <w:num w:numId="7" w16cid:durableId="1485851658">
+    <w:abstractNumId w:val="38"/>
+  </w:num>
+  <w:num w:numId="8" w16cid:durableId="199755443">
+    <w:abstractNumId w:val="29"/>
+  </w:num>
+  <w:num w:numId="9" w16cid:durableId="1397823583">
+    <w:abstractNumId w:val="14"/>
+  </w:num>
+  <w:num w:numId="10" w16cid:durableId="824274097">
     <w:abstractNumId w:val="8"/>
   </w:num>
-  <w:num w:numId="4" w16cid:durableId="811561715">
-    <w:abstractNumId w:val="12"/>
-  </w:num>
-  <w:num w:numId="5" w16cid:durableId="1737044795">
+  <w:num w:numId="11" w16cid:durableId="827404427">
     <w:abstractNumId w:val="5"/>
   </w:num>
-  <w:num w:numId="6" w16cid:durableId="1095398183">
-    <w:abstractNumId w:val="2"/>
-  </w:num>
-  <w:num w:numId="7" w16cid:durableId="1485851658">
-    <w:abstractNumId w:val="31"/>
-  </w:num>
-  <w:num w:numId="8" w16cid:durableId="199755443">
-    <w:abstractNumId w:val="23"/>
-  </w:num>
-  <w:num w:numId="9" w16cid:durableId="1397823583">
-    <w:abstractNumId w:val="10"/>
-  </w:num>
-  <w:num w:numId="10" w16cid:durableId="824274097">
-    <w:abstractNumId w:val="6"/>
-  </w:num>
-  <w:num w:numId="11" w16cid:durableId="827404427">
-    <w:abstractNumId w:val="3"/>
-  </w:num>
   <w:num w:numId="12" w16cid:durableId="1643539996">
-    <w:abstractNumId w:val="33"/>
+    <w:abstractNumId w:val="41"/>
   </w:num>
   <w:num w:numId="13" w16cid:durableId="1151941074">
-    <w:abstractNumId w:val="28"/>
+    <w:abstractNumId w:val="34"/>
   </w:num>
   <w:num w:numId="14" w16cid:durableId="418328750">
-    <w:abstractNumId w:val="30"/>
+    <w:abstractNumId w:val="36"/>
   </w:num>
   <w:num w:numId="15" w16cid:durableId="1767650497">
-    <w:abstractNumId w:val="16"/>
+    <w:abstractNumId w:val="21"/>
   </w:num>
   <w:num w:numId="16" w16cid:durableId="2025398024">
     <w:abstractNumId w:val="0"/>
   </w:num>
   <w:num w:numId="17" w16cid:durableId="1782452805">
-    <w:abstractNumId w:val="4"/>
+    <w:abstractNumId w:val="6"/>
   </w:num>
   <w:num w:numId="18" w16cid:durableId="555896865">
     <w:abstractNumId w:val="1"/>
   </w:num>
   <w:num w:numId="19" w16cid:durableId="69277705">
-    <w:abstractNumId w:val="14"/>
+    <w:abstractNumId w:val="18"/>
   </w:num>
   <w:num w:numId="20" w16cid:durableId="1459178269">
-    <w:abstractNumId w:val="11"/>
+    <w:abstractNumId w:val="15"/>
   </w:num>
   <w:num w:numId="21" w16cid:durableId="2108769286">
-    <w:abstractNumId w:val="27"/>
+    <w:abstractNumId w:val="33"/>
   </w:num>
   <w:num w:numId="22" w16cid:durableId="1774278780">
+    <w:abstractNumId w:val="26"/>
+  </w:num>
+  <w:num w:numId="23" w16cid:durableId="1980452413">
+    <w:abstractNumId w:val="25"/>
+  </w:num>
+  <w:num w:numId="24" w16cid:durableId="672025229">
+    <w:abstractNumId w:val="30"/>
+  </w:num>
+  <w:num w:numId="25" w16cid:durableId="1712802342">
+    <w:abstractNumId w:val="32"/>
+  </w:num>
+  <w:num w:numId="26" w16cid:durableId="861434026">
+    <w:abstractNumId w:val="22"/>
+  </w:num>
+  <w:num w:numId="27" w16cid:durableId="1858233893">
+    <w:abstractNumId w:val="17"/>
+  </w:num>
+  <w:num w:numId="28" w16cid:durableId="769089233">
+    <w:abstractNumId w:val="39"/>
+  </w:num>
+  <w:num w:numId="29" w16cid:durableId="1534343119">
+    <w:abstractNumId w:val="31"/>
+  </w:num>
+  <w:num w:numId="30" w16cid:durableId="2110153556">
+    <w:abstractNumId w:val="19"/>
+  </w:num>
+  <w:num w:numId="31" w16cid:durableId="2130858589">
+    <w:abstractNumId w:val="24"/>
+  </w:num>
+  <w:num w:numId="32" w16cid:durableId="1961060334">
+    <w:abstractNumId w:val="13"/>
+  </w:num>
+  <w:num w:numId="33" w16cid:durableId="1949969773">
+    <w:abstractNumId w:val="10"/>
+  </w:num>
+  <w:num w:numId="34" w16cid:durableId="1513685840">
+    <w:abstractNumId w:val="35"/>
+  </w:num>
+  <w:num w:numId="35" w16cid:durableId="51344105">
     <w:abstractNumId w:val="20"/>
   </w:num>
-  <w:num w:numId="23" w16cid:durableId="1980452413">
-    <w:abstractNumId w:val="19"/>
-  </w:num>
-  <w:num w:numId="24" w16cid:durableId="672025229">
-    <w:abstractNumId w:val="24"/>
-  </w:num>
-  <w:num w:numId="25" w16cid:durableId="1712802342">
-    <w:abstractNumId w:val="26"/>
-  </w:num>
-  <w:num w:numId="26" w16cid:durableId="861434026">
-    <w:abstractNumId w:val="17"/>
-  </w:num>
-  <w:num w:numId="27" w16cid:durableId="1858233893">
-    <w:abstractNumId w:val="13"/>
-  </w:num>
-  <w:num w:numId="28" w16cid:durableId="769089233">
-    <w:abstractNumId w:val="32"/>
-  </w:num>
-  <w:num w:numId="29" w16cid:durableId="1534343119">
-    <w:abstractNumId w:val="25"/>
-  </w:num>
-  <w:num w:numId="30" w16cid:durableId="2110153556">
-    <w:abstractNumId w:val="15"/>
-  </w:num>
-  <w:num w:numId="31" w16cid:durableId="2130858589">
-    <w:abstractNumId w:val="18"/>
-  </w:num>
-  <w:num w:numId="32" w16cid:durableId="1961060334">
+  <w:num w:numId="36" w16cid:durableId="1414205842">
     <w:abstractNumId w:val="9"/>
   </w:num>
-  <w:num w:numId="33" w16cid:durableId="1949969773">
-    <w:abstractNumId w:val="7"/>
+  <w:num w:numId="37" w16cid:durableId="1026099970">
+    <w:abstractNumId w:val="23"/>
   </w:num>
-  <w:num w:numId="34" w16cid:durableId="1513685840">
-    <w:abstractNumId w:val="29"/>
+  <w:num w:numId="38" w16cid:durableId="612058159">
+    <w:abstractNumId w:val="40"/>
+  </w:num>
+  <w:num w:numId="39" w16cid:durableId="1429079569">
+    <w:abstractNumId w:val="4"/>
+  </w:num>
+  <w:num w:numId="40" w16cid:durableId="30227463">
+    <w:abstractNumId w:val="37"/>
+  </w:num>
+  <w:num w:numId="41" w16cid:durableId="1780027979">
+    <w:abstractNumId w:val="12"/>
+  </w:num>
+  <w:num w:numId="42" w16cid:durableId="324556604">
+    <w:abstractNumId w:val="2"/>
   </w:num>
 </w:numbering>
 </file>
